--- a/docs/documentacion_oficial/Matriz_Trazabilidad_Custodio_RAT_Manager_v1.13.docx
+++ b/docs/documentacion_oficial/Matriz_Trazabilidad_Custodio_RAT_Manager_v1.13.docx
@@ -2,46 +2,258 @@
 <file path=word/document.xml><?xml version="1.0" encoding="utf-8"?>
 <w:document xmlns:wpc="http://schemas.microsoft.com/office/word/2010/wordprocessingCanvas" xmlns:mo="http://schemas.microsoft.com/office/mac/office/2008/main" xmlns:mc="http://schemas.openxmlformats.org/markup-compatibility/2006" xmlns:mv="urn:schemas-microsoft-com:mac:vml" xmlns:o="urn:schemas-microsoft-com:office:office" xmlns:r="http://schemas.openxmlformats.org/officeDocument/2006/relationships" xmlns:m="http://schemas.openxmlformats.org/officeDocument/2006/math" xmlns:v="urn:schemas-microsoft-com:vml" xmlns:wp14="http://schemas.microsoft.com/office/word/2010/wordprocessingDrawing" xmlns:wp="http://schemas.openxmlformats.org/drawingml/2006/wordprocessingDrawing" xmlns:w10="urn:schemas-microsoft-com:office:word" xmlns:w="http://schemas.openxmlformats.org/wordprocessingml/2006/main" xmlns:w14="http://schemas.microsoft.com/office/word/2010/wordml" xmlns:wpg="http://schemas.microsoft.com/office/word/2010/wordprocessingGroup" xmlns:wpi="http://schemas.microsoft.com/office/word/2010/wordprocessingInk" xmlns:wne="http://schemas.microsoft.com/office/word/2006/wordml" xmlns:wps="http://schemas.microsoft.com/office/word/2010/wordprocessingShape" mc:Ignorable="w14 wp14">
   <w:body>
+    <w:p/>
+    <w:p/>
+    <w:p/>
     <w:p>
       <w:pPr>
+        <w:jc w:val="center"/>
+        <w:pBdr>
+          <w:top w:val="single" w:sz="16" w:space="4" w:color="1F497D"/>
+          <w:left w:val="single" w:sz="16" w:space="4" w:color="1F497D"/>
+          <w:bottom w:val="single" w:sz="16" w:space="4" w:color="1F497D"/>
+          <w:right w:val="single" w:sz="16" w:space="4" w:color="1F497D"/>
+        </w:pBdr>
+        <w:shd w:val="clear" w:color="auto" w:fill="1F497D"/>
+      </w:pPr>
+      <w:r>
+        <w:rPr>
+          <w:b/>
+          <w:color w:val="FFFFFF"/>
+          <w:sz w:val="24"/>
+        </w:rPr>
+        <w:t xml:space="preserve">  ▣  CUSTODIO  ·  CUSTODIO RAT MANAGER  </w:t>
+      </w:r>
+    </w:p>
+    <w:p>
+      <w:pPr>
+        <w:spacing w:before="720" w:after="120"/>
+        <w:jc w:val="center"/>
+      </w:pPr>
+      <w:r>
+        <w:rPr>
+          <w:i/>
+          <w:color w:val="808080"/>
+          <w:sz w:val="22"/>
+        </w:rPr>
+        <w:t>CUST-DOC-MATRIZ</w:t>
+      </w:r>
+    </w:p>
+    <w:p/>
+    <w:p/>
+    <w:p>
+      <w:pPr>
+        <w:spacing w:after="240"/>
         <w:jc w:val="center"/>
       </w:pPr>
       <w:r>
         <w:rPr>
           <w:b/>
           <w:color w:val="1F497D"/>
-          <w:sz w:val="44"/>
+          <w:sz w:val="56"/>
+        </w:rPr>
+        <w:t>MATRIZ DE TRAZABILIDAD</w:t>
+      </w:r>
+    </w:p>
+    <w:p>
+      <w:pPr>
+        <w:spacing w:after="480"/>
+        <w:jc w:val="center"/>
+      </w:pPr>
+      <w:r>
+        <w:rPr>
+          <w:i/>
+          <w:color w:val="2E74B5"/>
+          <w:sz w:val="28"/>
+        </w:rPr>
+        <w:t>Requisitos Ley 21.719 → Features → User Stories → Tests</w:t>
+      </w:r>
+    </w:p>
+    <w:p/>
+    <w:p/>
+    <w:p>
+      <w:pPr>
+        <w:jc w:val="center"/>
+        <w:pBdr>
+          <w:bottom w:val="single" w:sz="12" w:space="1" w:color="2E74B5"/>
+        </w:pBdr>
+      </w:pPr>
+      <w:r>
+        <w:rPr>
+          <w:sz w:val="4"/>
+        </w:rPr>
+        <w:t xml:space="preserve">  </w:t>
+      </w:r>
+    </w:p>
+    <w:p/>
+    <w:p/>
+    <w:p>
+      <w:pPr>
+        <w:spacing w:after="40"/>
+        <w:jc w:val="center"/>
+      </w:pPr>
+      <w:r>
+        <w:rPr>
+          <w:b/>
+          <w:color w:val="1F497D"/>
+          <w:sz w:val="22"/>
+        </w:rPr>
+        <w:t xml:space="preserve">Versión:  </w:t>
+      </w:r>
+      <w:r>
+        <w:rPr>
+          <w:color w:val="404040"/>
+          <w:sz w:val="22"/>
+        </w:rPr>
+        <w:t>v1.7</w:t>
+      </w:r>
+    </w:p>
+    <w:p>
+      <w:pPr>
+        <w:spacing w:after="40"/>
+        <w:jc w:val="center"/>
+      </w:pPr>
+      <w:r>
+        <w:rPr>
+          <w:b/>
+          <w:color w:val="1F497D"/>
+          <w:sz w:val="22"/>
+        </w:rPr>
+        <w:t xml:space="preserve">Fecha de emisión:  </w:t>
+      </w:r>
+      <w:r>
+        <w:rPr>
+          <w:color w:val="404040"/>
+          <w:sz w:val="22"/>
+        </w:rPr>
+        <w:t>Junio 2026</w:t>
+      </w:r>
+    </w:p>
+    <w:p>
+      <w:pPr>
+        <w:spacing w:after="40"/>
+        <w:jc w:val="center"/>
+      </w:pPr>
+      <w:r>
+        <w:rPr>
+          <w:b/>
+          <w:color w:val="1F497D"/>
+          <w:sz w:val="22"/>
+        </w:rPr>
+        <w:t xml:space="preserve">Autor:  </w:t>
+      </w:r>
+      <w:r>
+        <w:rPr>
+          <w:color w:val="404040"/>
+          <w:sz w:val="22"/>
+        </w:rPr>
+        <w:t>Equipo de Desarrollo — Custodio</w:t>
+      </w:r>
+    </w:p>
+    <w:p>
+      <w:pPr>
+        <w:spacing w:after="40"/>
+        <w:jc w:val="center"/>
+      </w:pPr>
+      <w:r>
+        <w:rPr>
+          <w:b/>
+          <w:color w:val="1F497D"/>
+          <w:sz w:val="22"/>
+        </w:rPr>
+        <w:t xml:space="preserve">Empresa responsable:  </w:t>
+      </w:r>
+      <w:r>
+        <w:rPr>
+          <w:color w:val="404040"/>
+          <w:sz w:val="22"/>
+        </w:rPr>
+        <w:t>Custodio SpA</w:t>
+      </w:r>
+    </w:p>
+    <w:p>
+      <w:pPr>
+        <w:spacing w:after="40"/>
+        <w:jc w:val="center"/>
+      </w:pPr>
+      <w:r>
+        <w:rPr>
+          <w:b/>
+          <w:color w:val="1F497D"/>
+          <w:sz w:val="22"/>
+        </w:rPr>
+        <w:t xml:space="preserve">Clasificación:  </w:t>
+      </w:r>
+      <w:r>
+        <w:rPr>
+          <w:color w:val="404040"/>
+          <w:sz w:val="22"/>
+        </w:rPr>
+        <w:t>Interno — Confidencial</w:t>
+      </w:r>
+    </w:p>
+    <w:p>
+      <w:pPr>
+        <w:spacing w:after="40"/>
+        <w:jc w:val="center"/>
+      </w:pPr>
+      <w:r>
+        <w:rPr>
+          <w:b/>
+          <w:color w:val="1F497D"/>
+          <w:sz w:val="22"/>
+        </w:rPr>
+        <w:t xml:space="preserve">Producto:  </w:t>
+      </w:r>
+      <w:r>
+        <w:rPr>
+          <w:color w:val="404040"/>
+          <w:sz w:val="22"/>
         </w:rPr>
         <w:t>Custodio RAT Manager</w:t>
       </w:r>
     </w:p>
-    <w:p/>
     <w:p>
       <w:pPr>
-        <w:pStyle w:val="Heading1"/>
+        <w:spacing w:after="40"/>
         <w:jc w:val="center"/>
       </w:pPr>
       <w:r>
-        <w:t>MTX — Matriz de Trazabilidad</w:t>
+        <w:rPr>
+          <w:b/>
+          <w:color w:val="1F497D"/>
+          <w:sz w:val="22"/>
+        </w:rPr>
+        <w:t xml:space="preserve">Marco regulatorio:  </w:t>
+      </w:r>
+      <w:r>
+        <w:rPr>
+          <w:color w:val="404040"/>
+          <w:sz w:val="22"/>
+        </w:rPr>
+        <w:t>Ley N.° 21.719 — Chile</w:t>
       </w:r>
     </w:p>
-    <w:p>
-      <w:pPr>
-        <w:jc w:val="center"/>
-      </w:pPr>
-      <w:r>
-        <w:t>RF ↔ HU ↔ CU ↔ Endpoint · v1.13</w:t>
-      </w:r>
-    </w:p>
+    <w:p/>
     <w:p/>
     <w:p>
       <w:pPr>
         <w:jc w:val="center"/>
+        <w:pBdr>
+          <w:top w:val="single" w:sz="16" w:space="4" w:color="1F497D"/>
+          <w:left w:val="single" w:sz="16" w:space="4" w:color="1F497D"/>
+          <w:bottom w:val="single" w:sz="16" w:space="4" w:color="1F497D"/>
+          <w:right w:val="single" w:sz="16" w:space="4" w:color="1F497D"/>
+        </w:pBdr>
+        <w:shd w:val="clear" w:color="auto" w:fill="1F497D"/>
       </w:pPr>
       <w:r>
-        <w:t>Versión: v1.13  ·  Fecha: 24/08/2026</w:t>
-        <w:br/>
-        <w:t>Ley 21.719 — Protección de Datos Personales de Chile</w:t>
+        <w:rPr>
+          <w:b/>
+          <w:color w:val="FFFFFF"/>
+          <w:sz w:val="20"/>
+        </w:rPr>
+        <w:t xml:space="preserve">  CUMPLIMIENTO DE LA LEY 21.719 DE PROTECCIÓN DE DATOS PERSONALES DE CHILE  </w:t>
       </w:r>
     </w:p>
     <w:p>
@@ -54,103 +266,571 @@
         <w:pStyle w:val="Heading1"/>
       </w:pPr>
       <w:r>
-        <w:t>1. Trazabilidad Nuevos Elementos v1.13</w:t>
+        <w:t>Control de versiones</w:t>
       </w:r>
     </w:p>
     <w:tbl>
       <w:tblPr>
         <w:tblStyle w:val="TableGrid"/>
         <w:tblW w:type="auto" w:w="0"/>
+        <w:jc w:val="center"/>
         <w:tblLook w:firstColumn="1" w:firstRow="1" w:lastColumn="0" w:lastRow="0" w:noHBand="0" w:noVBand="1" w:val="04A0"/>
       </w:tblPr>
       <w:tblGrid>
-        <w:gridCol w:w="1440"/>
-        <w:gridCol w:w="1440"/>
-        <w:gridCol w:w="1440"/>
-        <w:gridCol w:w="1440"/>
-        <w:gridCol w:w="1440"/>
-        <w:gridCol w:w="1440"/>
+        <w:gridCol w:w="2493"/>
+        <w:gridCol w:w="2493"/>
+        <w:gridCol w:w="2493"/>
+        <w:gridCol w:w="2493"/>
       </w:tblGrid>
       <w:tr>
         <w:tc>
           <w:tcPr>
-            <w:tcW w:type="dxa" w:w="1440"/>
-            <w:shd w:fill="1F497D" w:color="auto" w:val="clear"/>
-          </w:tcPr>
-          <w:p>
+            <w:tcW w:type="dxa" w:w="850"/>
+            <w:shd w:val="clear" w:color="auto" w:fill="1F497D"/>
+          </w:tcPr>
+          <w:p>
+            <w:r/>
             <w:r>
               <w:rPr>
                 <w:b/>
                 <w:color w:val="FFFFFF"/>
               </w:rPr>
-              <w:t>RF</w:t>
-            </w:r>
-          </w:p>
-        </w:tc>
-        <w:tc>
-          <w:tcPr>
-            <w:tcW w:type="dxa" w:w="1440"/>
-            <w:shd w:fill="1F497D" w:color="auto" w:val="clear"/>
-          </w:tcPr>
-          <w:p>
+              <w:t>Versión</w:t>
+            </w:r>
+          </w:p>
+        </w:tc>
+        <w:tc>
+          <w:tcPr>
+            <w:tcW w:type="dxa" w:w="1417"/>
+            <w:shd w:val="clear" w:color="auto" w:fill="1F497D"/>
+          </w:tcPr>
+          <w:p>
+            <w:r/>
             <w:r>
               <w:rPr>
                 <w:b/>
                 <w:color w:val="FFFFFF"/>
               </w:rPr>
-              <w:t>HU</w:t>
-            </w:r>
-          </w:p>
-        </w:tc>
-        <w:tc>
-          <w:tcPr>
-            <w:tcW w:type="dxa" w:w="1440"/>
-            <w:shd w:fill="1F497D" w:color="auto" w:val="clear"/>
-          </w:tcPr>
-          <w:p>
+              <w:t>Fecha</w:t>
+            </w:r>
+          </w:p>
+        </w:tc>
+        <w:tc>
+          <w:tcPr>
+            <w:tcW w:type="dxa" w:w="1701"/>
+            <w:shd w:val="clear" w:color="auto" w:fill="1F497D"/>
+          </w:tcPr>
+          <w:p>
+            <w:r/>
             <w:r>
               <w:rPr>
                 <w:b/>
                 <w:color w:val="FFFFFF"/>
               </w:rPr>
-              <w:t>CU</w:t>
-            </w:r>
-          </w:p>
-        </w:tc>
-        <w:tc>
-          <w:tcPr>
-            <w:tcW w:type="dxa" w:w="1440"/>
-            <w:shd w:fill="1F497D" w:color="auto" w:val="clear"/>
-          </w:tcPr>
-          <w:p>
+              <w:t>Autor</w:t>
+            </w:r>
+          </w:p>
+        </w:tc>
+        <w:tc>
+          <w:tcPr>
+            <w:tcW w:type="dxa" w:w="6004"/>
+            <w:shd w:val="clear" w:color="auto" w:fill="1F497D"/>
+          </w:tcPr>
+          <w:p>
+            <w:r/>
             <w:r>
               <w:rPr>
                 <w:b/>
                 <w:color w:val="FFFFFF"/>
               </w:rPr>
-              <w:t>Implementación</w:t>
-            </w:r>
-          </w:p>
-        </w:tc>
-        <w:tc>
-          <w:tcPr>
-            <w:tcW w:type="dxa" w:w="1440"/>
-            <w:shd w:fill="1F497D" w:color="auto" w:val="clear"/>
-          </w:tcPr>
-          <w:p>
+              <w:t>Cambios</w:t>
+            </w:r>
+          </w:p>
+        </w:tc>
+      </w:tr>
+      <w:tr>
+        <w:tc>
+          <w:tcPr>
+            <w:tcW w:type="dxa" w:w="850"/>
+          </w:tcPr>
+          <w:p>
+            <w:r>
+              <w:rPr>
+                <w:sz w:val="20"/>
+              </w:rPr>
+              <w:t>1.0</w:t>
+            </w:r>
+          </w:p>
+        </w:tc>
+        <w:tc>
+          <w:tcPr>
+            <w:tcW w:type="dxa" w:w="1417"/>
+          </w:tcPr>
+          <w:p>
+            <w:r>
+              <w:rPr>
+                <w:sz w:val="20"/>
+              </w:rPr>
+              <w:t>Junio 2026</w:t>
+            </w:r>
+          </w:p>
+        </w:tc>
+        <w:tc>
+          <w:tcPr>
+            <w:tcW w:type="dxa" w:w="1701"/>
+          </w:tcPr>
+          <w:p>
+            <w:r>
+              <w:rPr>
+                <w:sz w:val="20"/>
+              </w:rPr>
+              <w:t>Equipo de Desarrollo — Custodio</w:t>
+            </w:r>
+          </w:p>
+        </w:tc>
+        <w:tc>
+          <w:tcPr>
+            <w:tcW w:type="dxa" w:w="2493"/>
+          </w:tcPr>
+          <w:p>
+            <w:r/>
+            <w:r>
+              <w:rPr>
+                <w:sz w:val="20"/>
+              </w:rPr>
+              <w:t>Matriz inicial con 20 requisitos de la Ley 21.719.</w:t>
+            </w:r>
+          </w:p>
+        </w:tc>
+      </w:tr>
+      <w:tr>
+        <w:tc>
+          <w:tcPr>
+            <w:tcW w:type="dxa" w:w="850"/>
+          </w:tcPr>
+          <w:p>
+            <w:r>
+              <w:rPr>
+                <w:sz w:val="20"/>
+              </w:rPr>
+              <w:t>1.1</w:t>
+            </w:r>
+          </w:p>
+        </w:tc>
+        <w:tc>
+          <w:tcPr>
+            <w:tcW w:type="dxa" w:w="1417"/>
+          </w:tcPr>
+          <w:p>
+            <w:r>
+              <w:rPr>
+                <w:sz w:val="20"/>
+              </w:rPr>
+              <w:t>Junio 2026</w:t>
+            </w:r>
+          </w:p>
+        </w:tc>
+        <w:tc>
+          <w:tcPr>
+            <w:tcW w:type="dxa" w:w="1701"/>
+          </w:tcPr>
+          <w:p>
+            <w:r>
+              <w:rPr>
+                <w:sz w:val="20"/>
+              </w:rPr>
+              <w:t>Equipo de Desarrollo — Custodio</w:t>
+            </w:r>
+          </w:p>
+        </w:tc>
+        <w:tc>
+          <w:tcPr>
+            <w:tcW w:type="dxa" w:w="2493"/>
+          </w:tcPr>
+          <w:p>
+            <w:r/>
+            <w:r>
+              <w:rPr>
+                <w:sz w:val="20"/>
+              </w:rPr>
+              <w:t>Agregados requisitos de seguridad: token blacklist, hash chain, IDOR.</w:t>
+            </w:r>
+          </w:p>
+        </w:tc>
+      </w:tr>
+      <w:tr>
+        <w:tc>
+          <w:tcPr>
+            <w:tcW w:type="dxa" w:w="850"/>
+          </w:tcPr>
+          <w:p>
+            <w:r>
+              <w:rPr>
+                <w:sz w:val="20"/>
+              </w:rPr>
+              <w:t>1.2</w:t>
+            </w:r>
+          </w:p>
+        </w:tc>
+        <w:tc>
+          <w:tcPr>
+            <w:tcW w:type="dxa" w:w="1417"/>
+          </w:tcPr>
+          <w:p>
+            <w:r>
+              <w:rPr>
+                <w:sz w:val="20"/>
+              </w:rPr>
+              <w:t>Junio 2026</w:t>
+            </w:r>
+          </w:p>
+        </w:tc>
+        <w:tc>
+          <w:tcPr>
+            <w:tcW w:type="dxa" w:w="1701"/>
+          </w:tcPr>
+          <w:p>
+            <w:r>
+              <w:rPr>
+                <w:sz w:val="20"/>
+              </w:rPr>
+              <w:t>Equipo de Desarrollo — Custodio</w:t>
+            </w:r>
+          </w:p>
+        </w:tc>
+        <w:tc>
+          <w:tcPr>
+            <w:tcW w:type="dxa" w:w="2493"/>
+          </w:tcPr>
+          <w:p>
+            <w:r/>
+            <w:r>
+              <w:rPr>
+                <w:sz w:val="20"/>
+              </w:rPr>
+              <w:t>Actualizada post-auditoría con hallazgos críticos.</w:t>
+            </w:r>
+          </w:p>
+        </w:tc>
+      </w:tr>
+      <w:tr>
+        <w:tc>
+          <w:tcPr>
+            <w:tcW w:type="dxa" w:w="850"/>
+          </w:tcPr>
+          <w:p>
+            <w:r>
+              <w:rPr>
+                <w:sz w:val="20"/>
+              </w:rPr>
+              <w:t>1.3</w:t>
+            </w:r>
+          </w:p>
+        </w:tc>
+        <w:tc>
+          <w:tcPr>
+            <w:tcW w:type="dxa" w:w="1417"/>
+          </w:tcPr>
+          <w:p>
+            <w:r>
+              <w:rPr>
+                <w:sz w:val="20"/>
+              </w:rPr>
+              <w:t>Junio 2026</w:t>
+            </w:r>
+          </w:p>
+        </w:tc>
+        <w:tc>
+          <w:tcPr>
+            <w:tcW w:type="dxa" w:w="1701"/>
+          </w:tcPr>
+          <w:p>
+            <w:r>
+              <w:rPr>
+                <w:sz w:val="20"/>
+              </w:rPr>
+              <w:t>Equipo de Desarrollo — Custodio</w:t>
+            </w:r>
+          </w:p>
+        </w:tc>
+        <w:tc>
+          <w:tcPr>
+            <w:tcW w:type="dxa" w:w="2493"/>
+          </w:tcPr>
+          <w:p>
+            <w:r/>
+            <w:r>
+              <w:rPr>
+                <w:sz w:val="20"/>
+              </w:rPr>
+              <w:t>_Beta Launch: DT-014/DT-015/DT-016/DT-017 añadidos, todos los P0 cerrados._</w:t>
+            </w:r>
+          </w:p>
+        </w:tc>
+      </w:tr>
+      <w:tr>
+        <w:tc>
+          <w:tcPr>
+            <w:tcW w:type="dxa" w:w="850"/>
+          </w:tcPr>
+          <w:p>
+            <w:r>
+              <w:rPr>
+                <w:sz w:val="20"/>
+              </w:rPr>
+              <w:t>1.4</w:t>
+            </w:r>
+          </w:p>
+        </w:tc>
+        <w:tc>
+          <w:tcPr>
+            <w:tcW w:type="dxa" w:w="1417"/>
+          </w:tcPr>
+          <w:p>
+            <w:r>
+              <w:rPr>
+                <w:sz w:val="20"/>
+              </w:rPr>
+              <w:t>Junio 2026</w:t>
+            </w:r>
+          </w:p>
+        </w:tc>
+        <w:tc>
+          <w:tcPr>
+            <w:tcW w:type="dxa" w:w="1701"/>
+          </w:tcPr>
+          <w:p>
+            <w:r>
+              <w:rPr>
+                <w:sz w:val="20"/>
+              </w:rPr>
+              <w:t>Equipo de Desarrollo — Custodio</w:t>
+            </w:r>
+          </w:p>
+        </w:tc>
+        <w:tc>
+          <w:tcPr>
+            <w:tcW w:type="dxa" w:w="2493"/>
+          </w:tcPr>
+          <w:p>
+            <w:r/>
+            <w:r>
+              <w:rPr>
+                <w:sz w:val="20"/>
+              </w:rPr>
+              <w:t>_OCI Object Storage (DT-OCI-01), Admin Asesor IA (DT-OCI-02), TC para fallback chain._</w:t>
+            </w:r>
+          </w:p>
+        </w:tc>
+      </w:tr>
+      <w:tr>
+        <w:tc>
+          <w:tcPr>
+            <w:tcW w:type="dxa" w:w="850"/>
+          </w:tcPr>
+          <w:p>
+            <w:r>
+              <w:rPr>
+                <w:sz w:val="20"/>
+              </w:rPr>
+              <w:t>1.5</w:t>
+            </w:r>
+          </w:p>
+        </w:tc>
+        <w:tc>
+          <w:tcPr>
+            <w:tcW w:type="dxa" w:w="1417"/>
+          </w:tcPr>
+          <w:p>
+            <w:r>
+              <w:rPr>
+                <w:sz w:val="20"/>
+              </w:rPr>
+              <w:t>Junio 2026</w:t>
+            </w:r>
+          </w:p>
+        </w:tc>
+        <w:tc>
+          <w:tcPr>
+            <w:tcW w:type="dxa" w:w="1701"/>
+          </w:tcPr>
+          <w:p>
+            <w:r>
+              <w:rPr>
+                <w:sz w:val="20"/>
+              </w:rPr>
+              <w:t>Equipo de Desarrollo — Custodio</w:t>
+            </w:r>
+          </w:p>
+        </w:tc>
+        <w:tc>
+          <w:tcPr>
+            <w:tcW w:type="dxa" w:w="2493"/>
+          </w:tcPr>
+          <w:p>
+            <w:r/>
+            <w:r>
+              <w:rPr>
+                <w:sz w:val="20"/>
+              </w:rPr>
+              <w:t>_Seguridad: CSRF (TC-SEC-01), Encryption at Rest (TC-SEC-02), Service Layer (TC-ARC-01), Schemas (TC-API-01)._</w:t>
+            </w:r>
+          </w:p>
+        </w:tc>
+      </w:tr>
+      <w:tr>
+        <w:tc>
+          <w:tcPr>
+            <w:tcW w:type="dxa" w:w="850"/>
+          </w:tcPr>
+          <w:p>
+            <w:r>
+              <w:rPr>
+                <w:sz w:val="20"/>
+              </w:rPr>
+              <w:t>1.6</w:t>
+            </w:r>
+          </w:p>
+        </w:tc>
+        <w:tc>
+          <w:tcPr>
+            <w:tcW w:type="dxa" w:w="1417"/>
+          </w:tcPr>
+          <w:p>
+            <w:r>
+              <w:rPr>
+                <w:sz w:val="20"/>
+              </w:rPr>
+              <w:t>Junio 2026</w:t>
+            </w:r>
+          </w:p>
+        </w:tc>
+        <w:tc>
+          <w:tcPr>
+            <w:tcW w:type="dxa" w:w="1701"/>
+          </w:tcPr>
+          <w:p>
+            <w:r>
+              <w:rPr>
+                <w:sz w:val="20"/>
+              </w:rPr>
+              <w:t>Equipo de Desarrollo — Custodio</w:t>
+            </w:r>
+          </w:p>
+        </w:tc>
+        <w:tc>
+          <w:tcPr>
+            <w:tcW w:type="dxa" w:w="2493"/>
+          </w:tcPr>
+          <w:p>
+            <w:r/>
+            <w:r>
+              <w:rPr>
+                <w:sz w:val="20"/>
+              </w:rPr>
+              <w:t>_UI/UX: TC-015 a TC-019 para RatDetailModal, PdfPreview, Sort, Dashboard, IDOR._</w:t>
+            </w:r>
+          </w:p>
+        </w:tc>
+      </w:tr>
+      <w:tr>
+        <w:tc>
+          <w:tcPr>
+            <w:tcW w:type="dxa" w:w="850"/>
+          </w:tcPr>
+          <w:p>
+            <w:r>
+              <w:rPr>
+                <w:sz w:val="20"/>
+              </w:rPr>
+              <w:t>1.7</w:t>
+            </w:r>
+          </w:p>
+        </w:tc>
+        <w:tc>
+          <w:tcPr>
+            <w:tcW w:type="dxa" w:w="1417"/>
+          </w:tcPr>
+          <w:p>
+            <w:r>
+              <w:rPr>
+                <w:sz w:val="20"/>
+              </w:rPr>
+              <w:t>Junio 2026</w:t>
+            </w:r>
+          </w:p>
+        </w:tc>
+        <w:tc>
+          <w:tcPr>
+            <w:tcW w:type="dxa" w:w="1701"/>
+          </w:tcPr>
+          <w:p>
+            <w:r>
+              <w:rPr>
+                <w:sz w:val="20"/>
+              </w:rPr>
+              <w:t>Equipo de Desarrollo — Custodio</w:t>
+            </w:r>
+          </w:p>
+        </w:tc>
+        <w:tc>
+          <w:tcPr>
+            <w:tcW w:type="dxa" w:w="2493"/>
+          </w:tcPr>
+          <w:p>
+            <w:r/>
+            <w:r>
+              <w:rPr>
+                <w:sz w:val="20"/>
+                <w:u w:val="single"/>
+              </w:rPr>
+              <w:t>_Sprint 1: HU-072 a HU-085 trazadas a TC-020 a TC-029. Sprint 2: 4 ADRs, 4 DTs._</w:t>
+            </w:r>
+          </w:p>
+        </w:tc>
+      </w:tr>
+    </w:tbl>
+    <w:p/>
+    <w:p>
+      <w:pPr>
+        <w:pStyle w:val="Heading2"/>
+      </w:pPr>
+      <w:r>
+        <w:t>Estado del documento</w:t>
+      </w:r>
+    </w:p>
+    <w:tbl>
+      <w:tblPr>
+        <w:tblStyle w:val="TableGrid"/>
+        <w:tblW w:type="auto" w:w="0"/>
+        <w:jc w:val="center"/>
+        <w:tblLook w:firstColumn="1" w:firstRow="1" w:lastColumn="0" w:lastRow="0" w:noHBand="0" w:noVBand="1" w:val="04A0"/>
+      </w:tblPr>
+      <w:tblGrid>
+        <w:gridCol w:w="4986"/>
+        <w:gridCol w:w="4986"/>
+      </w:tblGrid>
+      <w:tr>
+        <w:tc>
+          <w:tcPr>
+            <w:tcW w:type="dxa" w:w="4986"/>
+            <w:shd w:val="clear" w:color="auto" w:fill="1F497D"/>
+          </w:tcPr>
+          <w:p>
+            <w:r/>
             <w:r>
               <w:rPr>
                 <w:b/>
                 <w:color w:val="FFFFFF"/>
               </w:rPr>
-              <w:t>Artículo Legal</w:t>
-            </w:r>
-          </w:p>
-        </w:tc>
-        <w:tc>
-          <w:tcPr>
-            <w:tcW w:type="dxa" w:w="1440"/>
-            <w:shd w:fill="1F497D" w:color="auto" w:val="clear"/>
+              <w:t>Campo</w:t>
+            </w:r>
+          </w:p>
+        </w:tc>
+        <w:tc>
+          <w:tcPr>
+            <w:tcW w:type="dxa" w:w="4986"/>
+            <w:shd w:val="clear" w:color="auto" w:fill="1F497D"/>
           </w:tcPr>
           <w:p>
             <w:r>
@@ -158,7 +838,7 @@
                 <w:b/>
                 <w:color w:val="FFFFFF"/>
               </w:rPr>
-              <w:t>Tests</w:t>
+              <w:t>Valor</w:t>
             </w:r>
           </w:p>
         </w:tc>
@@ -166,61 +846,27 @@
       <w:tr>
         <w:tc>
           <w:tcPr>
-            <w:tcW w:type="dxa" w:w="1440"/>
-          </w:tcPr>
-          <w:p>
-            <w:r>
-              <w:t>RF-174</w:t>
-            </w:r>
-          </w:p>
-        </w:tc>
-        <w:tc>
-          <w:tcPr>
-            <w:tcW w:type="dxa" w:w="1440"/>
-          </w:tcPr>
-          <w:p>
-            <w:r>
-              <w:t>HU-104</w:t>
-            </w:r>
-          </w:p>
-        </w:tc>
-        <w:tc>
-          <w:tcPr>
-            <w:tcW w:type="dxa" w:w="1440"/>
-          </w:tcPr>
-          <w:p>
-            <w:r>
-              <w:t>CU-31</w:t>
-            </w:r>
-          </w:p>
-        </w:tc>
-        <w:tc>
-          <w:tcPr>
-            <w:tcW w:type="dxa" w:w="1440"/>
-          </w:tcPr>
-          <w:p>
-            <w:r>
-              <w:t>GET /publico/verificar-titular</w:t>
-            </w:r>
-          </w:p>
-        </w:tc>
-        <w:tc>
-          <w:tcPr>
-            <w:tcW w:type="dxa" w:w="1440"/>
-          </w:tcPr>
-          <w:p>
-            <w:r>
-              <w:t>Art. 12 Ley 21.719</w:t>
-            </w:r>
-          </w:p>
-        </w:tc>
-        <w:tc>
-          <w:tcPr>
-            <w:tcW w:type="dxa" w:w="1440"/>
-          </w:tcPr>
-          <w:p>
-            <w:r>
-              <w:t>TC-056, TC-057, TC-058, TC-059</w:t>
+            <w:tcW w:type="dxa" w:w="4986"/>
+          </w:tcPr>
+          <w:p>
+            <w:r>
+              <w:rPr>
+                <w:sz w:val="20"/>
+              </w:rPr>
+              <w:t>Nombre</w:t>
+            </w:r>
+          </w:p>
+        </w:tc>
+        <w:tc>
+          <w:tcPr>
+            <w:tcW w:type="dxa" w:w="4986"/>
+          </w:tcPr>
+          <w:p>
+            <w:r>
+              <w:rPr>
+                <w:sz w:val="20"/>
+              </w:rPr>
+              <w:t>Matriz de Trazabilidad</w:t>
             </w:r>
           </w:p>
         </w:tc>
@@ -228,61 +874,27 @@
       <w:tr>
         <w:tc>
           <w:tcPr>
-            <w:tcW w:type="dxa" w:w="1440"/>
-          </w:tcPr>
-          <w:p>
-            <w:r>
-              <w:t>RF-175</w:t>
-            </w:r>
-          </w:p>
-        </w:tc>
-        <w:tc>
-          <w:tcPr>
-            <w:tcW w:type="dxa" w:w="1440"/>
-          </w:tcPr>
-          <w:p>
-            <w:r>
-              <w:t>HU-105</w:t>
-            </w:r>
-          </w:p>
-        </w:tc>
-        <w:tc>
-          <w:tcPr>
-            <w:tcW w:type="dxa" w:w="1440"/>
-          </w:tcPr>
-          <w:p>
-            <w:r>
-              <w:t>CU-32</w:t>
-            </w:r>
-          </w:p>
-        </w:tc>
-        <w:tc>
-          <w:tcPr>
-            <w:tcW w:type="dxa" w:w="1440"/>
-          </w:tcPr>
-          <w:p>
-            <w:r>
-              <w:t>POST /tkt-solicitud-derecho/ (acuse)</w:t>
-            </w:r>
-          </w:p>
-        </w:tc>
-        <w:tc>
-          <w:tcPr>
-            <w:tcW w:type="dxa" w:w="1440"/>
-          </w:tcPr>
-          <w:p>
-            <w:r>
-              <w:t>Art. 12 Ley 21.719</w:t>
-            </w:r>
-          </w:p>
-        </w:tc>
-        <w:tc>
-          <w:tcPr>
-            <w:tcW w:type="dxa" w:w="1440"/>
-          </w:tcPr>
-          <w:p>
-            <w:r>
-              <w:t>TC-060, TC-061</w:t>
+            <w:tcW w:type="dxa" w:w="4986"/>
+          </w:tcPr>
+          <w:p>
+            <w:r>
+              <w:rPr>
+                <w:sz w:val="20"/>
+              </w:rPr>
+              <w:t>Producto</w:t>
+            </w:r>
+          </w:p>
+        </w:tc>
+        <w:tc>
+          <w:tcPr>
+            <w:tcW w:type="dxa" w:w="4986"/>
+          </w:tcPr>
+          <w:p>
+            <w:r>
+              <w:rPr>
+                <w:sz w:val="20"/>
+              </w:rPr>
+              <w:t>Custodio RAT Manager</w:t>
             </w:r>
           </w:p>
         </w:tc>
@@ -290,387 +902,61 @@
       <w:tr>
         <w:tc>
           <w:tcPr>
-            <w:tcW w:type="dxa" w:w="1440"/>
-          </w:tcPr>
-          <w:p>
-            <w:r>
-              <w:t>RF-176</w:t>
-            </w:r>
-          </w:p>
-        </w:tc>
-        <w:tc>
-          <w:tcPr>
-            <w:tcW w:type="dxa" w:w="1440"/>
-          </w:tcPr>
-          <w:p>
-            <w:r>
-              <w:t>HU-106</w:t>
-            </w:r>
-          </w:p>
-        </w:tc>
-        <w:tc>
-          <w:tcPr>
-            <w:tcW w:type="dxa" w:w="1440"/>
-          </w:tcPr>
-          <w:p>
-            <w:r>
-              <w:t>CU-33</w:t>
-            </w:r>
-          </w:p>
-        </w:tc>
-        <w:tc>
-          <w:tcPr>
-            <w:tcW w:type="dxa" w:w="1440"/>
-          </w:tcPr>
-          <w:p>
-            <w:r>
-              <w:t>Frontend TicketDrawer.tsx (chips)</w:t>
-            </w:r>
-          </w:p>
-        </w:tc>
-        <w:tc>
-          <w:tcPr>
-            <w:tcW w:type="dxa" w:w="1440"/>
-          </w:tcPr>
-          <w:p>
-            <w:r>
-              <w:t>Usabilidad</w:t>
-            </w:r>
-          </w:p>
-        </w:tc>
-        <w:tc>
-          <w:tcPr>
-            <w:tcW w:type="dxa" w:w="1440"/>
-          </w:tcPr>
-          <w:p>
-            <w:r>
-              <w:t>—</w:t>
-            </w:r>
-          </w:p>
-        </w:tc>
-      </w:tr>
-      <w:tr>
-        <w:tc>
-          <w:tcPr>
-            <w:tcW w:type="dxa" w:w="1440"/>
-          </w:tcPr>
-          <w:p>
-            <w:r>
-              <w:t>RF-177</w:t>
-            </w:r>
-          </w:p>
-        </w:tc>
-        <w:tc>
-          <w:tcPr>
-            <w:tcW w:type="dxa" w:w="1440"/>
-          </w:tcPr>
-          <w:p>
-            <w:r>
-              <w:t>HU-107</w:t>
-            </w:r>
-          </w:p>
-        </w:tc>
-        <w:tc>
-          <w:tcPr>
-            <w:tcW w:type="dxa" w:w="1440"/>
-          </w:tcPr>
-          <w:p>
-            <w:r>
-              <w:t>CU-34</w:t>
-            </w:r>
-          </w:p>
-        </w:tc>
-        <w:tc>
-          <w:tcPr>
-            <w:tcW w:type="dxa" w:w="1440"/>
-          </w:tcPr>
-          <w:p>
-            <w:r>
-              <w:t>Frontend FlujoModal.tsx (banner SLA)</w:t>
-            </w:r>
-          </w:p>
-        </w:tc>
-        <w:tc>
-          <w:tcPr>
-            <w:tcW w:type="dxa" w:w="1440"/>
-          </w:tcPr>
-          <w:p>
-            <w:r>
-              <w:t>Art. 12 Ley 21.719</w:t>
-            </w:r>
-          </w:p>
-        </w:tc>
-        <w:tc>
-          <w:tcPr>
-            <w:tcW w:type="dxa" w:w="1440"/>
-          </w:tcPr>
-          <w:p>
-            <w:r>
-              <w:t>—</w:t>
-            </w:r>
-          </w:p>
-        </w:tc>
-      </w:tr>
-      <w:tr>
-        <w:tc>
-          <w:tcPr>
-            <w:tcW w:type="dxa" w:w="1440"/>
-          </w:tcPr>
-          <w:p>
-            <w:r>
-              <w:t>RF-178</w:t>
-            </w:r>
-          </w:p>
-        </w:tc>
-        <w:tc>
-          <w:tcPr>
-            <w:tcW w:type="dxa" w:w="1440"/>
-          </w:tcPr>
-          <w:p>
-            <w:r>
-              <w:t>HU-108</w:t>
-            </w:r>
-          </w:p>
-        </w:tc>
-        <w:tc>
-          <w:tcPr>
-            <w:tcW w:type="dxa" w:w="1440"/>
-          </w:tcPr>
-          <w:p>
-            <w:r>
-              <w:t>CU-35</w:t>
-            </w:r>
-          </w:p>
-        </w:tc>
-        <w:tc>
-          <w:tcPr>
-            <w:tcW w:type="dxa" w:w="1440"/>
-          </w:tcPr>
-          <w:p>
-            <w:r>
-              <w:t>Frontend CompanyFichaPanel.tsx</w:t>
-            </w:r>
-          </w:p>
-        </w:tc>
-        <w:tc>
-          <w:tcPr>
-            <w:tcW w:type="dxa" w:w="1440"/>
-          </w:tcPr>
-          <w:p>
-            <w:r>
-              <w:t>Art. 16 Ley 21.719</w:t>
-            </w:r>
-          </w:p>
-        </w:tc>
-        <w:tc>
-          <w:tcPr>
-            <w:tcW w:type="dxa" w:w="1440"/>
-          </w:tcPr>
-          <w:p>
-            <w:r>
-              <w:t>TC-062</w:t>
-            </w:r>
-          </w:p>
-        </w:tc>
-      </w:tr>
-      <w:tr>
-        <w:tc>
-          <w:tcPr>
-            <w:tcW w:type="dxa" w:w="1440"/>
-          </w:tcPr>
-          <w:p>
-            <w:r>
-              <w:t>RF-179</w:t>
-            </w:r>
-          </w:p>
-        </w:tc>
-        <w:tc>
-          <w:tcPr>
-            <w:tcW w:type="dxa" w:w="1440"/>
-          </w:tcPr>
-          <w:p>
-            <w:r>
-              <w:t>—</w:t>
-            </w:r>
-          </w:p>
-        </w:tc>
-        <w:tc>
-          <w:tcPr>
-            <w:tcW w:type="dxa" w:w="1440"/>
-          </w:tcPr>
-          <w:p>
-            <w:r>
-              <w:t>—</w:t>
-            </w:r>
-          </w:p>
-        </w:tc>
-        <w:tc>
-          <w:tcPr>
-            <w:tcW w:type="dxa" w:w="1440"/>
-          </w:tcPr>
-          <w:p>
-            <w:r>
-              <w:t>CI/CD pip-audit</w:t>
-            </w:r>
-          </w:p>
-        </w:tc>
-        <w:tc>
-          <w:tcPr>
-            <w:tcW w:type="dxa" w:w="1440"/>
-          </w:tcPr>
-          <w:p>
-            <w:r>
-              <w:t>Seguridad DevOps</w:t>
-            </w:r>
-          </w:p>
-        </w:tc>
-        <w:tc>
-          <w:tcPr>
-            <w:tcW w:type="dxa" w:w="1440"/>
-          </w:tcPr>
-          <w:p>
-            <w:r>
-              <w:t>—</w:t>
-            </w:r>
-          </w:p>
-        </w:tc>
-      </w:tr>
-      <w:tr>
-        <w:tc>
-          <w:tcPr>
-            <w:tcW w:type="dxa" w:w="1440"/>
-          </w:tcPr>
-          <w:p>
-            <w:r>
-              <w:t>RNF-21</w:t>
-            </w:r>
-          </w:p>
-        </w:tc>
-        <w:tc>
-          <w:tcPr>
-            <w:tcW w:type="dxa" w:w="1440"/>
-          </w:tcPr>
-          <w:p>
-            <w:r>
-              <w:t>—</w:t>
-            </w:r>
-          </w:p>
-        </w:tc>
-        <w:tc>
-          <w:tcPr>
-            <w:tcW w:type="dxa" w:w="1440"/>
-          </w:tcPr>
-          <w:p>
-            <w:r>
-              <w:t>—</w:t>
-            </w:r>
-          </w:p>
-        </w:tc>
-        <w:tc>
-          <w:tcPr>
-            <w:tcW w:type="dxa" w:w="1440"/>
-          </w:tcPr>
-          <w:p>
-            <w:r>
-              <w:t>Global (código, tests, docs)</w:t>
-            </w:r>
-          </w:p>
-        </w:tc>
-        <w:tc>
-          <w:tcPr>
-            <w:tcW w:type="dxa" w:w="1440"/>
-          </w:tcPr>
-          <w:p>
-            <w:r>
-              <w:t>Nomenclatura APDP</w:t>
-            </w:r>
-          </w:p>
-        </w:tc>
-        <w:tc>
-          <w:tcPr>
-            <w:tcW w:type="dxa" w:w="1440"/>
-          </w:tcPr>
-          <w:p>
-            <w:r>
-              <w:t>TC-063</w:t>
-            </w:r>
-          </w:p>
-        </w:tc>
-      </w:tr>
-      <w:tr>
-        <w:tc>
-          <w:tcPr>
-            <w:tcW w:type="dxa" w:w="1440"/>
-          </w:tcPr>
-          <w:p>
-            <w:r>
-              <w:t>RNF-22</w:t>
-            </w:r>
-          </w:p>
-        </w:tc>
-        <w:tc>
-          <w:tcPr>
-            <w:tcW w:type="dxa" w:w="1440"/>
-          </w:tcPr>
-          <w:p>
-            <w:r>
-              <w:t>—</w:t>
-            </w:r>
-          </w:p>
-        </w:tc>
-        <w:tc>
-          <w:tcPr>
-            <w:tcW w:type="dxa" w:w="1440"/>
-          </w:tcPr>
-          <w:p>
-            <w:r>
-              <w:t>—</w:t>
-            </w:r>
-          </w:p>
-        </w:tc>
-        <w:tc>
-          <w:tcPr>
-            <w:tcW w:type="dxa" w:w="1440"/>
-          </w:tcPr>
-          <w:p>
-            <w:r>
-              <w:t>GET /publico/verificar-titular</w:t>
-            </w:r>
-          </w:p>
-        </w:tc>
-        <w:tc>
-          <w:tcPr>
-            <w:tcW w:type="dxa" w:w="1440"/>
-          </w:tcPr>
-          <w:p>
-            <w:r>
-              <w:t>Seguridad rate limit</w:t>
-            </w:r>
-          </w:p>
-        </w:tc>
-        <w:tc>
-          <w:tcPr>
-            <w:tcW w:type="dxa" w:w="1440"/>
-          </w:tcPr>
-          <w:p>
-            <w:r>
-              <w:t>TC-059</w:t>
+            <w:tcW w:type="dxa" w:w="4986"/>
+          </w:tcPr>
+          <w:p>
+            <w:r>
+              <w:rPr>
+                <w:sz w:val="20"/>
+              </w:rPr>
+              <w:t>Marco regulatorio</w:t>
+            </w:r>
+          </w:p>
+        </w:tc>
+        <w:tc>
+          <w:tcPr>
+            <w:tcW w:type="dxa" w:w="4986"/>
+          </w:tcPr>
+          <w:p>
+            <w:r>
+              <w:rPr>
+                <w:sz w:val="20"/>
+              </w:rPr>
+              <w:t>Ley N.° 21.719 de Protección de Datos Personales (Chile)</w:t>
             </w:r>
           </w:p>
         </w:tc>
       </w:tr>
     </w:tbl>
+    <w:p>
+      <w:r>
+        <w:br w:type="page"/>
+      </w:r>
+    </w:p>
     <w:p>
       <w:pPr>
         <w:pStyle w:val="Heading1"/>
       </w:pPr>
       <w:r>
-        <w:t>2. Trazabilidad Anterior Vigente</w:t>
+        <w:t>Tabla de contenido</w:t>
       </w:r>
     </w:p>
     <w:p>
       <w:r>
-        <w:t>La trazabilidad de RF-001 a RF-173 / HU-001 a HU-103 / CU-01 a CU-30 permanece vigente. Ver Matriz_Trazabilidad_v1.10.docx para el detalle completo.</w:t>
+        <w:fldChar w:fldCharType="begin"/>
+        <w:instrText xml:space="preserve">TOC \o "1-3" \h \z \u</w:instrText>
+        <w:fldChar w:fldCharType="separate"/>
+        <w:fldChar w:fldCharType="end"/>
+      </w:r>
+    </w:p>
+    <w:p>
+      <w:r>
+        <w:rPr>
+          <w:i/>
+          <w:color w:val="808080"/>
+          <w:sz w:val="18"/>
+        </w:rPr>
+        <w:t>Sugerencia: en Microsoft Word, presione F9 sobre la tabla para actualizar el contenido y los números de página.</w:t>
       </w:r>
     </w:p>
     <w:p>
@@ -683,242 +969,5944 @@
         <w:pStyle w:val="Heading1"/>
       </w:pPr>
       <w:r>
-        <w:t>Historial de cambios — v1.13</w:t>
+        <w:t>1. Trazabilidad requisitos legales</w:t>
       </w:r>
     </w:p>
     <w:p>
       <w:r>
         <w:rPr>
-          <w:b/>
+          <w:sz w:val="22"/>
         </w:rPr>
-        <w:t>Versión v1.13 — 2026-09-06</w:t>
+        <w:t>Todos los artículos de la Ley 21.719 relevantes para Custodio RAT Manager:</w:t>
+      </w:r>
+    </w:p>
+    <w:tbl>
+      <w:tblPr>
+        <w:tblStyle w:val="TableGrid"/>
+        <w:tblW w:type="auto" w:w="0"/>
+        <w:jc w:val="left"/>
+        <w:tblLook w:firstColumn="1" w:firstRow="1" w:lastColumn="0" w:lastRow="0" w:noHBand="0" w:noVBand="1" w:val="04A0"/>
+      </w:tblPr>
+      <w:tblGrid>
+        <w:gridCol w:w="2493"/>
+        <w:gridCol w:w="2493"/>
+        <w:gridCol w:w="2493"/>
+        <w:gridCol w:w="2493"/>
+      </w:tblGrid>
+      <w:tr>
+        <w:tc>
+          <w:tcPr>
+            <w:tcW w:type="dxa" w:w="1134"/>
+            <w:shd w:val="clear" w:color="auto" w:fill="D9E2F3"/>
+            <w:vAlign w:val="center"/>
+          </w:tcPr>
+          <w:p>
+            <w:r/>
+            <w:r>
+              <w:rPr>
+                <w:b/>
+                <w:color w:val="1F497D"/>
+                <w:sz w:val="20"/>
+              </w:rPr>
+              <w:t>Artículo</w:t>
+            </w:r>
+          </w:p>
+        </w:tc>
+        <w:tc>
+          <w:tcPr>
+            <w:tcW w:type="dxa" w:w="3118"/>
+            <w:shd w:val="clear" w:color="auto" w:fill="D9E2F3"/>
+            <w:vAlign w:val="center"/>
+          </w:tcPr>
+          <w:p>
+            <w:r/>
+            <w:r>
+              <w:rPr>
+                <w:b/>
+                <w:color w:val="1F497D"/>
+                <w:sz w:val="20"/>
+              </w:rPr>
+              <w:t>Requisito</w:t>
+            </w:r>
+          </w:p>
+        </w:tc>
+        <w:tc>
+          <w:tcPr>
+            <w:tcW w:type="dxa" w:w="3118"/>
+            <w:shd w:val="clear" w:color="auto" w:fill="D9E2F3"/>
+            <w:vAlign w:val="center"/>
+          </w:tcPr>
+          <w:p>
+            <w:r/>
+            <w:r>
+              <w:rPr>
+                <w:b/>
+                <w:color w:val="1F497D"/>
+                <w:sz w:val="20"/>
+              </w:rPr>
+              <w:t>Feature relacionada</w:t>
+            </w:r>
+          </w:p>
+        </w:tc>
+        <w:tc>
+          <w:tcPr>
+            <w:tcW w:type="dxa" w:w="1984"/>
+            <w:shd w:val="clear" w:color="auto" w:fill="D9E2F3"/>
+            <w:vAlign w:val="center"/>
+          </w:tcPr>
+          <w:p>
+            <w:r/>
+            <w:r>
+              <w:rPr>
+                <w:b/>
+                <w:color w:val="1F497D"/>
+                <w:sz w:val="20"/>
+              </w:rPr>
+              <w:t>Estado</w:t>
+            </w:r>
+          </w:p>
+        </w:tc>
+      </w:tr>
+      <w:tr>
+        <w:tc>
+          <w:tcPr>
+            <w:tcW w:type="dxa" w:w="1134"/>
+            <w:vAlign w:val="top"/>
+          </w:tcPr>
+          <w:p>
+            <w:r/>
+            <w:r>
+              <w:rPr>
+                <w:b/>
+                <w:sz w:val="20"/>
+              </w:rPr>
+              <w:t>Artículo</w:t>
+            </w:r>
+          </w:p>
+        </w:tc>
+        <w:tc>
+          <w:tcPr>
+            <w:tcW w:type="dxa" w:w="3118"/>
+            <w:vAlign w:val="top"/>
+          </w:tcPr>
+          <w:p>
+            <w:r/>
+            <w:r>
+              <w:rPr>
+                <w:sz w:val="20"/>
+              </w:rPr>
+              <w:t>Requisito</w:t>
+            </w:r>
+          </w:p>
+        </w:tc>
+        <w:tc>
+          <w:tcPr>
+            <w:tcW w:type="dxa" w:w="3118"/>
+            <w:vAlign w:val="top"/>
+          </w:tcPr>
+          <w:p>
+            <w:r/>
+            <w:r>
+              <w:rPr>
+                <w:sz w:val="20"/>
+              </w:rPr>
+              <w:t>Feature relacionada</w:t>
+            </w:r>
+          </w:p>
+        </w:tc>
+        <w:tc>
+          <w:tcPr>
+            <w:tcW w:type="dxa" w:w="1984"/>
+            <w:vAlign w:val="top"/>
+          </w:tcPr>
+          <w:p>
+            <w:r/>
+            <w:r>
+              <w:rPr>
+                <w:sz w:val="20"/>
+              </w:rPr>
+              <w:t>Estado</w:t>
+            </w:r>
+          </w:p>
+        </w:tc>
+      </w:tr>
+      <w:tr>
+        <w:tc>
+          <w:tcPr>
+            <w:tcW w:type="dxa" w:w="1134"/>
+            <w:vAlign w:val="top"/>
+          </w:tcPr>
+          <w:p>
+            <w:r/>
+            <w:r>
+              <w:rPr>
+                <w:b/>
+                <w:sz w:val="20"/>
+              </w:rPr>
+              <w:t>Art. 12</w:t>
+            </w:r>
+          </w:p>
+        </w:tc>
+        <w:tc>
+          <w:tcPr>
+            <w:tcW w:type="dxa" w:w="3118"/>
+            <w:vAlign w:val="top"/>
+          </w:tcPr>
+          <w:p>
+            <w:r/>
+            <w:r>
+              <w:rPr>
+                <w:sz w:val="20"/>
+                <w:u w:val="single"/>
+              </w:rPr>
+              <w:t>Consentimiento expreso (Art. 12)</w:t>
+            </w:r>
+          </w:p>
+        </w:tc>
+        <w:tc>
+          <w:tcPr>
+            <w:tcW w:type="dxa" w:w="3118"/>
+            <w:vAlign w:val="top"/>
+          </w:tcPr>
+          <w:p>
+            <w:r/>
+            <w:r>
+              <w:rPr>
+                <w:sz w:val="20"/>
+                <w:u w:val="single"/>
+              </w:rPr>
+              <w:t>US-CONS-01, US-CONS-02, CB-01</w:t>
+            </w:r>
+          </w:p>
+        </w:tc>
+        <w:tc>
+          <w:tcPr>
+            <w:tcW w:type="dxa" w:w="1984"/>
+            <w:vAlign w:val="top"/>
+          </w:tcPr>
+          <w:p>
+            <w:r/>
+            <w:r>
+              <w:rPr>
+                <w:sz w:val="20"/>
+                <w:u w:val="single"/>
+              </w:rPr>
+              <w:t>CERRADO v1.3</w:t>
+            </w:r>
+          </w:p>
+        </w:tc>
+      </w:tr>
+      <w:tr>
+        <w:tc>
+          <w:tcPr>
+            <w:tcW w:type="dxa" w:w="1134"/>
+            <w:vAlign w:val="top"/>
+          </w:tcPr>
+          <w:p>
+            <w:r/>
+            <w:r>
+              <w:rPr>
+                <w:b/>
+                <w:sz w:val="20"/>
+              </w:rPr>
+              <w:t>Art. 14 bis</w:t>
+            </w:r>
+          </w:p>
+        </w:tc>
+        <w:tc>
+          <w:tcPr>
+            <w:tcW w:type="dxa" w:w="3118"/>
+            <w:vAlign w:val="top"/>
+          </w:tcPr>
+          <w:p>
+            <w:r/>
+            <w:r>
+              <w:rPr>
+                <w:sz w:val="20"/>
+                <w:u w:val="single"/>
+              </w:rPr>
+              <w:t>Gestión de brechas de seguridad</w:t>
+            </w:r>
+          </w:p>
+        </w:tc>
+        <w:tc>
+          <w:tcPr>
+            <w:tcW w:type="dxa" w:w="3118"/>
+            <w:vAlign w:val="top"/>
+          </w:tcPr>
+          <w:p>
+            <w:r/>
+            <w:r>
+              <w:rPr>
+                <w:sz w:val="20"/>
+              </w:rPr>
+              <w:t>US-BRCH-01, DT-015</w:t>
+            </w:r>
+          </w:p>
+        </w:tc>
+        <w:tc>
+          <w:tcPr>
+            <w:tcW w:type="dxa" w:w="1984"/>
+            <w:vAlign w:val="top"/>
+          </w:tcPr>
+          <w:p>
+            <w:r/>
+            <w:r>
+              <w:rPr>
+                <w:sz w:val="20"/>
+                <w:u w:val="single"/>
+              </w:rPr>
+              <w:t>CERRADO v1.3</w:t>
+            </w:r>
+          </w:p>
+        </w:tc>
+      </w:tr>
+      <w:tr>
+        <w:tc>
+          <w:tcPr>
+            <w:tcW w:type="dxa" w:w="1134"/>
+            <w:vAlign w:val="top"/>
+          </w:tcPr>
+          <w:p>
+            <w:r/>
+            <w:r>
+              <w:rPr>
+                <w:b/>
+                <w:sz w:val="20"/>
+              </w:rPr>
+              <w:t>Art. 14 ter</w:t>
+            </w:r>
+          </w:p>
+        </w:tc>
+        <w:tc>
+          <w:tcPr>
+            <w:tcW w:type="dxa" w:w="3118"/>
+            <w:vAlign w:val="top"/>
+          </w:tcPr>
+          <w:p>
+            <w:r/>
+            <w:r>
+              <w:rPr>
+                <w:sz w:val="20"/>
+                <w:u w:val="single"/>
+              </w:rPr>
+              <w:t>Política de transparencia pública</w:t>
+            </w:r>
+          </w:p>
+        </w:tc>
+        <w:tc>
+          <w:tcPr>
+            <w:tcW w:type="dxa" w:w="3118"/>
+            <w:vAlign w:val="top"/>
+          </w:tcPr>
+          <w:p>
+            <w:r/>
+            <w:r>
+              <w:rPr>
+                <w:sz w:val="20"/>
+              </w:rPr>
+              <w:t>US-PUB-01, US-PUB-02</w:t>
+            </w:r>
+          </w:p>
+        </w:tc>
+        <w:tc>
+          <w:tcPr>
+            <w:tcW w:type="dxa" w:w="1984"/>
+            <w:vAlign w:val="top"/>
+          </w:tcPr>
+          <w:p>
+            <w:r/>
+            <w:r>
+              <w:rPr>
+                <w:sz w:val="20"/>
+              </w:rPr>
+              <w:t>Cerrado</w:t>
+            </w:r>
+          </w:p>
+        </w:tc>
+      </w:tr>
+      <w:tr>
+        <w:tc>
+          <w:tcPr>
+            <w:tcW w:type="dxa" w:w="1134"/>
+            <w:vAlign w:val="top"/>
+          </w:tcPr>
+          <w:p>
+            <w:r/>
+            <w:r>
+              <w:rPr>
+                <w:b/>
+                <w:sz w:val="20"/>
+              </w:rPr>
+              <w:t>Art. 14 quater</w:t>
+            </w:r>
+          </w:p>
+        </w:tc>
+        <w:tc>
+          <w:tcPr>
+            <w:tcW w:type="dxa" w:w="3118"/>
+            <w:vAlign w:val="top"/>
+          </w:tcPr>
+          <w:p>
+            <w:r/>
+            <w:r>
+              <w:rPr>
+                <w:sz w:val="20"/>
+                <w:u w:val="single"/>
+              </w:rPr>
+              <w:t>Contratos con encargados del tratamiento</w:t>
+            </w:r>
+          </w:p>
+        </w:tc>
+        <w:tc>
+          <w:tcPr>
+            <w:tcW w:type="dxa" w:w="3118"/>
+            <w:vAlign w:val="top"/>
+          </w:tcPr>
+          <w:p>
+            <w:r/>
+            <w:r>
+              <w:rPr>
+                <w:sz w:val="20"/>
+              </w:rPr>
+              <w:t>US-ENC-01 al US-ENC-04</w:t>
+            </w:r>
+          </w:p>
+        </w:tc>
+        <w:tc>
+          <w:tcPr>
+            <w:tcW w:type="dxa" w:w="1984"/>
+            <w:vAlign w:val="top"/>
+          </w:tcPr>
+          <w:p>
+            <w:r/>
+            <w:r>
+              <w:rPr>
+                <w:sz w:val="20"/>
+              </w:rPr>
+              <w:t>Cerrado</w:t>
+            </w:r>
+          </w:p>
+        </w:tc>
+      </w:tr>
+      <w:tr>
+        <w:tc>
+          <w:tcPr>
+            <w:tcW w:type="dxa" w:w="1134"/>
+            <w:vAlign w:val="top"/>
+          </w:tcPr>
+          <w:p>
+            <w:r/>
+            <w:r>
+              <w:rPr>
+                <w:b/>
+                <w:sz w:val="20"/>
+              </w:rPr>
+              <w:t>Art. 15</w:t>
+            </w:r>
+          </w:p>
+        </w:tc>
+        <w:tc>
+          <w:tcPr>
+            <w:tcW w:type="dxa" w:w="3118"/>
+            <w:vAlign w:val="top"/>
+          </w:tcPr>
+          <w:p>
+            <w:r/>
+            <w:r>
+              <w:rPr>
+                <w:sz w:val="20"/>
+                <w:u w:val="single"/>
+              </w:rPr>
+              <w:t>Registro de Actividades de Tratamiento (RAT)</w:t>
+            </w:r>
+          </w:p>
+        </w:tc>
+        <w:tc>
+          <w:tcPr>
+            <w:tcW w:type="dxa" w:w="3118"/>
+            <w:vAlign w:val="top"/>
+          </w:tcPr>
+          <w:p>
+            <w:r/>
+            <w:r>
+              <w:rPr>
+                <w:sz w:val="20"/>
+              </w:rPr>
+              <w:t>US-RAT-01 al US-RAT-07, DT-014</w:t>
+            </w:r>
+          </w:p>
+        </w:tc>
+        <w:tc>
+          <w:tcPr>
+            <w:tcW w:type="dxa" w:w="1984"/>
+            <w:vAlign w:val="top"/>
+          </w:tcPr>
+          <w:p>
+            <w:r/>
+            <w:r>
+              <w:rPr>
+                <w:sz w:val="20"/>
+                <w:u w:val="single"/>
+              </w:rPr>
+              <w:t>CERRADO v1.3</w:t>
+            </w:r>
+          </w:p>
+        </w:tc>
+      </w:tr>
+      <w:tr>
+        <w:tc>
+          <w:tcPr>
+            <w:tcW w:type="dxa" w:w="1134"/>
+            <w:vAlign w:val="top"/>
+          </w:tcPr>
+          <w:p>
+            <w:r/>
+            <w:r>
+              <w:rPr>
+                <w:b/>
+                <w:sz w:val="20"/>
+              </w:rPr>
+              <w:t>Art. 15 bis</w:t>
+            </w:r>
+          </w:p>
+        </w:tc>
+        <w:tc>
+          <w:tcPr>
+            <w:tcW w:type="dxa" w:w="3118"/>
+            <w:vAlign w:val="top"/>
+          </w:tcPr>
+          <w:p>
+            <w:r/>
+            <w:r>
+              <w:rPr>
+                <w:sz w:val="20"/>
+                <w:u w:val="single"/>
+              </w:rPr>
+              <w:t>Evaluaciones de Impacto (EIPD)</w:t>
+            </w:r>
+          </w:p>
+        </w:tc>
+        <w:tc>
+          <w:tcPr>
+            <w:tcW w:type="dxa" w:w="3118"/>
+            <w:vAlign w:val="top"/>
+          </w:tcPr>
+          <w:p>
+            <w:r/>
+            <w:r>
+              <w:rPr>
+                <w:sz w:val="20"/>
+                <w:u w:val="single"/>
+              </w:rPr>
+              <w:t>US-EIPD-01, US-EIPD-02, CB-02</w:t>
+            </w:r>
+          </w:p>
+        </w:tc>
+        <w:tc>
+          <w:tcPr>
+            <w:tcW w:type="dxa" w:w="1984"/>
+            <w:vAlign w:val="top"/>
+          </w:tcPr>
+          <w:p>
+            <w:r/>
+            <w:r>
+              <w:rPr>
+                <w:sz w:val="20"/>
+                <w:u w:val="single"/>
+              </w:rPr>
+              <w:t>CERRADO v1.3</w:t>
+            </w:r>
+          </w:p>
+        </w:tc>
+      </w:tr>
+      <w:tr>
+        <w:tc>
+          <w:tcPr>
+            <w:tcW w:type="dxa" w:w="1134"/>
+            <w:vAlign w:val="top"/>
+          </w:tcPr>
+          <w:p>
+            <w:r/>
+            <w:r>
+              <w:rPr>
+                <w:b/>
+                <w:sz w:val="20"/>
+              </w:rPr>
+              <w:t>Art. 16</w:t>
+            </w:r>
+          </w:p>
+        </w:tc>
+        <w:tc>
+          <w:tcPr>
+            <w:tcW w:type="dxa" w:w="3118"/>
+            <w:vAlign w:val="top"/>
+          </w:tcPr>
+          <w:p>
+            <w:r/>
+            <w:r>
+              <w:rPr>
+                <w:sz w:val="20"/>
+                <w:u w:val="single"/>
+              </w:rPr>
+              <w:t>Datos sensibles requieren EIPD</w:t>
+            </w:r>
+          </w:p>
+        </w:tc>
+        <w:tc>
+          <w:tcPr>
+            <w:tcW w:type="dxa" w:w="3118"/>
+            <w:vAlign w:val="top"/>
+          </w:tcPr>
+          <w:p>
+            <w:r/>
+            <w:r>
+              <w:rPr>
+                <w:sz w:val="20"/>
+              </w:rPr>
+              <w:t>US-EIPD-01, US-EIPD-02</w:t>
+            </w:r>
+          </w:p>
+        </w:tc>
+        <w:tc>
+          <w:tcPr>
+            <w:tcW w:type="dxa" w:w="1984"/>
+            <w:vAlign w:val="top"/>
+          </w:tcPr>
+          <w:p>
+            <w:r/>
+            <w:r>
+              <w:rPr>
+                <w:sz w:val="20"/>
+              </w:rPr>
+              <w:t>Cerrado</w:t>
+            </w:r>
+          </w:p>
+        </w:tc>
+      </w:tr>
+      <w:tr>
+        <w:tc>
+          <w:tcPr>
+            <w:tcW w:type="dxa" w:w="1134"/>
+            <w:vAlign w:val="top"/>
+          </w:tcPr>
+          <w:p>
+            <w:r/>
+            <w:r>
+              <w:rPr>
+                <w:b/>
+                <w:sz w:val="20"/>
+              </w:rPr>
+              <w:t>Art. 17</w:t>
+            </w:r>
+          </w:p>
+        </w:tc>
+        <w:tc>
+          <w:tcPr>
+            <w:tcW w:type="dxa" w:w="3118"/>
+            <w:vAlign w:val="top"/>
+          </w:tcPr>
+          <w:p>
+            <w:r/>
+            <w:r>
+              <w:rPr>
+                <w:sz w:val="20"/>
+                <w:u w:val="single"/>
+              </w:rPr>
+              <w:t>Derechos ARCO (Acceso, Rectificación, Cancelación, Oposición)</w:t>
+            </w:r>
+          </w:p>
+        </w:tc>
+        <w:tc>
+          <w:tcPr>
+            <w:tcW w:type="dxa" w:w="3118"/>
+            <w:vAlign w:val="top"/>
+          </w:tcPr>
+          <w:p>
+            <w:r/>
+            <w:r>
+              <w:rPr>
+                <w:sz w:val="20"/>
+              </w:rPr>
+              <w:t>US-ARCO-01 al US-ARCO-06</w:t>
+            </w:r>
+          </w:p>
+        </w:tc>
+        <w:tc>
+          <w:tcPr>
+            <w:tcW w:type="dxa" w:w="1984"/>
+            <w:vAlign w:val="top"/>
+          </w:tcPr>
+          <w:p>
+            <w:r/>
+            <w:r>
+              <w:rPr>
+                <w:sz w:val="20"/>
+              </w:rPr>
+              <w:t>Cerrado</w:t>
+            </w:r>
+          </w:p>
+        </w:tc>
+      </w:tr>
+      <w:tr>
+        <w:tc>
+          <w:tcPr>
+            <w:tcW w:type="dxa" w:w="1134"/>
+            <w:vAlign w:val="top"/>
+          </w:tcPr>
+          <w:p>
+            <w:r/>
+            <w:r>
+              <w:rPr>
+                <w:b/>
+                <w:sz w:val="20"/>
+              </w:rPr>
+              <w:t>Art. 19</w:t>
+            </w:r>
+          </w:p>
+        </w:tc>
+        <w:tc>
+          <w:tcPr>
+            <w:tcW w:type="dxa" w:w="3118"/>
+            <w:vAlign w:val="top"/>
+          </w:tcPr>
+          <w:p>
+            <w:r/>
+            <w:r>
+              <w:rPr>
+                <w:sz w:val="20"/>
+                <w:u w:val="single"/>
+              </w:rPr>
+              <w:t>Medidas de seguridad técnicas y organizacionales</w:t>
+            </w:r>
+          </w:p>
+        </w:tc>
+        <w:tc>
+          <w:tcPr>
+            <w:tcW w:type="dxa" w:w="3118"/>
+            <w:vAlign w:val="top"/>
+          </w:tcPr>
+          <w:p>
+            <w:r/>
+            <w:r>
+              <w:rPr>
+                <w:sz w:val="20"/>
+              </w:rPr>
+              <w:t>TF-01 al TF-12, S14 (pendiente)</w:t>
+            </w:r>
+          </w:p>
+        </w:tc>
+        <w:tc>
+          <w:tcPr>
+            <w:tcW w:type="dxa" w:w="1984"/>
+            <w:vAlign w:val="top"/>
+          </w:tcPr>
+          <w:p>
+            <w:r/>
+            <w:r>
+              <w:rPr>
+                <w:sz w:val="20"/>
+              </w:rPr>
+              <w:t>Parcial</w:t>
+            </w:r>
+          </w:p>
+        </w:tc>
+      </w:tr>
+    </w:tbl>
+    <w:p>
+      <w:pPr>
+        <w:pStyle w:val="Heading1"/>
+      </w:pPr>
+      <w:r>
+        <w:t>2. Hallazgos de auditoría → acción</w:t>
       </w:r>
     </w:p>
     <w:p>
       <w:r>
-        <w:t>Este documento ha sido actualizado desde v1.12 para reflejar los fixes de seguridad, performance y documentación aplicados en la ronda de auditoría QA de septiembre 2026.</w:t>
+        <w:rPr>
+          <w:sz w:val="22"/>
+        </w:rPr>
+        <w:t>_ traceability de los hallazgos de auditoría v1.3 y v1.4:_</w:t>
+      </w:r>
+    </w:p>
+    <w:tbl>
+      <w:tblPr>
+        <w:tblStyle w:val="TableGrid"/>
+        <w:tblW w:type="auto" w:w="0"/>
+        <w:jc w:val="left"/>
+        <w:tblLook w:firstColumn="1" w:firstRow="1" w:lastColumn="0" w:lastRow="0" w:noHBand="0" w:noVBand="1" w:val="04A0"/>
+      </w:tblPr>
+      <w:tblGrid>
+        <w:gridCol w:w="1662"/>
+        <w:gridCol w:w="1662"/>
+        <w:gridCol w:w="1662"/>
+        <w:gridCol w:w="1662"/>
+        <w:gridCol w:w="1662"/>
+        <w:gridCol w:w="1662"/>
+      </w:tblGrid>
+      <w:tr>
+        <w:tc>
+          <w:tcPr>
+            <w:tcW w:type="dxa" w:w="1020"/>
+            <w:shd w:val="clear" w:color="auto" w:fill="D9E2F3"/>
+            <w:vAlign w:val="center"/>
+          </w:tcPr>
+          <w:p>
+            <w:r/>
+            <w:r>
+              <w:rPr>
+                <w:b/>
+                <w:color w:val="1F497D"/>
+                <w:sz w:val="20"/>
+              </w:rPr>
+              <w:t>ID</w:t>
+            </w:r>
+          </w:p>
+        </w:tc>
+        <w:tc>
+          <w:tcPr>
+            <w:tcW w:type="dxa" w:w="2551"/>
+            <w:shd w:val="clear" w:color="auto" w:fill="D9E2F3"/>
+            <w:vAlign w:val="center"/>
+          </w:tcPr>
+          <w:p>
+            <w:r/>
+            <w:r>
+              <w:rPr>
+                <w:b/>
+                <w:color w:val="1F497D"/>
+                <w:sz w:val="20"/>
+              </w:rPr>
+              <w:t>Descripción</w:t>
+            </w:r>
+          </w:p>
+        </w:tc>
+        <w:tc>
+          <w:tcPr>
+            <w:tcW w:type="dxa" w:w="1134"/>
+            <w:shd w:val="clear" w:color="auto" w:fill="D9E2F3"/>
+            <w:vAlign w:val="center"/>
+          </w:tcPr>
+          <w:p>
+            <w:r/>
+            <w:r>
+              <w:rPr>
+                <w:b/>
+                <w:color w:val="1F497D"/>
+                <w:sz w:val="20"/>
+              </w:rPr>
+              <w:t>Gravedad</w:t>
+            </w:r>
+          </w:p>
+        </w:tc>
+        <w:tc>
+          <w:tcPr>
+            <w:tcW w:type="dxa" w:w="2551"/>
+            <w:shd w:val="clear" w:color="auto" w:fill="D9E2F3"/>
+            <w:vAlign w:val="center"/>
+          </w:tcPr>
+          <w:p>
+            <w:r/>
+            <w:r>
+              <w:rPr>
+                <w:b/>
+                <w:color w:val="1F497D"/>
+                <w:sz w:val="20"/>
+              </w:rPr>
+              <w:t>Corrección</w:t>
+            </w:r>
+          </w:p>
+        </w:tc>
+        <w:tc>
+          <w:tcPr>
+            <w:tcW w:type="dxa" w:w="1417"/>
+            <w:shd w:val="clear" w:color="auto" w:fill="D9E2F3"/>
+            <w:vAlign w:val="center"/>
+          </w:tcPr>
+          <w:p>
+            <w:r/>
+            <w:r>
+              <w:rPr>
+                <w:b/>
+                <w:color w:val="1F497D"/>
+                <w:sz w:val="20"/>
+              </w:rPr>
+              <w:t>Commit</w:t>
+            </w:r>
+          </w:p>
+        </w:tc>
+        <w:tc>
+          <w:tcPr>
+            <w:tcW w:type="dxa" w:w="1247"/>
+            <w:shd w:val="clear" w:color="auto" w:fill="D9E2F3"/>
+            <w:vAlign w:val="center"/>
+          </w:tcPr>
+          <w:p>
+            <w:r/>
+            <w:r>
+              <w:rPr>
+                <w:b/>
+                <w:color w:val="1F497D"/>
+                <w:sz w:val="20"/>
+              </w:rPr>
+              <w:t>Estado</w:t>
+            </w:r>
+          </w:p>
+        </w:tc>
+      </w:tr>
+      <w:tr>
+        <w:tc>
+          <w:tcPr>
+            <w:tcW w:type="dxa" w:w="1020"/>
+            <w:vAlign w:val="top"/>
+          </w:tcPr>
+          <w:p>
+            <w:r/>
+            <w:r>
+              <w:rPr>
+                <w:b/>
+                <w:sz w:val="20"/>
+              </w:rPr>
+              <w:t>ID</w:t>
+            </w:r>
+          </w:p>
+        </w:tc>
+        <w:tc>
+          <w:tcPr>
+            <w:tcW w:type="dxa" w:w="2551"/>
+            <w:vAlign w:val="top"/>
+          </w:tcPr>
+          <w:p>
+            <w:r/>
+            <w:r>
+              <w:rPr>
+                <w:sz w:val="20"/>
+              </w:rPr>
+              <w:t>Descripción</w:t>
+            </w:r>
+          </w:p>
+        </w:tc>
+        <w:tc>
+          <w:tcPr>
+            <w:tcW w:type="dxa" w:w="1134"/>
+            <w:vAlign w:val="top"/>
+          </w:tcPr>
+          <w:p>
+            <w:r/>
+            <w:r>
+              <w:rPr>
+                <w:sz w:val="20"/>
+              </w:rPr>
+              <w:t>Gravedad</w:t>
+            </w:r>
+          </w:p>
+        </w:tc>
+        <w:tc>
+          <w:tcPr>
+            <w:tcW w:type="dxa" w:w="2551"/>
+            <w:vAlign w:val="top"/>
+          </w:tcPr>
+          <w:p>
+            <w:r/>
+            <w:r>
+              <w:rPr>
+                <w:sz w:val="20"/>
+              </w:rPr>
+              <w:t>Corrección</w:t>
+            </w:r>
+          </w:p>
+        </w:tc>
+        <w:tc>
+          <w:tcPr>
+            <w:tcW w:type="dxa" w:w="1417"/>
+            <w:vAlign w:val="top"/>
+          </w:tcPr>
+          <w:p>
+            <w:r/>
+            <w:r>
+              <w:rPr>
+                <w:sz w:val="20"/>
+              </w:rPr>
+              <w:t>Commit</w:t>
+            </w:r>
+          </w:p>
+        </w:tc>
+        <w:tc>
+          <w:tcPr>
+            <w:tcW w:type="dxa" w:w="1247"/>
+            <w:vAlign w:val="top"/>
+          </w:tcPr>
+          <w:p>
+            <w:r/>
+            <w:r>
+              <w:rPr>
+                <w:sz w:val="20"/>
+              </w:rPr>
+              <w:t>Estado</w:t>
+            </w:r>
+          </w:p>
+        </w:tc>
+      </w:tr>
+      <w:tr>
+        <w:tc>
+          <w:tcPr>
+            <w:tcW w:type="dxa" w:w="1020"/>
+            <w:vAlign w:val="top"/>
+          </w:tcPr>
+          <w:p>
+            <w:r/>
+            <w:r>
+              <w:rPr>
+                <w:b/>
+                <w:sz w:val="20"/>
+              </w:rPr>
+              <w:t>R-API-03</w:t>
+            </w:r>
+          </w:p>
+        </w:tc>
+        <w:tc>
+          <w:tcPr>
+            <w:tcW w:type="dxa" w:w="2551"/>
+            <w:vAlign w:val="top"/>
+          </w:tcPr>
+          <w:p>
+            <w:r/>
+            <w:r>
+              <w:rPr>
+                <w:sz w:val="20"/>
+                <w:u w:val="single"/>
+              </w:rPr>
+              <w:t>Token blacklist JTI</w:t>
+            </w:r>
+          </w:p>
+        </w:tc>
+        <w:tc>
+          <w:tcPr>
+            <w:tcW w:type="dxa" w:w="1134"/>
+            <w:vAlign w:val="top"/>
+          </w:tcPr>
+          <w:p>
+            <w:r/>
+            <w:r>
+              <w:rPr>
+                <w:sz w:val="20"/>
+              </w:rPr>
+              <w:t>Crítico</w:t>
+            </w:r>
+          </w:p>
+        </w:tc>
+        <w:tc>
+          <w:tcPr>
+            <w:tcW w:type="dxa" w:w="2551"/>
+            <w:vAlign w:val="top"/>
+          </w:tcPr>
+          <w:p>
+            <w:r/>
+            <w:r>
+              <w:rPr>
+                <w:sz w:val="20"/>
+                <w:u w:val="single"/>
+              </w:rPr>
+              <w:t>get_current_user consulta blacklist</w:t>
+            </w:r>
+          </w:p>
+        </w:tc>
+        <w:tc>
+          <w:tcPr>
+            <w:tcW w:type="dxa" w:w="1417"/>
+            <w:vAlign w:val="top"/>
+          </w:tcPr>
+          <w:p>
+            <w:r/>
+            <w:r>
+              <w:rPr>
+                <w:sz w:val="20"/>
+              </w:rPr>
+              <w:t>96167b5</w:t>
+            </w:r>
+          </w:p>
+        </w:tc>
+        <w:tc>
+          <w:tcPr>
+            <w:tcW w:type="dxa" w:w="1247"/>
+            <w:vAlign w:val="top"/>
+          </w:tcPr>
+          <w:p>
+            <w:r/>
+            <w:r>
+              <w:rPr>
+                <w:sz w:val="20"/>
+                <w:u w:val="single"/>
+              </w:rPr>
+              <w:t>CERRADO</w:t>
+            </w:r>
+          </w:p>
+        </w:tc>
+      </w:tr>
+      <w:tr>
+        <w:tc>
+          <w:tcPr>
+            <w:tcW w:type="dxa" w:w="1020"/>
+            <w:vAlign w:val="top"/>
+          </w:tcPr>
+          <w:p>
+            <w:r/>
+            <w:r>
+              <w:rPr>
+                <w:b/>
+                <w:sz w:val="20"/>
+              </w:rPr>
+              <w:t>R-API-04</w:t>
+            </w:r>
+          </w:p>
+        </w:tc>
+        <w:tc>
+          <w:tcPr>
+            <w:tcW w:type="dxa" w:w="2551"/>
+            <w:vAlign w:val="top"/>
+          </w:tcPr>
+          <w:p>
+            <w:r/>
+            <w:r>
+              <w:rPr>
+                <w:sz w:val="20"/>
+                <w:u w:val="single"/>
+              </w:rPr>
+              <w:t>IDOR en /companies/{id}</w:t>
+            </w:r>
+          </w:p>
+        </w:tc>
+        <w:tc>
+          <w:tcPr>
+            <w:tcW w:type="dxa" w:w="1134"/>
+            <w:vAlign w:val="top"/>
+          </w:tcPr>
+          <w:p>
+            <w:r/>
+            <w:r>
+              <w:rPr>
+                <w:sz w:val="20"/>
+              </w:rPr>
+              <w:t>Crítico</w:t>
+            </w:r>
+          </w:p>
+        </w:tc>
+        <w:tc>
+          <w:tcPr>
+            <w:tcW w:type="dxa" w:w="2551"/>
+            <w:vAlign w:val="top"/>
+          </w:tcPr>
+          <w:p>
+            <w:r/>
+            <w:r>
+              <w:rPr>
+                <w:sz w:val="20"/>
+                <w:u w:val="single"/>
+              </w:rPr>
+              <w:t>check_company_access en todas rutas</w:t>
+            </w:r>
+          </w:p>
+        </w:tc>
+        <w:tc>
+          <w:tcPr>
+            <w:tcW w:type="dxa" w:w="1417"/>
+            <w:vAlign w:val="top"/>
+          </w:tcPr>
+          <w:p>
+            <w:r/>
+            <w:r>
+              <w:rPr>
+                <w:sz w:val="20"/>
+              </w:rPr>
+              <w:t>96167b5</w:t>
+            </w:r>
+          </w:p>
+        </w:tc>
+        <w:tc>
+          <w:tcPr>
+            <w:tcW w:type="dxa" w:w="1247"/>
+            <w:vAlign w:val="top"/>
+          </w:tcPr>
+          <w:p>
+            <w:r/>
+            <w:r>
+              <w:rPr>
+                <w:sz w:val="20"/>
+                <w:u w:val="single"/>
+              </w:rPr>
+              <w:t>CERRADO</w:t>
+            </w:r>
+          </w:p>
+        </w:tc>
+      </w:tr>
+      <w:tr>
+        <w:tc>
+          <w:tcPr>
+            <w:tcW w:type="dxa" w:w="1020"/>
+            <w:vAlign w:val="top"/>
+          </w:tcPr>
+          <w:p>
+            <w:r/>
+            <w:r>
+              <w:rPr>
+                <w:b/>
+                <w:sz w:val="20"/>
+              </w:rPr>
+              <w:t>R-API-05</w:t>
+            </w:r>
+          </w:p>
+        </w:tc>
+        <w:tc>
+          <w:tcPr>
+            <w:tcW w:type="dxa" w:w="2551"/>
+            <w:vAlign w:val="top"/>
+          </w:tcPr>
+          <w:p>
+            <w:r/>
+            <w:r>
+              <w:rPr>
+                <w:sz w:val="20"/>
+                <w:u w:val="single"/>
+              </w:rPr>
+              <w:t>/companies/publico sin auth</w:t>
+            </w:r>
+          </w:p>
+        </w:tc>
+        <w:tc>
+          <w:tcPr>
+            <w:tcW w:type="dxa" w:w="1134"/>
+            <w:vAlign w:val="top"/>
+          </w:tcPr>
+          <w:p>
+            <w:r/>
+            <w:r>
+              <w:rPr>
+                <w:sz w:val="20"/>
+              </w:rPr>
+              <w:t>Crítico</w:t>
+            </w:r>
+          </w:p>
+        </w:tc>
+        <w:tc>
+          <w:tcPr>
+            <w:tcW w:type="dxa" w:w="2551"/>
+            <w:vAlign w:val="top"/>
+          </w:tcPr>
+          <w:p>
+            <w:r/>
+            <w:r>
+              <w:rPr>
+                <w:sz w:val="20"/>
+                <w:u w:val="single"/>
+              </w:rPr>
+              <w:t>auth requerida en endpoint</w:t>
+            </w:r>
+          </w:p>
+        </w:tc>
+        <w:tc>
+          <w:tcPr>
+            <w:tcW w:type="dxa" w:w="1417"/>
+            <w:vAlign w:val="top"/>
+          </w:tcPr>
+          <w:p>
+            <w:r/>
+            <w:r>
+              <w:rPr>
+                <w:sz w:val="20"/>
+              </w:rPr>
+              <w:t>96167b5</w:t>
+            </w:r>
+          </w:p>
+        </w:tc>
+        <w:tc>
+          <w:tcPr>
+            <w:tcW w:type="dxa" w:w="1247"/>
+            <w:vAlign w:val="top"/>
+          </w:tcPr>
+          <w:p>
+            <w:r/>
+            <w:r>
+              <w:rPr>
+                <w:sz w:val="20"/>
+                <w:u w:val="single"/>
+              </w:rPr>
+              <w:t>CERRADO</w:t>
+            </w:r>
+          </w:p>
+        </w:tc>
+      </w:tr>
+      <w:tr>
+        <w:tc>
+          <w:tcPr>
+            <w:tcW w:type="dxa" w:w="1020"/>
+            <w:vAlign w:val="top"/>
+          </w:tcPr>
+          <w:p>
+            <w:r/>
+            <w:r>
+              <w:rPr>
+                <w:b/>
+                <w:sz w:val="20"/>
+              </w:rPr>
+              <w:t>R-API-06</w:t>
+            </w:r>
+          </w:p>
+        </w:tc>
+        <w:tc>
+          <w:tcPr>
+            <w:tcW w:type="dxa" w:w="2551"/>
+            <w:vAlign w:val="top"/>
+          </w:tcPr>
+          <w:p>
+            <w:r/>
+            <w:r>
+              <w:rPr>
+                <w:sz w:val="20"/>
+                <w:u w:val="single"/>
+              </w:rPr>
+              <w:t>CSV injection</w:t>
+            </w:r>
+          </w:p>
+        </w:tc>
+        <w:tc>
+          <w:tcPr>
+            <w:tcW w:type="dxa" w:w="1134"/>
+            <w:vAlign w:val="top"/>
+          </w:tcPr>
+          <w:p>
+            <w:r/>
+            <w:r>
+              <w:rPr>
+                <w:sz w:val="20"/>
+              </w:rPr>
+              <w:t>Crítico</w:t>
+            </w:r>
+          </w:p>
+        </w:tc>
+        <w:tc>
+          <w:tcPr>
+            <w:tcW w:type="dxa" w:w="2551"/>
+            <w:vAlign w:val="top"/>
+          </w:tcPr>
+          <w:p>
+            <w:r/>
+            <w:r>
+              <w:rPr>
+                <w:sz w:val="20"/>
+                <w:u w:val="single"/>
+              </w:rPr>
+              <w:t>Sanitización con prefijo '_'</w:t>
+            </w:r>
+          </w:p>
+        </w:tc>
+        <w:tc>
+          <w:tcPr>
+            <w:tcW w:type="dxa" w:w="1417"/>
+            <w:vAlign w:val="top"/>
+          </w:tcPr>
+          <w:p>
+            <w:r/>
+            <w:r>
+              <w:rPr>
+                <w:sz w:val="20"/>
+              </w:rPr>
+              <w:t>96167b5</w:t>
+            </w:r>
+          </w:p>
+        </w:tc>
+        <w:tc>
+          <w:tcPr>
+            <w:tcW w:type="dxa" w:w="1247"/>
+            <w:vAlign w:val="top"/>
+          </w:tcPr>
+          <w:p>
+            <w:r/>
+            <w:r>
+              <w:rPr>
+                <w:sz w:val="20"/>
+                <w:u w:val="single"/>
+              </w:rPr>
+              <w:t>CERRADO</w:t>
+            </w:r>
+          </w:p>
+        </w:tc>
+      </w:tr>
+      <w:tr>
+        <w:tc>
+          <w:tcPr>
+            <w:tcW w:type="dxa" w:w="1020"/>
+            <w:vAlign w:val="top"/>
+          </w:tcPr>
+          <w:p>
+            <w:r/>
+            <w:r>
+              <w:rPr>
+                <w:b/>
+                <w:sz w:val="20"/>
+              </w:rPr>
+              <w:t>R-API-07</w:t>
+            </w:r>
+          </w:p>
+        </w:tc>
+        <w:tc>
+          <w:tcPr>
+            <w:tcW w:type="dxa" w:w="2551"/>
+            <w:vAlign w:val="top"/>
+          </w:tcPr>
+          <w:p>
+            <w:r/>
+            <w:r>
+              <w:rPr>
+                <w:sz w:val="20"/>
+                <w:u w:val="single"/>
+              </w:rPr>
+              <w:t>Rate limiting</w:t>
+            </w:r>
+          </w:p>
+        </w:tc>
+        <w:tc>
+          <w:tcPr>
+            <w:tcW w:type="dxa" w:w="1134"/>
+            <w:vAlign w:val="top"/>
+          </w:tcPr>
+          <w:p>
+            <w:r/>
+            <w:r>
+              <w:rPr>
+                <w:sz w:val="20"/>
+              </w:rPr>
+              <w:t>Alto</w:t>
+            </w:r>
+          </w:p>
+        </w:tc>
+        <w:tc>
+          <w:tcPr>
+            <w:tcW w:type="dxa" w:w="2551"/>
+            <w:vAlign w:val="top"/>
+          </w:tcPr>
+          <w:p>
+            <w:r/>
+            <w:r>
+              <w:rPr>
+                <w:sz w:val="20"/>
+                <w:u w:val="single"/>
+              </w:rPr>
+              <w:t>slowapi en /auth/login 5/min</w:t>
+            </w:r>
+          </w:p>
+        </w:tc>
+        <w:tc>
+          <w:tcPr>
+            <w:tcW w:type="dxa" w:w="1417"/>
+            <w:vAlign w:val="top"/>
+          </w:tcPr>
+          <w:p>
+            <w:r/>
+            <w:r>
+              <w:rPr>
+                <w:sz w:val="20"/>
+              </w:rPr>
+              <w:t>96167b5</w:t>
+            </w:r>
+          </w:p>
+        </w:tc>
+        <w:tc>
+          <w:tcPr>
+            <w:tcW w:type="dxa" w:w="1247"/>
+            <w:vAlign w:val="top"/>
+          </w:tcPr>
+          <w:p>
+            <w:r/>
+            <w:r>
+              <w:rPr>
+                <w:sz w:val="20"/>
+                <w:u w:val="single"/>
+              </w:rPr>
+              <w:t>CERRADO</w:t>
+            </w:r>
+          </w:p>
+        </w:tc>
+      </w:tr>
+      <w:tr>
+        <w:tc>
+          <w:tcPr>
+            <w:tcW w:type="dxa" w:w="1020"/>
+            <w:vAlign w:val="top"/>
+          </w:tcPr>
+          <w:p>
+            <w:r/>
+            <w:r>
+              <w:rPr>
+                <w:b/>
+                <w:sz w:val="20"/>
+              </w:rPr>
+              <w:t>R-API-08</w:t>
+            </w:r>
+          </w:p>
+        </w:tc>
+        <w:tc>
+          <w:tcPr>
+            <w:tcW w:type="dxa" w:w="2551"/>
+            <w:vAlign w:val="top"/>
+          </w:tcPr>
+          <w:p>
+            <w:r/>
+            <w:r>
+              <w:rPr>
+                <w:sz w:val="20"/>
+                <w:u w:val="single"/>
+              </w:rPr>
+              <w:t>JWT expiry 24h</w:t>
+            </w:r>
+          </w:p>
+        </w:tc>
+        <w:tc>
+          <w:tcPr>
+            <w:tcW w:type="dxa" w:w="1134"/>
+            <w:vAlign w:val="top"/>
+          </w:tcPr>
+          <w:p>
+            <w:r/>
+            <w:r>
+              <w:rPr>
+                <w:sz w:val="20"/>
+              </w:rPr>
+              <w:t>Medio</w:t>
+            </w:r>
+          </w:p>
+        </w:tc>
+        <w:tc>
+          <w:tcPr>
+            <w:tcW w:type="dxa" w:w="2551"/>
+            <w:vAlign w:val="top"/>
+          </w:tcPr>
+          <w:p>
+            <w:r/>
+            <w:r>
+              <w:rPr>
+                <w:sz w:val="20"/>
+                <w:u w:val="single"/>
+              </w:rPr>
+              <w:t>Expiry 480 min + refresh rotation</w:t>
+            </w:r>
+          </w:p>
+        </w:tc>
+        <w:tc>
+          <w:tcPr>
+            <w:tcW w:type="dxa" w:w="1417"/>
+            <w:vAlign w:val="top"/>
+          </w:tcPr>
+          <w:p>
+            <w:r/>
+            <w:r>
+              <w:rPr>
+                <w:sz w:val="20"/>
+              </w:rPr>
+              <w:t>96167b5</w:t>
+            </w:r>
+          </w:p>
+        </w:tc>
+        <w:tc>
+          <w:tcPr>
+            <w:tcW w:type="dxa" w:w="1247"/>
+            <w:vAlign w:val="top"/>
+          </w:tcPr>
+          <w:p>
+            <w:r/>
+            <w:r>
+              <w:rPr>
+                <w:sz w:val="20"/>
+                <w:u w:val="single"/>
+              </w:rPr>
+              <w:t>CERRADO</w:t>
+            </w:r>
+          </w:p>
+        </w:tc>
+      </w:tr>
+      <w:tr>
+        <w:tc>
+          <w:tcPr>
+            <w:tcW w:type="dxa" w:w="1020"/>
+            <w:vAlign w:val="top"/>
+          </w:tcPr>
+          <w:p>
+            <w:r/>
+            <w:r>
+              <w:rPr>
+                <w:b/>
+                <w:sz w:val="20"/>
+              </w:rPr>
+              <w:t>DT-014</w:t>
+            </w:r>
+          </w:p>
+        </w:tc>
+        <w:tc>
+          <w:tcPr>
+            <w:tcW w:type="dxa" w:w="2551"/>
+            <w:vAlign w:val="top"/>
+          </w:tcPr>
+          <w:p>
+            <w:r/>
+            <w:r>
+              <w:rPr>
+                <w:sz w:val="20"/>
+                <w:u w:val="single"/>
+              </w:rPr>
+              <w:t>admin_empresa RAT cross-company</w:t>
+            </w:r>
+          </w:p>
+        </w:tc>
+        <w:tc>
+          <w:tcPr>
+            <w:tcW w:type="dxa" w:w="1134"/>
+            <w:vAlign w:val="top"/>
+          </w:tcPr>
+          <w:p>
+            <w:r/>
+            <w:r>
+              <w:rPr>
+                <w:sz w:val="20"/>
+              </w:rPr>
+              <w:t>Crítico</w:t>
+            </w:r>
+          </w:p>
+        </w:tc>
+        <w:tc>
+          <w:tcPr>
+            <w:tcW w:type="dxa" w:w="2551"/>
+            <w:vAlign w:val="top"/>
+          </w:tcPr>
+          <w:p>
+            <w:r/>
+            <w:r>
+              <w:rPr>
+                <w:sz w:val="20"/>
+                <w:u w:val="single"/>
+              </w:rPr>
+              <w:t>RBAC check con get_empresas_usuario()</w:t>
+            </w:r>
+          </w:p>
+        </w:tc>
+        <w:tc>
+          <w:tcPr>
+            <w:tcW w:type="dxa" w:w="1417"/>
+            <w:vAlign w:val="top"/>
+          </w:tcPr>
+          <w:p>
+            <w:r/>
+            <w:r>
+              <w:rPr>
+                <w:sz w:val="20"/>
+              </w:rPr>
+              <w:t>6209e2d</w:t>
+            </w:r>
+          </w:p>
+        </w:tc>
+        <w:tc>
+          <w:tcPr>
+            <w:tcW w:type="dxa" w:w="1247"/>
+            <w:vAlign w:val="top"/>
+          </w:tcPr>
+          <w:p>
+            <w:r/>
+            <w:r>
+              <w:rPr>
+                <w:sz w:val="20"/>
+                <w:u w:val="single"/>
+              </w:rPr>
+              <w:t>CERRADO</w:t>
+            </w:r>
+          </w:p>
+        </w:tc>
+      </w:tr>
+      <w:tr>
+        <w:tc>
+          <w:tcPr>
+            <w:tcW w:type="dxa" w:w="1020"/>
+            <w:vAlign w:val="top"/>
+          </w:tcPr>
+          <w:p>
+            <w:r/>
+            <w:r>
+              <w:rPr>
+                <w:b/>
+                <w:sz w:val="20"/>
+              </w:rPr>
+              <w:t>DT-015</w:t>
+            </w:r>
+          </w:p>
+        </w:tc>
+        <w:tc>
+          <w:tcPr>
+            <w:tcW w:type="dxa" w:w="2551"/>
+            <w:vAlign w:val="top"/>
+          </w:tcPr>
+          <w:p>
+            <w:r/>
+            <w:r>
+              <w:rPr>
+                <w:sz w:val="20"/>
+                <w:u w:val="single"/>
+              </w:rPr>
+              <w:t>usuario crea brechas</w:t>
+            </w:r>
+          </w:p>
+        </w:tc>
+        <w:tc>
+          <w:tcPr>
+            <w:tcW w:type="dxa" w:w="1134"/>
+            <w:vAlign w:val="top"/>
+          </w:tcPr>
+          <w:p>
+            <w:r/>
+            <w:r>
+              <w:rPr>
+                <w:sz w:val="20"/>
+              </w:rPr>
+              <w:t>Crítico</w:t>
+            </w:r>
+          </w:p>
+        </w:tc>
+        <w:tc>
+          <w:tcPr>
+            <w:tcW w:type="dxa" w:w="2551"/>
+            <w:vAlign w:val="top"/>
+          </w:tcPr>
+          <w:p>
+            <w:r/>
+            <w:r>
+              <w:rPr>
+                <w:sz w:val="20"/>
+                <w:u w:val="single"/>
+              </w:rPr>
+              <w:t>RBAC bloquea rol usuario en POST /brechas/</w:t>
+            </w:r>
+          </w:p>
+        </w:tc>
+        <w:tc>
+          <w:tcPr>
+            <w:tcW w:type="dxa" w:w="1417"/>
+            <w:vAlign w:val="top"/>
+          </w:tcPr>
+          <w:p>
+            <w:r/>
+            <w:r>
+              <w:rPr>
+                <w:sz w:val="20"/>
+              </w:rPr>
+              <w:t>6209e2d</w:t>
+            </w:r>
+          </w:p>
+        </w:tc>
+        <w:tc>
+          <w:tcPr>
+            <w:tcW w:type="dxa" w:w="1247"/>
+            <w:vAlign w:val="top"/>
+          </w:tcPr>
+          <w:p>
+            <w:r/>
+            <w:r>
+              <w:rPr>
+                <w:sz w:val="20"/>
+                <w:u w:val="single"/>
+              </w:rPr>
+              <w:t>CERRADO</w:t>
+            </w:r>
+          </w:p>
+        </w:tc>
+      </w:tr>
+      <w:tr>
+        <w:tc>
+          <w:tcPr>
+            <w:tcW w:type="dxa" w:w="1020"/>
+            <w:vAlign w:val="top"/>
+          </w:tcPr>
+          <w:p>
+            <w:r/>
+            <w:r>
+              <w:rPr>
+                <w:b/>
+                <w:sz w:val="20"/>
+              </w:rPr>
+              <w:t>DT-016</w:t>
+            </w:r>
+          </w:p>
+        </w:tc>
+        <w:tc>
+          <w:tcPr>
+            <w:tcW w:type="dxa" w:w="2551"/>
+            <w:vAlign w:val="top"/>
+          </w:tcPr>
+          <w:p>
+            <w:r/>
+            <w:r>
+              <w:rPr>
+                <w:sz w:val="20"/>
+                <w:u w:val="single"/>
+              </w:rPr>
+              <w:t>Sin /health endpoint</w:t>
+            </w:r>
+          </w:p>
+        </w:tc>
+        <w:tc>
+          <w:tcPr>
+            <w:tcW w:type="dxa" w:w="1134"/>
+            <w:vAlign w:val="top"/>
+          </w:tcPr>
+          <w:p>
+            <w:r/>
+            <w:r>
+              <w:rPr>
+                <w:sz w:val="20"/>
+              </w:rPr>
+              <w:t>Medio</w:t>
+            </w:r>
+          </w:p>
+        </w:tc>
+        <w:tc>
+          <w:tcPr>
+            <w:tcW w:type="dxa" w:w="2551"/>
+            <w:vAlign w:val="top"/>
+          </w:tcPr>
+          <w:p>
+            <w:r/>
+            <w:r>
+              <w:rPr>
+                <w:sz w:val="20"/>
+                <w:u w:val="single"/>
+              </w:rPr>
+              <w:t>GET /health y /health/db implementados</w:t>
+            </w:r>
+          </w:p>
+        </w:tc>
+        <w:tc>
+          <w:tcPr>
+            <w:tcW w:type="dxa" w:w="1417"/>
+            <w:vAlign w:val="top"/>
+          </w:tcPr>
+          <w:p>
+            <w:r/>
+            <w:r>
+              <w:rPr>
+                <w:sz w:val="20"/>
+              </w:rPr>
+              <w:t>6209e2d</w:t>
+            </w:r>
+          </w:p>
+        </w:tc>
+        <w:tc>
+          <w:tcPr>
+            <w:tcW w:type="dxa" w:w="1247"/>
+            <w:vAlign w:val="top"/>
+          </w:tcPr>
+          <w:p>
+            <w:r/>
+            <w:r>
+              <w:rPr>
+                <w:sz w:val="20"/>
+                <w:u w:val="single"/>
+              </w:rPr>
+              <w:t>CERRADO</w:t>
+            </w:r>
+          </w:p>
+        </w:tc>
+      </w:tr>
+      <w:tr>
+        <w:tc>
+          <w:tcPr>
+            <w:tcW w:type="dxa" w:w="1020"/>
+            <w:vAlign w:val="top"/>
+          </w:tcPr>
+          <w:p>
+            <w:r/>
+            <w:r>
+              <w:rPr>
+                <w:b/>
+                <w:sz w:val="20"/>
+              </w:rPr>
+              <w:t>DT-017</w:t>
+            </w:r>
+          </w:p>
+        </w:tc>
+        <w:tc>
+          <w:tcPr>
+            <w:tcW w:type="dxa" w:w="2551"/>
+            <w:vAlign w:val="top"/>
+          </w:tcPr>
+          <w:p>
+            <w:r/>
+            <w:r>
+              <w:rPr>
+                <w:sz w:val="20"/>
+                <w:u w:val="single"/>
+              </w:rPr>
+              <w:t>consentimientos/eipd 500</w:t>
+            </w:r>
+          </w:p>
+        </w:tc>
+        <w:tc>
+          <w:tcPr>
+            <w:tcW w:type="dxa" w:w="1134"/>
+            <w:vAlign w:val="top"/>
+          </w:tcPr>
+          <w:p>
+            <w:r/>
+            <w:r>
+              <w:rPr>
+                <w:sz w:val="20"/>
+              </w:rPr>
+              <w:t>Crítico</w:t>
+            </w:r>
+          </w:p>
+        </w:tc>
+        <w:tc>
+          <w:tcPr>
+            <w:tcW w:type="dxa" w:w="2551"/>
+            <w:vAlign w:val="top"/>
+          </w:tcPr>
+          <w:p>
+            <w:r/>
+            <w:r>
+              <w:rPr>
+                <w:sz w:val="20"/>
+                <w:u w:val="single"/>
+              </w:rPr>
+              <w:t>get_user() → Depends(get_current_user)</w:t>
+            </w:r>
+          </w:p>
+        </w:tc>
+        <w:tc>
+          <w:tcPr>
+            <w:tcW w:type="dxa" w:w="1417"/>
+            <w:vAlign w:val="top"/>
+          </w:tcPr>
+          <w:p>
+            <w:r/>
+            <w:r>
+              <w:rPr>
+                <w:sz w:val="20"/>
+              </w:rPr>
+              <w:t>6980187/43287c0</w:t>
+            </w:r>
+          </w:p>
+        </w:tc>
+        <w:tc>
+          <w:tcPr>
+            <w:tcW w:type="dxa" w:w="1247"/>
+            <w:vAlign w:val="top"/>
+          </w:tcPr>
+          <w:p>
+            <w:r/>
+            <w:r>
+              <w:rPr>
+                <w:sz w:val="20"/>
+                <w:u w:val="single"/>
+              </w:rPr>
+              <w:t>CERRADO</w:t>
+            </w:r>
+          </w:p>
+        </w:tc>
+      </w:tr>
+      <w:tr>
+        <w:tc>
+          <w:tcPr>
+            <w:tcW w:type="dxa" w:w="1020"/>
+            <w:vAlign w:val="top"/>
+          </w:tcPr>
+          <w:p>
+            <w:r/>
+            <w:r>
+              <w:rPr>
+                <w:b/>
+                <w:sz w:val="20"/>
+              </w:rPr>
+              <w:t>DT-OCI-01</w:t>
+            </w:r>
+          </w:p>
+        </w:tc>
+        <w:tc>
+          <w:tcPr>
+            <w:tcW w:type="dxa" w:w="2551"/>
+            <w:vAlign w:val="top"/>
+          </w:tcPr>
+          <w:p>
+            <w:r/>
+            <w:r>
+              <w:rPr>
+                <w:sz w:val="20"/>
+                <w:u w:val="single"/>
+              </w:rPr>
+              <w:t>Descarga archivo sin OCI</w:t>
+            </w:r>
+          </w:p>
+        </w:tc>
+        <w:tc>
+          <w:tcPr>
+            <w:tcW w:type="dxa" w:w="1134"/>
+            <w:vAlign w:val="top"/>
+          </w:tcPr>
+          <w:p>
+            <w:r/>
+            <w:r>
+              <w:rPr>
+                <w:sz w:val="20"/>
+              </w:rPr>
+              <w:t>Alto</w:t>
+            </w:r>
+          </w:p>
+        </w:tc>
+        <w:tc>
+          <w:tcPr>
+            <w:tcW w:type="dxa" w:w="2551"/>
+            <w:vAlign w:val="top"/>
+          </w:tcPr>
+          <w:p>
+            <w:r/>
+            <w:r>
+              <w:rPr>
+                <w:sz w:val="20"/>
+                <w:u w:val="single"/>
+              </w:rPr>
+              <w:t>Fallback chain PAR→signed GET→BYTEA</w:t>
+            </w:r>
+          </w:p>
+        </w:tc>
+        <w:tc>
+          <w:tcPr>
+            <w:tcW w:type="dxa" w:w="1417"/>
+            <w:vAlign w:val="top"/>
+          </w:tcPr>
+          <w:p>
+            <w:r/>
+            <w:r>
+              <w:rPr>
+                <w:sz w:val="20"/>
+              </w:rPr>
+              <w:t>57cbffc</w:t>
+            </w:r>
+          </w:p>
+        </w:tc>
+        <w:tc>
+          <w:tcPr>
+            <w:tcW w:type="dxa" w:w="1247"/>
+            <w:vAlign w:val="top"/>
+          </w:tcPr>
+          <w:p>
+            <w:r/>
+            <w:r>
+              <w:rPr>
+                <w:sz w:val="20"/>
+                <w:u w:val="single"/>
+              </w:rPr>
+              <w:t>CERRADO v1.4</w:t>
+            </w:r>
+          </w:p>
+        </w:tc>
+      </w:tr>
+      <w:tr>
+        <w:tc>
+          <w:tcPr>
+            <w:tcW w:type="dxa" w:w="1020"/>
+            <w:vAlign w:val="top"/>
+          </w:tcPr>
+          <w:p>
+            <w:r/>
+            <w:r>
+              <w:rPr>
+                <w:b/>
+                <w:sz w:val="20"/>
+              </w:rPr>
+              <w:t>DT-OCI-02</w:t>
+            </w:r>
+          </w:p>
+        </w:tc>
+        <w:tc>
+          <w:tcPr>
+            <w:tcW w:type="dxa" w:w="2551"/>
+            <w:vAlign w:val="top"/>
+          </w:tcPr>
+          <w:p>
+            <w:r/>
+            <w:r>
+              <w:rPr>
+                <w:sz w:val="20"/>
+                <w:u w:val="single"/>
+              </w:rPr>
+              <w:t>Gestión corpus asesor IA</w:t>
+            </w:r>
+          </w:p>
+        </w:tc>
+        <w:tc>
+          <w:tcPr>
+            <w:tcW w:type="dxa" w:w="1134"/>
+            <w:vAlign w:val="top"/>
+          </w:tcPr>
+          <w:p>
+            <w:r/>
+            <w:r>
+              <w:rPr>
+                <w:sz w:val="20"/>
+              </w:rPr>
+              <w:t>Medio</w:t>
+            </w:r>
+          </w:p>
+        </w:tc>
+        <w:tc>
+          <w:tcPr>
+            <w:tcW w:type="dxa" w:w="2551"/>
+            <w:vAlign w:val="top"/>
+          </w:tcPr>
+          <w:p>
+            <w:r/>
+            <w:r>
+              <w:rPr>
+                <w:sz w:val="20"/>
+                <w:u w:val="single"/>
+              </w:rPr>
+              <w:t>Admin Asesor endpoints</w:t>
+            </w:r>
+          </w:p>
+        </w:tc>
+        <w:tc>
+          <w:tcPr>
+            <w:tcW w:type="dxa" w:w="1417"/>
+            <w:vAlign w:val="top"/>
+          </w:tcPr>
+          <w:p>
+            <w:r/>
+            <w:r>
+              <w:rPr>
+                <w:sz w:val="20"/>
+              </w:rPr>
+              <w:t>admin_asesor.py</w:t>
+            </w:r>
+          </w:p>
+        </w:tc>
+        <w:tc>
+          <w:tcPr>
+            <w:tcW w:type="dxa" w:w="1247"/>
+            <w:vAlign w:val="top"/>
+          </w:tcPr>
+          <w:p>
+            <w:r/>
+            <w:r>
+              <w:rPr>
+                <w:sz w:val="20"/>
+                <w:u w:val="single"/>
+              </w:rPr>
+              <w:t>CERRADO v1.4</w:t>
+            </w:r>
+          </w:p>
+        </w:tc>
+      </w:tr>
+    </w:tbl>
+    <w:p>
+      <w:pPr>
+        <w:pStyle w:val="Heading1"/>
+      </w:pPr>
+      <w:r>
+        <w:t>3. Features → Tests</w:t>
+      </w:r>
+    </w:p>
+    <w:p>
+      <w:r>
+        <w:rPr>
+          <w:sz w:val="22"/>
+        </w:rPr>
+        <w:t>_Cobertura actual: ~25% (meta v1.4: 40%). Tests ejecutados: 215 pytest + ~65 E2E._</w:t>
+      </w:r>
+    </w:p>
+    <w:tbl>
+      <w:tblPr>
+        <w:tblStyle w:val="TableGrid"/>
+        <w:tblW w:type="auto" w:w="0"/>
+        <w:jc w:val="left"/>
+        <w:tblLook w:firstColumn="1" w:firstRow="1" w:lastColumn="0" w:lastRow="0" w:noHBand="0" w:noVBand="1" w:val="04A0"/>
+      </w:tblPr>
+      <w:tblGrid>
+        <w:gridCol w:w="2493"/>
+        <w:gridCol w:w="2493"/>
+        <w:gridCol w:w="2493"/>
+        <w:gridCol w:w="2493"/>
+      </w:tblGrid>
+      <w:tr>
+        <w:tc>
+          <w:tcPr>
+            <w:tcW w:type="dxa" w:w="2268"/>
+            <w:shd w:val="clear" w:color="auto" w:fill="D9E2F3"/>
+            <w:vAlign w:val="center"/>
+          </w:tcPr>
+          <w:p>
+            <w:r/>
+            <w:r>
+              <w:rPr>
+                <w:b/>
+                <w:color w:val="1F497D"/>
+                <w:sz w:val="20"/>
+              </w:rPr>
+              <w:t>Feature</w:t>
+            </w:r>
+          </w:p>
+        </w:tc>
+        <w:tc>
+          <w:tcPr>
+            <w:tcW w:type="dxa" w:w="2835"/>
+            <w:shd w:val="clear" w:color="auto" w:fill="D9E2F3"/>
+            <w:vAlign w:val="center"/>
+          </w:tcPr>
+          <w:p>
+            <w:r/>
+            <w:r>
+              <w:rPr>
+                <w:b/>
+                <w:color w:val="1F497D"/>
+                <w:sz w:val="20"/>
+              </w:rPr>
+              <w:t>Tests</w:t>
+            </w:r>
+          </w:p>
+        </w:tc>
+        <w:tc>
+          <w:tcPr>
+            <w:tcW w:type="dxa" w:w="1701"/>
+            <w:shd w:val="clear" w:color="auto" w:fill="D9E2F3"/>
+            <w:vAlign w:val="center"/>
+          </w:tcPr>
+          <w:p>
+            <w:r/>
+            <w:r>
+              <w:rPr>
+                <w:b/>
+                <w:color w:val="1F497D"/>
+                <w:sz w:val="20"/>
+              </w:rPr>
+              <w:t>Resultado</w:t>
+            </w:r>
+          </w:p>
+        </w:tc>
+        <w:tc>
+          <w:tcPr>
+            <w:tcW w:type="dxa" w:w="1984"/>
+            <w:shd w:val="clear" w:color="auto" w:fill="D9E2F3"/>
+            <w:vAlign w:val="center"/>
+          </w:tcPr>
+          <w:p>
+            <w:r/>
+            <w:r>
+              <w:rPr>
+                <w:b/>
+                <w:color w:val="1F497D"/>
+                <w:sz w:val="20"/>
+              </w:rPr>
+              <w:t>Estado</w:t>
+            </w:r>
+          </w:p>
+        </w:tc>
+      </w:tr>
+      <w:tr>
+        <w:tc>
+          <w:tcPr>
+            <w:tcW w:type="dxa" w:w="2268"/>
+            <w:vAlign w:val="top"/>
+          </w:tcPr>
+          <w:p>
+            <w:r/>
+            <w:r>
+              <w:rPr>
+                <w:b/>
+                <w:sz w:val="20"/>
+              </w:rPr>
+              <w:t>TF-01 Token blacklist</w:t>
+            </w:r>
+          </w:p>
+        </w:tc>
+        <w:tc>
+          <w:tcPr>
+            <w:tcW w:type="dxa" w:w="2835"/>
+            <w:vAlign w:val="top"/>
+          </w:tcPr>
+          <w:p>
+            <w:r/>
+            <w:r>
+              <w:rPr>
+                <w:sz w:val="20"/>
+              </w:rPr>
+              <w:t>pytest: test_blacklist_*</w:t>
+            </w:r>
+          </w:p>
+        </w:tc>
+        <w:tc>
+          <w:tcPr>
+            <w:tcW w:type="dxa" w:w="1701"/>
+            <w:vAlign w:val="top"/>
+          </w:tcPr>
+          <w:p>
+            <w:r/>
+            <w:r>
+              <w:rPr>
+                <w:sz w:val="20"/>
+              </w:rPr>
+              <w:t>215 passed</w:t>
+            </w:r>
+          </w:p>
+        </w:tc>
+        <w:tc>
+          <w:tcPr>
+            <w:tcW w:type="dxa" w:w="1984"/>
+            <w:vAlign w:val="top"/>
+          </w:tcPr>
+          <w:p>
+            <w:r/>
+            <w:r>
+              <w:rPr>
+                <w:sz w:val="20"/>
+              </w:rPr>
+              <w:t>OK</w:t>
+            </w:r>
+          </w:p>
+        </w:tc>
+      </w:tr>
+      <w:tr>
+        <w:tc>
+          <w:tcPr>
+            <w:tcW w:type="dxa" w:w="2268"/>
+            <w:vAlign w:val="top"/>
+          </w:tcPr>
+          <w:p>
+            <w:r/>
+            <w:r>
+              <w:rPr>
+                <w:b/>
+                <w:sz w:val="20"/>
+              </w:rPr>
+              <w:t>TF-02 IDOR protection</w:t>
+            </w:r>
+          </w:p>
+        </w:tc>
+        <w:tc>
+          <w:tcPr>
+            <w:tcW w:type="dxa" w:w="2835"/>
+            <w:vAlign w:val="top"/>
+          </w:tcPr>
+          <w:p>
+            <w:r/>
+            <w:r>
+              <w:rPr>
+                <w:sz w:val="20"/>
+              </w:rPr>
+              <w:t>pytest: test_idor_* + E2E</w:t>
+            </w:r>
+          </w:p>
+        </w:tc>
+        <w:tc>
+          <w:tcPr>
+            <w:tcW w:type="dxa" w:w="1701"/>
+            <w:vAlign w:val="top"/>
+          </w:tcPr>
+          <w:p>
+            <w:r/>
+            <w:r>
+              <w:rPr>
+                <w:sz w:val="20"/>
+              </w:rPr>
+              <w:t>215 passed</w:t>
+            </w:r>
+          </w:p>
+        </w:tc>
+        <w:tc>
+          <w:tcPr>
+            <w:tcW w:type="dxa" w:w="1984"/>
+            <w:vAlign w:val="top"/>
+          </w:tcPr>
+          <w:p>
+            <w:r/>
+            <w:r>
+              <w:rPr>
+                <w:sz w:val="20"/>
+              </w:rPr>
+              <w:t>OK</w:t>
+            </w:r>
+          </w:p>
+        </w:tc>
+      </w:tr>
+      <w:tr>
+        <w:tc>
+          <w:tcPr>
+            <w:tcW w:type="dxa" w:w="2268"/>
+            <w:vAlign w:val="top"/>
+          </w:tcPr>
+          <w:p>
+            <w:r/>
+            <w:r>
+              <w:rPr>
+                <w:b/>
+                <w:sz w:val="20"/>
+              </w:rPr>
+              <w:t>TF-03 CSV sanitization</w:t>
+            </w:r>
+          </w:p>
+        </w:tc>
+        <w:tc>
+          <w:tcPr>
+            <w:tcW w:type="dxa" w:w="2835"/>
+            <w:vAlign w:val="top"/>
+          </w:tcPr>
+          <w:p>
+            <w:r/>
+            <w:r>
+              <w:rPr>
+                <w:sz w:val="20"/>
+              </w:rPr>
+              <w:t>pytest: test_csv_injection_*</w:t>
+            </w:r>
+          </w:p>
+        </w:tc>
+        <w:tc>
+          <w:tcPr>
+            <w:tcW w:type="dxa" w:w="1701"/>
+            <w:vAlign w:val="top"/>
+          </w:tcPr>
+          <w:p>
+            <w:r/>
+            <w:r>
+              <w:rPr>
+                <w:sz w:val="20"/>
+              </w:rPr>
+              <w:t>215 passed</w:t>
+            </w:r>
+          </w:p>
+        </w:tc>
+        <w:tc>
+          <w:tcPr>
+            <w:tcW w:type="dxa" w:w="1984"/>
+            <w:vAlign w:val="top"/>
+          </w:tcPr>
+          <w:p>
+            <w:r/>
+            <w:r>
+              <w:rPr>
+                <w:sz w:val="20"/>
+              </w:rPr>
+              <w:t>OK</w:t>
+            </w:r>
+          </w:p>
+        </w:tc>
+      </w:tr>
+      <w:tr>
+        <w:tc>
+          <w:tcPr>
+            <w:tcW w:type="dxa" w:w="2268"/>
+            <w:vAlign w:val="top"/>
+          </w:tcPr>
+          <w:p>
+            <w:r/>
+            <w:r>
+              <w:rPr>
+                <w:b/>
+                <w:sz w:val="20"/>
+              </w:rPr>
+              <w:t>TF-04 Hash chain</w:t>
+            </w:r>
+          </w:p>
+        </w:tc>
+        <w:tc>
+          <w:tcPr>
+            <w:tcW w:type="dxa" w:w="2835"/>
+            <w:vAlign w:val="top"/>
+          </w:tcPr>
+          <w:p>
+            <w:r/>
+            <w:r>
+              <w:rPr>
+                <w:sz w:val="20"/>
+              </w:rPr>
+              <w:t>pytest: test_hash_chain_*</w:t>
+            </w:r>
+          </w:p>
+        </w:tc>
+        <w:tc>
+          <w:tcPr>
+            <w:tcW w:type="dxa" w:w="1701"/>
+            <w:vAlign w:val="top"/>
+          </w:tcPr>
+          <w:p>
+            <w:r/>
+            <w:r>
+              <w:rPr>
+                <w:sz w:val="20"/>
+              </w:rPr>
+              <w:t>215 passed</w:t>
+            </w:r>
+          </w:p>
+        </w:tc>
+        <w:tc>
+          <w:tcPr>
+            <w:tcW w:type="dxa" w:w="1984"/>
+            <w:vAlign w:val="top"/>
+          </w:tcPr>
+          <w:p>
+            <w:r/>
+            <w:r>
+              <w:rPr>
+                <w:sz w:val="20"/>
+              </w:rPr>
+              <w:t>OK</w:t>
+            </w:r>
+          </w:p>
+        </w:tc>
+      </w:tr>
+      <w:tr>
+        <w:tc>
+          <w:tcPr>
+            <w:tcW w:type="dxa" w:w="2268"/>
+            <w:vAlign w:val="top"/>
+          </w:tcPr>
+          <w:p>
+            <w:r/>
+            <w:r>
+              <w:rPr>
+                <w:b/>
+                <w:sz w:val="20"/>
+              </w:rPr>
+              <w:t>TF-05 Rate limiting</w:t>
+            </w:r>
+          </w:p>
+        </w:tc>
+        <w:tc>
+          <w:tcPr>
+            <w:tcW w:type="dxa" w:w="2835"/>
+            <w:vAlign w:val="top"/>
+          </w:tcPr>
+          <w:p>
+            <w:r/>
+            <w:r>
+              <w:rPr>
+                <w:sz w:val="20"/>
+              </w:rPr>
+              <w:t>pytest: test_rate_limit_*</w:t>
+            </w:r>
+          </w:p>
+        </w:tc>
+        <w:tc>
+          <w:tcPr>
+            <w:tcW w:type="dxa" w:w="1701"/>
+            <w:vAlign w:val="top"/>
+          </w:tcPr>
+          <w:p>
+            <w:r/>
+            <w:r>
+              <w:rPr>
+                <w:sz w:val="20"/>
+              </w:rPr>
+              <w:t>215 passed</w:t>
+            </w:r>
+          </w:p>
+        </w:tc>
+        <w:tc>
+          <w:tcPr>
+            <w:tcW w:type="dxa" w:w="1984"/>
+            <w:vAlign w:val="top"/>
+          </w:tcPr>
+          <w:p>
+            <w:r/>
+            <w:r>
+              <w:rPr>
+                <w:sz w:val="20"/>
+              </w:rPr>
+              <w:t>OK</w:t>
+            </w:r>
+          </w:p>
+        </w:tc>
+      </w:tr>
+      <w:tr>
+        <w:tc>
+          <w:tcPr>
+            <w:tcW w:type="dxa" w:w="2268"/>
+            <w:vAlign w:val="top"/>
+          </w:tcPr>
+          <w:p>
+            <w:r/>
+            <w:r>
+              <w:rPr>
+                <w:b/>
+                <w:sz w:val="20"/>
+              </w:rPr>
+              <w:t>TF-08 RBAC fixes</w:t>
+            </w:r>
+          </w:p>
+        </w:tc>
+        <w:tc>
+          <w:tcPr>
+            <w:tcW w:type="dxa" w:w="2835"/>
+            <w:vAlign w:val="top"/>
+          </w:tcPr>
+          <w:p>
+            <w:r/>
+            <w:r>
+              <w:rPr>
+                <w:sz w:val="20"/>
+                <w:u w:val="single"/>
+              </w:rPr>
+              <w:t>pytest: test_rbac_* + QA-RAT-03, QA-BRCH-02</w:t>
+            </w:r>
+          </w:p>
+        </w:tc>
+        <w:tc>
+          <w:tcPr>
+            <w:tcW w:type="dxa" w:w="1701"/>
+            <w:vAlign w:val="top"/>
+          </w:tcPr>
+          <w:p>
+            <w:r/>
+            <w:r>
+              <w:rPr>
+                <w:sz w:val="20"/>
+              </w:rPr>
+              <w:t>215 passed</w:t>
+            </w:r>
+          </w:p>
+        </w:tc>
+        <w:tc>
+          <w:tcPr>
+            <w:tcW w:type="dxa" w:w="1984"/>
+            <w:vAlign w:val="top"/>
+          </w:tcPr>
+          <w:p>
+            <w:r/>
+            <w:r>
+              <w:rPr>
+                <w:sz w:val="20"/>
+              </w:rPr>
+              <w:t>OK</w:t>
+            </w:r>
+          </w:p>
+        </w:tc>
+      </w:tr>
+      <w:tr>
+        <w:tc>
+          <w:tcPr>
+            <w:tcW w:type="dxa" w:w="2268"/>
+            <w:vAlign w:val="top"/>
+          </w:tcPr>
+          <w:p>
+            <w:r/>
+            <w:r>
+              <w:rPr>
+                <w:b/>
+                <w:sz w:val="20"/>
+              </w:rPr>
+              <w:t>TF-09 Router fixes</w:t>
+            </w:r>
+          </w:p>
+        </w:tc>
+        <w:tc>
+          <w:tcPr>
+            <w:tcW w:type="dxa" w:w="2835"/>
+            <w:vAlign w:val="top"/>
+          </w:tcPr>
+          <w:p>
+            <w:r/>
+            <w:r>
+              <w:rPr>
+                <w:sz w:val="20"/>
+                <w:u w:val="single"/>
+              </w:rPr>
+              <w:t>pytest: test_consent_* + test_eipd_*</w:t>
+            </w:r>
+          </w:p>
+        </w:tc>
+        <w:tc>
+          <w:tcPr>
+            <w:tcW w:type="dxa" w:w="1701"/>
+            <w:vAlign w:val="top"/>
+          </w:tcPr>
+          <w:p>
+            <w:r/>
+            <w:r>
+              <w:rPr>
+                <w:sz w:val="20"/>
+              </w:rPr>
+              <w:t>215 passed</w:t>
+            </w:r>
+          </w:p>
+        </w:tc>
+        <w:tc>
+          <w:tcPr>
+            <w:tcW w:type="dxa" w:w="1984"/>
+            <w:vAlign w:val="top"/>
+          </w:tcPr>
+          <w:p>
+            <w:r/>
+            <w:r>
+              <w:rPr>
+                <w:sz w:val="20"/>
+              </w:rPr>
+              <w:t>OK</w:t>
+            </w:r>
+          </w:p>
+        </w:tc>
+      </w:tr>
+      <w:tr>
+        <w:tc>
+          <w:tcPr>
+            <w:tcW w:type="dxa" w:w="2268"/>
+            <w:vAlign w:val="top"/>
+          </w:tcPr>
+          <w:p>
+            <w:r/>
+            <w:r>
+              <w:rPr>
+                <w:b/>
+                <w:sz w:val="20"/>
+              </w:rPr>
+              <w:t>TF-10 /health</w:t>
+            </w:r>
+          </w:p>
+        </w:tc>
+        <w:tc>
+          <w:tcPr>
+            <w:tcW w:type="dxa" w:w="2835"/>
+            <w:vAlign w:val="top"/>
+          </w:tcPr>
+          <w:p>
+            <w:r/>
+            <w:r>
+              <w:rPr>
+                <w:sz w:val="20"/>
+                <w:u w:val="single"/>
+              </w:rPr>
+              <w:t>pytest: test_health_* + QA-SYS-01/02</w:t>
+            </w:r>
+          </w:p>
+        </w:tc>
+        <w:tc>
+          <w:tcPr>
+            <w:tcW w:type="dxa" w:w="1701"/>
+            <w:vAlign w:val="top"/>
+          </w:tcPr>
+          <w:p>
+            <w:r/>
+            <w:r>
+              <w:rPr>
+                <w:sz w:val="20"/>
+              </w:rPr>
+              <w:t>215 passed</w:t>
+            </w:r>
+          </w:p>
+        </w:tc>
+        <w:tc>
+          <w:tcPr>
+            <w:tcW w:type="dxa" w:w="1984"/>
+            <w:vAlign w:val="top"/>
+          </w:tcPr>
+          <w:p>
+            <w:r/>
+            <w:r>
+              <w:rPr>
+                <w:sz w:val="20"/>
+              </w:rPr>
+              <w:t>OK</w:t>
+            </w:r>
+          </w:p>
+        </w:tc>
+      </w:tr>
+      <w:tr>
+        <w:tc>
+          <w:tcPr>
+            <w:tcW w:type="dxa" w:w="2268"/>
+            <w:vAlign w:val="top"/>
+          </w:tcPr>
+          <w:p>
+            <w:r/>
+            <w:r>
+              <w:rPr>
+                <w:b/>
+                <w:sz w:val="20"/>
+              </w:rPr>
+              <w:t>TF-11 OCI Storage</w:t>
+            </w:r>
+          </w:p>
+        </w:tc>
+        <w:tc>
+          <w:tcPr>
+            <w:tcW w:type="dxa" w:w="2835"/>
+            <w:vAlign w:val="top"/>
+          </w:tcPr>
+          <w:p>
+            <w:r/>
+            <w:r>
+              <w:rPr>
+                <w:sz w:val="20"/>
+                <w:u w:val="single"/>
+              </w:rPr>
+              <w:t>QA-RAT-07, QA-RAT-08, QA-RAT-09 (fallback chain)</w:t>
+            </w:r>
+          </w:p>
+        </w:tc>
+        <w:tc>
+          <w:tcPr>
+            <w:tcW w:type="dxa" w:w="1701"/>
+            <w:vAlign w:val="top"/>
+          </w:tcPr>
+          <w:p>
+            <w:r/>
+            <w:r>
+              <w:rPr>
+                <w:sz w:val="20"/>
+              </w:rPr>
+              <w:t>NEW v1.4</w:t>
+            </w:r>
+          </w:p>
+        </w:tc>
+        <w:tc>
+          <w:tcPr>
+            <w:tcW w:type="dxa" w:w="1984"/>
+            <w:vAlign w:val="top"/>
+          </w:tcPr>
+          <w:p>
+            <w:r/>
+            <w:r>
+              <w:rPr>
+                <w:sz w:val="20"/>
+              </w:rPr>
+              <w:t>OK</w:t>
+            </w:r>
+          </w:p>
+        </w:tc>
+      </w:tr>
+      <w:tr>
+        <w:tc>
+          <w:tcPr>
+            <w:tcW w:type="dxa" w:w="2268"/>
+            <w:vAlign w:val="top"/>
+          </w:tcPr>
+          <w:p>
+            <w:r/>
+            <w:r>
+              <w:rPr>
+                <w:b/>
+                <w:sz w:val="20"/>
+              </w:rPr>
+              <w:t>TF-12 Admin Asesor</w:t>
+            </w:r>
+          </w:p>
+        </w:tc>
+        <w:tc>
+          <w:tcPr>
+            <w:tcW w:type="dxa" w:w="2835"/>
+            <w:vAlign w:val="top"/>
+          </w:tcPr>
+          <w:p>
+            <w:r/>
+            <w:r>
+              <w:rPr>
+                <w:sz w:val="20"/>
+                <w:u w:val="single"/>
+              </w:rPr>
+              <w:t>QA-AS-01, QA-AS-02, QA-AS-03, QA-AS-04</w:t>
+            </w:r>
+          </w:p>
+        </w:tc>
+        <w:tc>
+          <w:tcPr>
+            <w:tcW w:type="dxa" w:w="1701"/>
+            <w:vAlign w:val="top"/>
+          </w:tcPr>
+          <w:p>
+            <w:r/>
+            <w:r>
+              <w:rPr>
+                <w:sz w:val="20"/>
+              </w:rPr>
+              <w:t>NEW v1.4</w:t>
+            </w:r>
+          </w:p>
+        </w:tc>
+        <w:tc>
+          <w:tcPr>
+            <w:tcW w:type="dxa" w:w="1984"/>
+            <w:vAlign w:val="top"/>
+          </w:tcPr>
+          <w:p>
+            <w:r/>
+            <w:r>
+              <w:rPr>
+                <w:sz w:val="20"/>
+              </w:rPr>
+              <w:t>OK</w:t>
+            </w:r>
+          </w:p>
+        </w:tc>
+      </w:tr>
+      <w:tr>
+        <w:tc>
+          <w:tcPr>
+            <w:tcW w:type="dxa" w:w="2268"/>
+            <w:vAlign w:val="top"/>
+          </w:tcPr>
+          <w:p>
+            <w:r/>
+            <w:r>
+              <w:rPr>
+                <w:b/>
+                <w:sz w:val="20"/>
+              </w:rPr>
+              <w:t>S14 CSRF</w:t>
+            </w:r>
+          </w:p>
+        </w:tc>
+        <w:tc>
+          <w:tcPr>
+            <w:tcW w:type="dxa" w:w="2835"/>
+            <w:vAlign w:val="top"/>
+          </w:tcPr>
+          <w:p>
+            <w:r/>
+            <w:r>
+              <w:rPr>
+                <w:sz w:val="20"/>
+              </w:rPr>
+              <w:t>Pendiente</w:t>
+            </w:r>
+          </w:p>
+        </w:tc>
+        <w:tc>
+          <w:tcPr>
+            <w:tcW w:type="dxa" w:w="1701"/>
+            <w:vAlign w:val="top"/>
+          </w:tcPr>
+          <w:p>
+            <w:r/>
+            <w:r>
+              <w:rPr>
+                <w:sz w:val="20"/>
+              </w:rPr>
+              <w:t>0 tests</w:t>
+            </w:r>
+          </w:p>
+        </w:tc>
+        <w:tc>
+          <w:tcPr>
+            <w:tcW w:type="dxa" w:w="1984"/>
+            <w:vAlign w:val="top"/>
+          </w:tcPr>
+          <w:p>
+            <w:r/>
+            <w:r>
+              <w:rPr>
+                <w:sz w:val="20"/>
+              </w:rPr>
+              <w:t>PENDIENTE</w:t>
+            </w:r>
+          </w:p>
+        </w:tc>
+      </w:tr>
+      <w:tr>
+        <w:tc>
+          <w:tcPr>
+            <w:tcW w:type="dxa" w:w="2268"/>
+            <w:vAlign w:val="top"/>
+          </w:tcPr>
+          <w:p>
+            <w:r/>
+            <w:r>
+              <w:rPr>
+                <w:b/>
+                <w:sz w:val="20"/>
+              </w:rPr>
+              <w:t>C1 Encryption</w:t>
+            </w:r>
+          </w:p>
+        </w:tc>
+        <w:tc>
+          <w:tcPr>
+            <w:tcW w:type="dxa" w:w="2835"/>
+            <w:vAlign w:val="top"/>
+          </w:tcPr>
+          <w:p>
+            <w:r/>
+            <w:r>
+              <w:rPr>
+                <w:sz w:val="20"/>
+              </w:rPr>
+              <w:t>Pendiente</w:t>
+            </w:r>
+          </w:p>
+        </w:tc>
+        <w:tc>
+          <w:tcPr>
+            <w:tcW w:type="dxa" w:w="1701"/>
+            <w:vAlign w:val="top"/>
+          </w:tcPr>
+          <w:p>
+            <w:r/>
+            <w:r>
+              <w:rPr>
+                <w:sz w:val="20"/>
+              </w:rPr>
+              <w:t>0 tests</w:t>
+            </w:r>
+          </w:p>
+        </w:tc>
+        <w:tc>
+          <w:tcPr>
+            <w:tcW w:type="dxa" w:w="1984"/>
+            <w:vAlign w:val="top"/>
+          </w:tcPr>
+          <w:p>
+            <w:r/>
+            <w:r>
+              <w:rPr>
+                <w:sz w:val="20"/>
+              </w:rPr>
+              <w:t>PENDIENTE</w:t>
+            </w:r>
+          </w:p>
+        </w:tc>
+      </w:tr>
+    </w:tbl>
+    <w:p>
+      <w:pPr>
+        <w:pStyle w:val="Heading1"/>
+      </w:pPr>
+      <w:r>
+        <w:t>4. HU → TC Sprint 1</w:t>
+      </w:r>
+    </w:p>
+    <w:p>
+      <w:r>
+        <w:rPr>
+          <w:sz w:val="22"/>
+        </w:rPr>
+        <w:t>_Trazabilidad User Stories → Casos de Test (Sprint 1: HU-072 a HU-085):_</w:t>
+      </w:r>
+    </w:p>
+    <w:tbl>
+      <w:tblPr>
+        <w:tblStyle w:val="TableGrid"/>
+        <w:tblW w:type="auto" w:w="0"/>
+        <w:jc w:val="left"/>
+        <w:tblLook w:firstColumn="1" w:firstRow="1" w:lastColumn="0" w:lastRow="0" w:noHBand="0" w:noVBand="1" w:val="04A0"/>
+      </w:tblPr>
+      <w:tblGrid>
+        <w:gridCol w:w="3324"/>
+        <w:gridCol w:w="3324"/>
+        <w:gridCol w:w="3324"/>
+      </w:tblGrid>
+      <w:tr>
+        <w:tc>
+          <w:tcPr>
+            <w:tcW w:type="dxa" w:w="1134"/>
+            <w:shd w:val="clear" w:color="auto" w:fill="D9E2F3"/>
+            <w:vAlign w:val="center"/>
+          </w:tcPr>
+          <w:p>
+            <w:r/>
+            <w:r>
+              <w:rPr>
+                <w:b/>
+                <w:color w:val="1F497D"/>
+                <w:sz w:val="20"/>
+              </w:rPr>
+              <w:t>HU</w:t>
+            </w:r>
+          </w:p>
+        </w:tc>
+        <w:tc>
+          <w:tcPr>
+            <w:tcW w:type="dxa" w:w="1417"/>
+            <w:shd w:val="clear" w:color="auto" w:fill="D9E2F3"/>
+            <w:vAlign w:val="center"/>
+          </w:tcPr>
+          <w:p>
+            <w:r/>
+            <w:r>
+              <w:rPr>
+                <w:b/>
+                <w:color w:val="1F497D"/>
+                <w:sz w:val="20"/>
+              </w:rPr>
+              <w:t>TC</w:t>
+            </w:r>
+          </w:p>
+        </w:tc>
+        <w:tc>
+          <w:tcPr>
+            <w:tcW w:type="dxa" w:w="6803"/>
+            <w:shd w:val="clear" w:color="auto" w:fill="D9E2F3"/>
+            <w:vAlign w:val="center"/>
+          </w:tcPr>
+          <w:p>
+            <w:r/>
+            <w:r>
+              <w:rPr>
+                <w:b/>
+                <w:color w:val="1F497D"/>
+                <w:sz w:val="20"/>
+              </w:rPr>
+              <w:t>Descripción</w:t>
+            </w:r>
+          </w:p>
+        </w:tc>
+      </w:tr>
+      <w:tr>
+        <w:tc>
+          <w:tcPr>
+            <w:tcW w:type="dxa" w:w="1134"/>
+            <w:vAlign w:val="top"/>
+          </w:tcPr>
+          <w:p>
+            <w:r/>
+            <w:r>
+              <w:rPr>
+                <w:b/>
+                <w:sz w:val="20"/>
+              </w:rPr>
+              <w:t>HU</w:t>
+            </w:r>
+          </w:p>
+        </w:tc>
+        <w:tc>
+          <w:tcPr>
+            <w:tcW w:type="dxa" w:w="1417"/>
+            <w:vAlign w:val="top"/>
+          </w:tcPr>
+          <w:p>
+            <w:r/>
+            <w:r>
+              <w:rPr>
+                <w:sz w:val="20"/>
+              </w:rPr>
+              <w:t>TC</w:t>
+            </w:r>
+          </w:p>
+        </w:tc>
+        <w:tc>
+          <w:tcPr>
+            <w:tcW w:type="dxa" w:w="6803"/>
+            <w:vAlign w:val="top"/>
+          </w:tcPr>
+          <w:p>
+            <w:r/>
+            <w:r>
+              <w:rPr>
+                <w:sz w:val="20"/>
+              </w:rPr>
+              <w:t>Descripción</w:t>
+            </w:r>
+          </w:p>
+        </w:tc>
+      </w:tr>
+      <w:tr>
+        <w:tc>
+          <w:tcPr>
+            <w:tcW w:type="dxa" w:w="1134"/>
+            <w:vAlign w:val="top"/>
+          </w:tcPr>
+          <w:p>
+            <w:r/>
+            <w:r>
+              <w:rPr>
+                <w:b/>
+                <w:sz w:val="20"/>
+              </w:rPr>
+              <w:t>HU-072</w:t>
+            </w:r>
+          </w:p>
+        </w:tc>
+        <w:tc>
+          <w:tcPr>
+            <w:tcW w:type="dxa" w:w="1417"/>
+            <w:vAlign w:val="top"/>
+          </w:tcPr>
+          <w:p>
+            <w:r/>
+            <w:r>
+              <w:rPr>
+                <w:sz w:val="20"/>
+              </w:rPr>
+              <w:t>TC-020</w:t>
+            </w:r>
+          </w:p>
+        </w:tc>
+        <w:tc>
+          <w:tcPr>
+            <w:tcW w:type="dxa" w:w="6803"/>
+            <w:vAlign w:val="top"/>
+          </w:tcPr>
+          <w:p>
+            <w:r/>
+            <w:r>
+              <w:rPr>
+                <w:sz w:val="20"/>
+                <w:u w:val="single"/>
+              </w:rPr>
+              <w:t>Trazabilidad requisito legal Art. 12</w:t>
+            </w:r>
+          </w:p>
+        </w:tc>
+      </w:tr>
+      <w:tr>
+        <w:tc>
+          <w:tcPr>
+            <w:tcW w:type="dxa" w:w="1134"/>
+            <w:vAlign w:val="top"/>
+          </w:tcPr>
+          <w:p>
+            <w:r/>
+            <w:r>
+              <w:rPr>
+                <w:b/>
+                <w:sz w:val="20"/>
+              </w:rPr>
+              <w:t>HU-073</w:t>
+            </w:r>
+          </w:p>
+        </w:tc>
+        <w:tc>
+          <w:tcPr>
+            <w:tcW w:type="dxa" w:w="1417"/>
+            <w:vAlign w:val="top"/>
+          </w:tcPr>
+          <w:p>
+            <w:r/>
+            <w:r>
+              <w:rPr>
+                <w:sz w:val="20"/>
+              </w:rPr>
+              <w:t>TC-021</w:t>
+            </w:r>
+          </w:p>
+        </w:tc>
+        <w:tc>
+          <w:tcPr>
+            <w:tcW w:type="dxa" w:w="6803"/>
+            <w:vAlign w:val="top"/>
+          </w:tcPr>
+          <w:p>
+            <w:r/>
+            <w:r>
+              <w:rPr>
+                <w:sz w:val="20"/>
+                <w:u w:val="single"/>
+              </w:rPr>
+              <w:t>Consentimiento expreso con firma digital</w:t>
+            </w:r>
+          </w:p>
+        </w:tc>
+      </w:tr>
+      <w:tr>
+        <w:tc>
+          <w:tcPr>
+            <w:tcW w:type="dxa" w:w="1134"/>
+            <w:vAlign w:val="top"/>
+          </w:tcPr>
+          <w:p>
+            <w:r/>
+            <w:r>
+              <w:rPr>
+                <w:b/>
+                <w:sz w:val="20"/>
+              </w:rPr>
+              <w:t>HU-074</w:t>
+            </w:r>
+          </w:p>
+        </w:tc>
+        <w:tc>
+          <w:tcPr>
+            <w:tcW w:type="dxa" w:w="1417"/>
+            <w:vAlign w:val="top"/>
+          </w:tcPr>
+          <w:p>
+            <w:r/>
+            <w:r>
+              <w:rPr>
+                <w:sz w:val="20"/>
+              </w:rPr>
+              <w:t>(ninguno)</w:t>
+            </w:r>
+          </w:p>
+        </w:tc>
+        <w:tc>
+          <w:tcPr>
+            <w:tcW w:type="dxa" w:w="6803"/>
+            <w:vAlign w:val="top"/>
+          </w:tcPr>
+          <w:p>
+            <w:r/>
+            <w:r>
+              <w:rPr>
+                <w:sz w:val="20"/>
+                <w:u w:val="single"/>
+              </w:rPr>
+              <w:t>Sin TC asignada</w:t>
+            </w:r>
+          </w:p>
+        </w:tc>
+      </w:tr>
+      <w:tr>
+        <w:tc>
+          <w:tcPr>
+            <w:tcW w:type="dxa" w:w="1134"/>
+            <w:vAlign w:val="top"/>
+          </w:tcPr>
+          <w:p>
+            <w:r/>
+            <w:r>
+              <w:rPr>
+                <w:b/>
+                <w:sz w:val="20"/>
+              </w:rPr>
+              <w:t>HU-075</w:t>
+            </w:r>
+          </w:p>
+        </w:tc>
+        <w:tc>
+          <w:tcPr>
+            <w:tcW w:type="dxa" w:w="1417"/>
+            <w:vAlign w:val="top"/>
+          </w:tcPr>
+          <w:p>
+            <w:r/>
+            <w:r>
+              <w:rPr>
+                <w:sz w:val="20"/>
+              </w:rPr>
+              <w:t>(ninguno)</w:t>
+            </w:r>
+          </w:p>
+        </w:tc>
+        <w:tc>
+          <w:tcPr>
+            <w:tcW w:type="dxa" w:w="6803"/>
+            <w:vAlign w:val="top"/>
+          </w:tcPr>
+          <w:p>
+            <w:r/>
+            <w:r>
+              <w:rPr>
+                <w:sz w:val="20"/>
+                <w:u w:val="single"/>
+              </w:rPr>
+              <w:t>Sin TC asignada</w:t>
+            </w:r>
+          </w:p>
+        </w:tc>
+      </w:tr>
+      <w:tr>
+        <w:tc>
+          <w:tcPr>
+            <w:tcW w:type="dxa" w:w="1134"/>
+            <w:vAlign w:val="top"/>
+          </w:tcPr>
+          <w:p>
+            <w:r/>
+            <w:r>
+              <w:rPr>
+                <w:b/>
+                <w:sz w:val="20"/>
+              </w:rPr>
+              <w:t>HU-076</w:t>
+            </w:r>
+          </w:p>
+        </w:tc>
+        <w:tc>
+          <w:tcPr>
+            <w:tcW w:type="dxa" w:w="1417"/>
+            <w:vAlign w:val="top"/>
+          </w:tcPr>
+          <w:p>
+            <w:r/>
+            <w:r>
+              <w:rPr>
+                <w:sz w:val="20"/>
+              </w:rPr>
+              <w:t>TC-023</w:t>
+            </w:r>
+          </w:p>
+        </w:tc>
+        <w:tc>
+          <w:tcPr>
+            <w:tcW w:type="dxa" w:w="6803"/>
+            <w:vAlign w:val="top"/>
+          </w:tcPr>
+          <w:p>
+            <w:r/>
+            <w:r>
+              <w:rPr>
+                <w:sz w:val="20"/>
+                <w:u w:val="single"/>
+              </w:rPr>
+              <w:t>Notificaciones push de brechas</w:t>
+            </w:r>
+          </w:p>
+        </w:tc>
+      </w:tr>
+      <w:tr>
+        <w:tc>
+          <w:tcPr>
+            <w:tcW w:type="dxa" w:w="1134"/>
+            <w:vAlign w:val="top"/>
+          </w:tcPr>
+          <w:p>
+            <w:r/>
+            <w:r>
+              <w:rPr>
+                <w:b/>
+                <w:sz w:val="20"/>
+              </w:rPr>
+              <w:t>HU-077</w:t>
+            </w:r>
+          </w:p>
+        </w:tc>
+        <w:tc>
+          <w:tcPr>
+            <w:tcW w:type="dxa" w:w="1417"/>
+            <w:vAlign w:val="top"/>
+          </w:tcPr>
+          <w:p>
+            <w:r/>
+            <w:r>
+              <w:rPr>
+                <w:sz w:val="20"/>
+              </w:rPr>
+              <w:t>TC-024</w:t>
+            </w:r>
+          </w:p>
+        </w:tc>
+        <w:tc>
+          <w:tcPr>
+            <w:tcW w:type="dxa" w:w="6803"/>
+            <w:vAlign w:val="top"/>
+          </w:tcPr>
+          <w:p>
+            <w:r/>
+            <w:r>
+              <w:rPr>
+                <w:sz w:val="20"/>
+                <w:u w:val="single"/>
+              </w:rPr>
+              <w:t>Dashboard de métricas de compliance</w:t>
+            </w:r>
+          </w:p>
+        </w:tc>
+      </w:tr>
+      <w:tr>
+        <w:tc>
+          <w:tcPr>
+            <w:tcW w:type="dxa" w:w="1134"/>
+            <w:vAlign w:val="top"/>
+          </w:tcPr>
+          <w:p>
+            <w:r/>
+            <w:r>
+              <w:rPr>
+                <w:b/>
+                <w:sz w:val="20"/>
+              </w:rPr>
+              <w:t>HU-078</w:t>
+            </w:r>
+          </w:p>
+        </w:tc>
+        <w:tc>
+          <w:tcPr>
+            <w:tcW w:type="dxa" w:w="1417"/>
+            <w:vAlign w:val="top"/>
+          </w:tcPr>
+          <w:p>
+            <w:r/>
+            <w:r>
+              <w:rPr>
+                <w:sz w:val="20"/>
+              </w:rPr>
+              <w:t>(ninguno)</w:t>
+            </w:r>
+          </w:p>
+        </w:tc>
+        <w:tc>
+          <w:tcPr>
+            <w:tcW w:type="dxa" w:w="6803"/>
+            <w:vAlign w:val="top"/>
+          </w:tcPr>
+          <w:p>
+            <w:r/>
+            <w:r>
+              <w:rPr>
+                <w:sz w:val="20"/>
+                <w:u w:val="single"/>
+              </w:rPr>
+              <w:t>Sin TC asignada</w:t>
+            </w:r>
+          </w:p>
+        </w:tc>
+      </w:tr>
+      <w:tr>
+        <w:tc>
+          <w:tcPr>
+            <w:tcW w:type="dxa" w:w="1134"/>
+            <w:vAlign w:val="top"/>
+          </w:tcPr>
+          <w:p>
+            <w:r/>
+            <w:r>
+              <w:rPr>
+                <w:b/>
+                <w:sz w:val="20"/>
+              </w:rPr>
+              <w:t>HU-079</w:t>
+            </w:r>
+          </w:p>
+        </w:tc>
+        <w:tc>
+          <w:tcPr>
+            <w:tcW w:type="dxa" w:w="1417"/>
+            <w:vAlign w:val="top"/>
+          </w:tcPr>
+          <w:p>
+            <w:r/>
+            <w:r>
+              <w:rPr>
+                <w:sz w:val="20"/>
+              </w:rPr>
+              <w:t>(ninguno)</w:t>
+            </w:r>
+          </w:p>
+        </w:tc>
+        <w:tc>
+          <w:tcPr>
+            <w:tcW w:type="dxa" w:w="6803"/>
+            <w:vAlign w:val="top"/>
+          </w:tcPr>
+          <w:p>
+            <w:r/>
+            <w:r>
+              <w:rPr>
+                <w:sz w:val="20"/>
+                <w:u w:val="single"/>
+              </w:rPr>
+              <w:t>Sin TC asignada</w:t>
+            </w:r>
+          </w:p>
+        </w:tc>
+      </w:tr>
+      <w:tr>
+        <w:tc>
+          <w:tcPr>
+            <w:tcW w:type="dxa" w:w="1134"/>
+            <w:vAlign w:val="top"/>
+          </w:tcPr>
+          <w:p>
+            <w:r/>
+            <w:r>
+              <w:rPr>
+                <w:b/>
+                <w:sz w:val="20"/>
+              </w:rPr>
+              <w:t>HU-080</w:t>
+            </w:r>
+          </w:p>
+        </w:tc>
+        <w:tc>
+          <w:tcPr>
+            <w:tcW w:type="dxa" w:w="1417"/>
+            <w:vAlign w:val="top"/>
+          </w:tcPr>
+          <w:p>
+            <w:r/>
+            <w:r>
+              <w:rPr>
+                <w:sz w:val="20"/>
+              </w:rPr>
+              <w:t>TC-025</w:t>
+            </w:r>
+          </w:p>
+        </w:tc>
+        <w:tc>
+          <w:tcPr>
+            <w:tcW w:type="dxa" w:w="6803"/>
+            <w:vAlign w:val="top"/>
+          </w:tcPr>
+          <w:p>
+            <w:r/>
+            <w:r>
+              <w:rPr>
+                <w:sz w:val="20"/>
+                <w:u w:val="single"/>
+              </w:rPr>
+              <w:t>Reporte de ARCO automatizado</w:t>
+            </w:r>
+          </w:p>
+        </w:tc>
+      </w:tr>
+      <w:tr>
+        <w:tc>
+          <w:tcPr>
+            <w:tcW w:type="dxa" w:w="1134"/>
+            <w:vAlign w:val="top"/>
+          </w:tcPr>
+          <w:p>
+            <w:r/>
+            <w:r>
+              <w:rPr>
+                <w:b/>
+                <w:sz w:val="20"/>
+              </w:rPr>
+              <w:t>HU-081</w:t>
+            </w:r>
+          </w:p>
+        </w:tc>
+        <w:tc>
+          <w:tcPr>
+            <w:tcW w:type="dxa" w:w="1417"/>
+            <w:vAlign w:val="top"/>
+          </w:tcPr>
+          <w:p>
+            <w:r/>
+            <w:r>
+              <w:rPr>
+                <w:sz w:val="20"/>
+              </w:rPr>
+              <w:t>TC-025</w:t>
+            </w:r>
+          </w:p>
+        </w:tc>
+        <w:tc>
+          <w:tcPr>
+            <w:tcW w:type="dxa" w:w="6803"/>
+            <w:vAlign w:val="top"/>
+          </w:tcPr>
+          <w:p>
+            <w:r/>
+            <w:r>
+              <w:rPr>
+                <w:sz w:val="20"/>
+                <w:u w:val="single"/>
+              </w:rPr>
+              <w:t>Reporte de ARCO automatizado (misma TC)</w:t>
+            </w:r>
+          </w:p>
+        </w:tc>
+      </w:tr>
+      <w:tr>
+        <w:tc>
+          <w:tcPr>
+            <w:tcW w:type="dxa" w:w="1134"/>
+            <w:vAlign w:val="top"/>
+          </w:tcPr>
+          <w:p>
+            <w:r/>
+            <w:r>
+              <w:rPr>
+                <w:b/>
+                <w:sz w:val="20"/>
+              </w:rPr>
+              <w:t>HU-082</w:t>
+            </w:r>
+          </w:p>
+        </w:tc>
+        <w:tc>
+          <w:tcPr>
+            <w:tcW w:type="dxa" w:w="1417"/>
+            <w:vAlign w:val="top"/>
+          </w:tcPr>
+          <w:p>
+            <w:r/>
+            <w:r>
+              <w:rPr>
+                <w:sz w:val="20"/>
+              </w:rPr>
+              <w:t>TC-026</w:t>
+            </w:r>
+          </w:p>
+        </w:tc>
+        <w:tc>
+          <w:tcPr>
+            <w:tcW w:type="dxa" w:w="6803"/>
+            <w:vAlign w:val="top"/>
+          </w:tcPr>
+          <w:p>
+            <w:r/>
+            <w:r>
+              <w:rPr>
+                <w:sz w:val="20"/>
+                <w:u w:val="single"/>
+              </w:rPr>
+              <w:t>Auditoría de acceso a datos</w:t>
+            </w:r>
+          </w:p>
+        </w:tc>
+      </w:tr>
+      <w:tr>
+        <w:tc>
+          <w:tcPr>
+            <w:tcW w:type="dxa" w:w="1134"/>
+            <w:vAlign w:val="top"/>
+          </w:tcPr>
+          <w:p>
+            <w:r/>
+            <w:r>
+              <w:rPr>
+                <w:b/>
+                <w:sz w:val="20"/>
+              </w:rPr>
+              <w:t>HU-083</w:t>
+            </w:r>
+          </w:p>
+        </w:tc>
+        <w:tc>
+          <w:tcPr>
+            <w:tcW w:type="dxa" w:w="1417"/>
+            <w:vAlign w:val="top"/>
+          </w:tcPr>
+          <w:p>
+            <w:r/>
+            <w:r>
+              <w:rPr>
+                <w:sz w:val="20"/>
+              </w:rPr>
+              <w:t>TC-027</w:t>
+            </w:r>
+          </w:p>
+        </w:tc>
+        <w:tc>
+          <w:tcPr>
+            <w:tcW w:type="dxa" w:w="6803"/>
+            <w:vAlign w:val="top"/>
+          </w:tcPr>
+          <w:p>
+            <w:r/>
+            <w:r>
+              <w:rPr>
+                <w:sz w:val="20"/>
+                <w:u w:val="single"/>
+              </w:rPr>
+              <w:t>Logging de modificaciones</w:t>
+            </w:r>
+          </w:p>
+        </w:tc>
+      </w:tr>
+      <w:tr>
+        <w:tc>
+          <w:tcPr>
+            <w:tcW w:type="dxa" w:w="1134"/>
+            <w:vAlign w:val="top"/>
+          </w:tcPr>
+          <w:p>
+            <w:r/>
+            <w:r>
+              <w:rPr>
+                <w:b/>
+                <w:sz w:val="20"/>
+              </w:rPr>
+              <w:t>HU-084</w:t>
+            </w:r>
+          </w:p>
+        </w:tc>
+        <w:tc>
+          <w:tcPr>
+            <w:tcW w:type="dxa" w:w="1417"/>
+            <w:vAlign w:val="top"/>
+          </w:tcPr>
+          <w:p>
+            <w:r/>
+            <w:r>
+              <w:rPr>
+                <w:sz w:val="20"/>
+              </w:rPr>
+              <w:t>TC-028</w:t>
+            </w:r>
+          </w:p>
+        </w:tc>
+        <w:tc>
+          <w:tcPr>
+            <w:tcW w:type="dxa" w:w="6803"/>
+            <w:vAlign w:val="top"/>
+          </w:tcPr>
+          <w:p>
+            <w:r/>
+            <w:r>
+              <w:rPr>
+                <w:sz w:val="20"/>
+                <w:u w:val="single"/>
+              </w:rPr>
+              <w:t>Backup automatizado</w:t>
+            </w:r>
+          </w:p>
+        </w:tc>
+      </w:tr>
+      <w:tr>
+        <w:tc>
+          <w:tcPr>
+            <w:tcW w:type="dxa" w:w="1134"/>
+            <w:vAlign w:val="top"/>
+          </w:tcPr>
+          <w:p>
+            <w:r/>
+            <w:r>
+              <w:rPr>
+                <w:b/>
+                <w:sz w:val="20"/>
+              </w:rPr>
+              <w:t>HU-085</w:t>
+            </w:r>
+          </w:p>
+        </w:tc>
+        <w:tc>
+          <w:tcPr>
+            <w:tcW w:type="dxa" w:w="1417"/>
+            <w:vAlign w:val="top"/>
+          </w:tcPr>
+          <w:p>
+            <w:r/>
+            <w:r>
+              <w:rPr>
+                <w:sz w:val="20"/>
+              </w:rPr>
+              <w:t>TC-029</w:t>
+            </w:r>
+          </w:p>
+        </w:tc>
+        <w:tc>
+          <w:tcPr>
+            <w:tcW w:type="dxa" w:w="6803"/>
+            <w:vAlign w:val="top"/>
+          </w:tcPr>
+          <w:p>
+            <w:r/>
+            <w:r>
+              <w:rPr>
+                <w:sz w:val="20"/>
+                <w:u w:val="single"/>
+              </w:rPr>
+              <w:t>Restauración de emergencia</w:t>
+            </w:r>
+          </w:p>
+        </w:tc>
+      </w:tr>
+    </w:tbl>
+    <w:p>
+      <w:pPr>
+        <w:pStyle w:val="Heading1"/>
+      </w:pPr>
+      <w:r>
+        <w:t>5. ADR → TC Sprint 2</w:t>
+      </w:r>
+    </w:p>
+    <w:p>
+      <w:r>
+        <w:rPr>
+          <w:sz w:val="22"/>
+        </w:rPr>
+        <w:t>_Trazabilidad Architecture Decision Records → Casos de Test (Sprint 2):_</w:t>
+      </w:r>
+    </w:p>
+    <w:tbl>
+      <w:tblPr>
+        <w:tblStyle w:val="TableGrid"/>
+        <w:tblW w:type="auto" w:w="0"/>
+        <w:jc w:val="left"/>
+        <w:tblLook w:firstColumn="1" w:firstRow="1" w:lastColumn="0" w:lastRow="0" w:noHBand="0" w:noVBand="1" w:val="04A0"/>
+      </w:tblPr>
+      <w:tblGrid>
+        <w:gridCol w:w="3324"/>
+        <w:gridCol w:w="3324"/>
+        <w:gridCol w:w="3324"/>
+      </w:tblGrid>
+      <w:tr>
+        <w:tc>
+          <w:tcPr>
+            <w:tcW w:type="dxa" w:w="1134"/>
+            <w:shd w:val="clear" w:color="auto" w:fill="D9E2F3"/>
+            <w:vAlign w:val="center"/>
+          </w:tcPr>
+          <w:p>
+            <w:r/>
+            <w:r>
+              <w:rPr>
+                <w:b/>
+                <w:color w:val="1F497D"/>
+                <w:sz w:val="20"/>
+              </w:rPr>
+              <w:t>ADR</w:t>
+            </w:r>
+          </w:p>
+        </w:tc>
+        <w:tc>
+          <w:tcPr>
+            <w:tcW w:type="dxa" w:w="1417"/>
+            <w:shd w:val="clear" w:color="auto" w:fill="D9E2F3"/>
+            <w:vAlign w:val="center"/>
+          </w:tcPr>
+          <w:p>
+            <w:r/>
+            <w:r>
+              <w:rPr>
+                <w:b/>
+                <w:color w:val="1F497D"/>
+                <w:sz w:val="20"/>
+              </w:rPr>
+              <w:t>TC</w:t>
+            </w:r>
+          </w:p>
+        </w:tc>
+        <w:tc>
+          <w:tcPr>
+            <w:tcW w:type="dxa" w:w="6803"/>
+            <w:shd w:val="clear" w:color="auto" w:fill="D9E2F3"/>
+            <w:vAlign w:val="center"/>
+          </w:tcPr>
+          <w:p>
+            <w:r/>
+            <w:r>
+              <w:rPr>
+                <w:b/>
+                <w:color w:val="1F497D"/>
+                <w:sz w:val="20"/>
+              </w:rPr>
+              <w:t>Decisión</w:t>
+            </w:r>
+          </w:p>
+        </w:tc>
+      </w:tr>
+      <w:tr>
+        <w:tc>
+          <w:tcPr>
+            <w:tcW w:type="dxa" w:w="1134"/>
+            <w:vAlign w:val="top"/>
+          </w:tcPr>
+          <w:p>
+            <w:r/>
+            <w:r>
+              <w:rPr>
+                <w:b/>
+                <w:sz w:val="20"/>
+              </w:rPr>
+              <w:t>ADR</w:t>
+            </w:r>
+          </w:p>
+        </w:tc>
+        <w:tc>
+          <w:tcPr>
+            <w:tcW w:type="dxa" w:w="1417"/>
+            <w:vAlign w:val="top"/>
+          </w:tcPr>
+          <w:p>
+            <w:r/>
+            <w:r>
+              <w:rPr>
+                <w:sz w:val="20"/>
+              </w:rPr>
+              <w:t>TC</w:t>
+            </w:r>
+          </w:p>
+        </w:tc>
+        <w:tc>
+          <w:tcPr>
+            <w:tcW w:type="dxa" w:w="6803"/>
+            <w:vAlign w:val="top"/>
+          </w:tcPr>
+          <w:p>
+            <w:r/>
+            <w:r>
+              <w:rPr>
+                <w:sz w:val="20"/>
+              </w:rPr>
+              <w:t>Decisión</w:t>
+            </w:r>
+          </w:p>
+        </w:tc>
+      </w:tr>
+      <w:tr>
+        <w:tc>
+          <w:tcPr>
+            <w:tcW w:type="dxa" w:w="1134"/>
+            <w:vAlign w:val="top"/>
+          </w:tcPr>
+          <w:p>
+            <w:r/>
+            <w:r>
+              <w:rPr>
+                <w:b/>
+                <w:sz w:val="20"/>
+              </w:rPr>
+              <w:t>ADR-19</w:t>
+            </w:r>
+          </w:p>
+        </w:tc>
+        <w:tc>
+          <w:tcPr>
+            <w:tcW w:type="dxa" w:w="1417"/>
+            <w:vAlign w:val="top"/>
+          </w:tcPr>
+          <w:p>
+            <w:r/>
+            <w:r>
+              <w:rPr>
+                <w:sz w:val="20"/>
+              </w:rPr>
+              <w:t>TC-020</w:t>
+            </w:r>
+          </w:p>
+        </w:tc>
+        <w:tc>
+          <w:tcPr>
+            <w:tcW w:type="dxa" w:w="6803"/>
+            <w:vAlign w:val="top"/>
+          </w:tcPr>
+          <w:p>
+            <w:r/>
+            <w:r>
+              <w:rPr>
+                <w:sz w:val="20"/>
+                <w:u w:val="single"/>
+              </w:rPr>
+              <w:t>Estrategia de consentimiento multi-tenant</w:t>
+            </w:r>
+          </w:p>
+        </w:tc>
+      </w:tr>
+      <w:tr>
+        <w:tc>
+          <w:tcPr>
+            <w:tcW w:type="dxa" w:w="1134"/>
+            <w:vAlign w:val="top"/>
+          </w:tcPr>
+          <w:p>
+            <w:r/>
+            <w:r>
+              <w:rPr>
+                <w:b/>
+                <w:sz w:val="20"/>
+              </w:rPr>
+              <w:t>ADR-20</w:t>
+            </w:r>
+          </w:p>
+        </w:tc>
+        <w:tc>
+          <w:tcPr>
+            <w:tcW w:type="dxa" w:w="1417"/>
+            <w:vAlign w:val="top"/>
+          </w:tcPr>
+          <w:p>
+            <w:r/>
+            <w:r>
+              <w:rPr>
+                <w:sz w:val="20"/>
+              </w:rPr>
+              <w:t>TC-021</w:t>
+            </w:r>
+          </w:p>
+        </w:tc>
+        <w:tc>
+          <w:tcPr>
+            <w:tcW w:type="dxa" w:w="6803"/>
+            <w:vAlign w:val="top"/>
+          </w:tcPr>
+          <w:p>
+            <w:r/>
+            <w:r>
+              <w:rPr>
+                <w:sz w:val="20"/>
+                <w:u w:val="single"/>
+              </w:rPr>
+              <w:t>Patrón Observer para notificaciones</w:t>
+            </w:r>
+          </w:p>
+        </w:tc>
+      </w:tr>
+      <w:tr>
+        <w:tc>
+          <w:tcPr>
+            <w:tcW w:type="dxa" w:w="1134"/>
+            <w:vAlign w:val="top"/>
+          </w:tcPr>
+          <w:p>
+            <w:r/>
+            <w:r>
+              <w:rPr>
+                <w:b/>
+                <w:sz w:val="20"/>
+              </w:rPr>
+              <w:t>ADR-21</w:t>
+            </w:r>
+          </w:p>
+        </w:tc>
+        <w:tc>
+          <w:tcPr>
+            <w:tcW w:type="dxa" w:w="1417"/>
+            <w:vAlign w:val="top"/>
+          </w:tcPr>
+          <w:p>
+            <w:r/>
+            <w:r>
+              <w:rPr>
+                <w:sz w:val="20"/>
+              </w:rPr>
+              <w:t>TC-025</w:t>
+            </w:r>
+          </w:p>
+        </w:tc>
+        <w:tc>
+          <w:tcPr>
+            <w:tcW w:type="dxa" w:w="6803"/>
+            <w:vAlign w:val="top"/>
+          </w:tcPr>
+          <w:p>
+            <w:r/>
+            <w:r>
+              <w:rPr>
+                <w:sz w:val="20"/>
+                <w:u w:val="single"/>
+              </w:rPr>
+              <w:t>Cache de reportes ARCO con TTL 24h</w:t>
+            </w:r>
+          </w:p>
+        </w:tc>
+      </w:tr>
+      <w:tr>
+        <w:tc>
+          <w:tcPr>
+            <w:tcW w:type="dxa" w:w="1134"/>
+            <w:vAlign w:val="top"/>
+          </w:tcPr>
+          <w:p>
+            <w:r/>
+            <w:r>
+              <w:rPr>
+                <w:b/>
+                <w:sz w:val="20"/>
+              </w:rPr>
+              <w:t>ADR-22</w:t>
+            </w:r>
+          </w:p>
+        </w:tc>
+        <w:tc>
+          <w:tcPr>
+            <w:tcW w:type="dxa" w:w="1417"/>
+            <w:vAlign w:val="top"/>
+          </w:tcPr>
+          <w:p>
+            <w:r/>
+            <w:r>
+              <w:rPr>
+                <w:sz w:val="20"/>
+              </w:rPr>
+              <w:t>TC-028</w:t>
+            </w:r>
+          </w:p>
+        </w:tc>
+        <w:tc>
+          <w:tcPr>
+            <w:tcW w:type="dxa" w:w="6803"/>
+            <w:vAlign w:val="top"/>
+          </w:tcPr>
+          <w:p>
+            <w:r/>
+            <w:r>
+              <w:rPr>
+                <w:sz w:val="20"/>
+                <w:u w:val="single"/>
+              </w:rPr>
+              <w:t>Strategy de backup: incremental + full semanal</w:t>
+            </w:r>
+          </w:p>
+        </w:tc>
+      </w:tr>
+    </w:tbl>
+    <w:p>
+      <w:pPr>
+        <w:pStyle w:val="Heading1"/>
+      </w:pPr>
+      <w:r>
+        <w:t>Apéndice B — Riesgos identificados</w:t>
+      </w:r>
+    </w:p>
+    <w:p>
+      <w:r>
+        <w:rPr>
+          <w:i/>
+          <w:sz w:val="22"/>
+        </w:rPr>
+        <w:t>Riesgos detectados durante la auditoría documental y técnica:</w:t>
       </w:r>
     </w:p>
     <w:p>
       <w:pPr>
-        <w:pStyle w:val="Heading2"/>
-      </w:pPr>
-      <w:r>
-        <w:t>Cambios incluidos en esta versión</w:t>
-      </w:r>
-    </w:p>
-    <w:p>
-      <w:pPr>
-        <w:pStyle w:val="ListBullet"/>
+        <w:spacing w:before="80" w:after="40"/>
       </w:pPr>
       <w:r>
         <w:rPr>
           <w:b/>
+          <w:i/>
+          <w:color w:val="1F497D"/>
+          <w:sz w:val="18"/>
         </w:rPr>
-        <w:t xml:space="preserve">Seguridad — RBAC Discovery: </w:t>
+        <w:t xml:space="preserve">Tabla 1 — </w:t>
       </w:r>
       <w:r>
-        <w:t>Endpoints de escritura en /discovery/ (POST sources, PATCH sources, DELETE sources, POST scan, POST scan/manual, PATCH findings/vincular-rat) ahora exigen rol 'editor' o 'admin' per-empresa. Un usuario con rol 'viewer' ya no puede crear fuentes de datos ni ejecutar escaneos.</w:t>
+        <w:rPr>
+          <w:i/>
+          <w:color w:val="404040"/>
+          <w:sz w:val="18"/>
+        </w:rPr>
+        <w:t>Riesgos identificados durante la auditoría</w:t>
+      </w:r>
+    </w:p>
+    <w:tbl>
+      <w:tblPr>
+        <w:tblStyle w:val="TableGrid"/>
+        <w:tblW w:type="auto" w:w="0"/>
+        <w:jc w:val="left"/>
+        <w:tblLook w:firstColumn="1" w:firstRow="1" w:lastColumn="0" w:lastRow="0" w:noHBand="0" w:noVBand="1" w:val="04A0"/>
+      </w:tblPr>
+      <w:tblGrid>
+        <w:gridCol w:w="3324"/>
+        <w:gridCol w:w="3324"/>
+        <w:gridCol w:w="3324"/>
+      </w:tblGrid>
+      <w:tr>
+        <w:tc>
+          <w:tcPr>
+            <w:tcW w:type="dxa" w:w="1134"/>
+            <w:shd w:val="clear" w:color="auto" w:fill="D9E2F3"/>
+            <w:vAlign w:val="center"/>
+          </w:tcPr>
+          <w:p>
+            <w:r/>
+            <w:r>
+              <w:rPr>
+                <w:b/>
+                <w:color w:val="1F497D"/>
+                <w:sz w:val="20"/>
+              </w:rPr>
+              <w:t>ID</w:t>
+            </w:r>
+          </w:p>
+        </w:tc>
+        <w:tc>
+          <w:tcPr>
+            <w:tcW w:type="dxa" w:w="7370"/>
+            <w:shd w:val="clear" w:color="auto" w:fill="D9E2F3"/>
+            <w:vAlign w:val="center"/>
+          </w:tcPr>
+          <w:p>
+            <w:r/>
+            <w:r>
+              <w:rPr>
+                <w:b/>
+                <w:color w:val="1F497D"/>
+                <w:sz w:val="20"/>
+              </w:rPr>
+              <w:t>Descripción</w:t>
+            </w:r>
+          </w:p>
+        </w:tc>
+        <w:tc>
+          <w:tcPr>
+            <w:tcW w:type="dxa" w:w="1417"/>
+            <w:shd w:val="clear" w:color="auto" w:fill="D9E2F3"/>
+            <w:vAlign w:val="center"/>
+          </w:tcPr>
+          <w:p>
+            <w:r/>
+            <w:r>
+              <w:rPr>
+                <w:b/>
+                <w:color w:val="1F497D"/>
+                <w:sz w:val="20"/>
+              </w:rPr>
+              <w:t>Severidad</w:t>
+            </w:r>
+          </w:p>
+        </w:tc>
+      </w:tr>
+      <w:tr>
+        <w:tc>
+          <w:tcPr>
+            <w:tcW w:type="dxa" w:w="1134"/>
+            <w:vAlign w:val="top"/>
+          </w:tcPr>
+          <w:p>
+            <w:r/>
+            <w:r>
+              <w:rPr>
+                <w:sz w:val="20"/>
+              </w:rPr>
+              <w:t>R-MAT-01</w:t>
+            </w:r>
+          </w:p>
+        </w:tc>
+        <w:tc>
+          <w:tcPr>
+            <w:tcW w:type="dxa" w:w="7370"/>
+            <w:vAlign w:val="top"/>
+          </w:tcPr>
+          <w:p>
+            <w:r/>
+            <w:r>
+              <w:rPr>
+                <w:sz w:val="20"/>
+              </w:rPr>
+              <w:t>Pendientes S14 y C1 bloquean compliance total Ley 21.719.</w:t>
+            </w:r>
+          </w:p>
+        </w:tc>
+        <w:tc>
+          <w:tcPr>
+            <w:tcW w:type="dxa" w:w="1417"/>
+            <w:vAlign w:val="top"/>
+          </w:tcPr>
+          <w:p>
+            <w:r/>
+            <w:r>
+              <w:rPr>
+                <w:sz w:val="20"/>
+              </w:rPr>
+              <w:t>Alto</w:t>
+            </w:r>
+          </w:p>
+        </w:tc>
+      </w:tr>
+    </w:tbl>
+    <w:p>
+      <w:pPr>
+        <w:pStyle w:val="Heading1"/>
+      </w:pPr>
+      <w:r>
+        <w:t>Trazabilidad RF→HU→CU→TC — v1.9 (Julio 2026)</w:t>
+      </w:r>
+    </w:p>
+    <w:tbl>
+      <w:tblPr>
+        <w:tblStyle w:val="TableGrid"/>
+        <w:tblW w:type="auto" w:w="0"/>
+        <w:tblLook w:firstColumn="1" w:firstRow="1" w:lastColumn="0" w:lastRow="0" w:noHBand="0" w:noVBand="1" w:val="04A0"/>
+      </w:tblPr>
+      <w:tblGrid>
+        <w:gridCol w:w="1662"/>
+        <w:gridCol w:w="1662"/>
+        <w:gridCol w:w="1662"/>
+        <w:gridCol w:w="1662"/>
+        <w:gridCol w:w="1662"/>
+        <w:gridCol w:w="1662"/>
+      </w:tblGrid>
+      <w:tr>
+        <w:tc>
+          <w:tcPr>
+            <w:tcW w:type="dxa" w:w="850"/>
+            <w:shd w:val="clear" w:color="auto" w:fill="1F497D"/>
+          </w:tcPr>
+          <w:p>
+            <w:r>
+              <w:rPr>
+                <w:b/>
+                <w:color w:val="FFFFFF"/>
+                <w:sz w:val="18"/>
+              </w:rPr>
+              <w:t>RF</w:t>
+            </w:r>
+          </w:p>
+        </w:tc>
+        <w:tc>
+          <w:tcPr>
+            <w:tcW w:type="dxa" w:w="850"/>
+            <w:shd w:val="clear" w:color="auto" w:fill="1F497D"/>
+          </w:tcPr>
+          <w:p>
+            <w:r>
+              <w:rPr>
+                <w:b/>
+                <w:color w:val="FFFFFF"/>
+                <w:sz w:val="18"/>
+              </w:rPr>
+              <w:t>HU</w:t>
+            </w:r>
+          </w:p>
+        </w:tc>
+        <w:tc>
+          <w:tcPr>
+            <w:tcW w:type="dxa" w:w="850"/>
+            <w:shd w:val="clear" w:color="auto" w:fill="1F497D"/>
+          </w:tcPr>
+          <w:p>
+            <w:r>
+              <w:rPr>
+                <w:b/>
+                <w:color w:val="FFFFFF"/>
+                <w:sz w:val="18"/>
+              </w:rPr>
+              <w:t>CU</w:t>
+            </w:r>
+          </w:p>
+        </w:tc>
+        <w:tc>
+          <w:tcPr>
+            <w:tcW w:type="dxa" w:w="1134"/>
+            <w:shd w:val="clear" w:color="auto" w:fill="1F497D"/>
+          </w:tcPr>
+          <w:p>
+            <w:r>
+              <w:rPr>
+                <w:b/>
+                <w:color w:val="FFFFFF"/>
+                <w:sz w:val="18"/>
+              </w:rPr>
+              <w:t>TC</w:t>
+            </w:r>
+          </w:p>
+        </w:tc>
+        <w:tc>
+          <w:tcPr>
+            <w:tcW w:type="dxa" w:w="4252"/>
+            <w:shd w:val="clear" w:color="auto" w:fill="1F497D"/>
+          </w:tcPr>
+          <w:p>
+            <w:r>
+              <w:rPr>
+                <w:b/>
+                <w:color w:val="FFFFFF"/>
+                <w:sz w:val="18"/>
+              </w:rPr>
+              <w:t>Descripción</w:t>
+            </w:r>
+          </w:p>
+        </w:tc>
+        <w:tc>
+          <w:tcPr>
+            <w:tcW w:type="dxa" w:w="1134"/>
+            <w:shd w:val="clear" w:color="auto" w:fill="1F497D"/>
+          </w:tcPr>
+          <w:p>
+            <w:r>
+              <w:rPr>
+                <w:b/>
+                <w:color w:val="FFFFFF"/>
+                <w:sz w:val="18"/>
+              </w:rPr>
+              <w:t>Severidad</w:t>
+            </w:r>
+          </w:p>
+        </w:tc>
+      </w:tr>
+      <w:tr>
+        <w:tc>
+          <w:tcPr>
+            <w:tcW w:type="dxa" w:w="850"/>
+          </w:tcPr>
+          <w:p>
+            <w:r>
+              <w:rPr>
+                <w:sz w:val="18"/>
+              </w:rPr>
+              <w:t>RF-163</w:t>
+            </w:r>
+          </w:p>
+        </w:tc>
+        <w:tc>
+          <w:tcPr>
+            <w:tcW w:type="dxa" w:w="850"/>
+          </w:tcPr>
+          <w:p>
+            <w:r>
+              <w:rPr>
+                <w:sz w:val="18"/>
+              </w:rPr>
+              <w:t>HU-098</w:t>
+            </w:r>
+          </w:p>
+        </w:tc>
+        <w:tc>
+          <w:tcPr>
+            <w:tcW w:type="dxa" w:w="850"/>
+          </w:tcPr>
+          <w:p>
+            <w:r>
+              <w:rPr>
+                <w:sz w:val="18"/>
+              </w:rPr>
+              <w:t>CU-078</w:t>
+            </w:r>
+          </w:p>
+        </w:tc>
+        <w:tc>
+          <w:tcPr>
+            <w:tcW w:type="dxa" w:w="1134"/>
+          </w:tcPr>
+          <w:p>
+            <w:r>
+              <w:rPr>
+                <w:sz w:val="18"/>
+              </w:rPr>
+              <w:t>TC-039–041, TC-043</w:t>
+            </w:r>
+          </w:p>
+        </w:tc>
+        <w:tc>
+          <w:tcPr>
+            <w:tcW w:type="dxa" w:w="4252"/>
+          </w:tcPr>
+          <w:p>
+            <w:r>
+              <w:rPr>
+                <w:sz w:val="18"/>
+              </w:rPr>
+              <w:t>IDOR multi-tenant en 6 endpoints RAT (404 si empresa no coincide)</w:t>
+            </w:r>
+          </w:p>
+        </w:tc>
+        <w:tc>
+          <w:tcPr>
+            <w:tcW w:type="dxa" w:w="1134"/>
+          </w:tcPr>
+          <w:p>
+            <w:r>
+              <w:rPr>
+                <w:sz w:val="18"/>
+              </w:rPr>
+              <w:t>CRÍTICO</w:t>
+            </w:r>
+          </w:p>
+        </w:tc>
+      </w:tr>
+      <w:tr>
+        <w:tc>
+          <w:tcPr>
+            <w:tcW w:type="dxa" w:w="850"/>
+          </w:tcPr>
+          <w:p>
+            <w:r>
+              <w:rPr>
+                <w:sz w:val="18"/>
+              </w:rPr>
+              <w:t>RF-164</w:t>
+            </w:r>
+          </w:p>
+        </w:tc>
+        <w:tc>
+          <w:tcPr>
+            <w:tcW w:type="dxa" w:w="850"/>
+          </w:tcPr>
+          <w:p>
+            <w:r>
+              <w:rPr>
+                <w:sz w:val="18"/>
+              </w:rPr>
+              <w:t>HU-099</w:t>
+            </w:r>
+          </w:p>
+        </w:tc>
+        <w:tc>
+          <w:tcPr>
+            <w:tcW w:type="dxa" w:w="850"/>
+          </w:tcPr>
+          <w:p>
+            <w:r>
+              <w:rPr>
+                <w:sz w:val="18"/>
+              </w:rPr>
+              <w:t>CU-079</w:t>
+            </w:r>
+          </w:p>
+        </w:tc>
+        <w:tc>
+          <w:tcPr>
+            <w:tcW w:type="dxa" w:w="1134"/>
+          </w:tcPr>
+          <w:p>
+            <w:r>
+              <w:rPr>
+                <w:sz w:val="18"/>
+              </w:rPr>
+              <w:t>TC-044</w:t>
+            </w:r>
+          </w:p>
+        </w:tc>
+        <w:tc>
+          <w:tcPr>
+            <w:tcW w:type="dxa" w:w="4252"/>
+          </w:tcPr>
+          <w:p>
+            <w:r>
+              <w:rPr>
+                <w:sz w:val="18"/>
+              </w:rPr>
+              <w:t>base_legal_valida strict contra enum taxativo (6 opciones)</w:t>
+            </w:r>
+          </w:p>
+        </w:tc>
+        <w:tc>
+          <w:tcPr>
+            <w:tcW w:type="dxa" w:w="1134"/>
+          </w:tcPr>
+          <w:p>
+            <w:r>
+              <w:rPr>
+                <w:sz w:val="18"/>
+              </w:rPr>
+              <w:t>ALTO</w:t>
+            </w:r>
+          </w:p>
+        </w:tc>
+      </w:tr>
+      <w:tr>
+        <w:tc>
+          <w:tcPr>
+            <w:tcW w:type="dxa" w:w="850"/>
+          </w:tcPr>
+          <w:p>
+            <w:r>
+              <w:rPr>
+                <w:sz w:val="18"/>
+              </w:rPr>
+              <w:t>RF-165</w:t>
+            </w:r>
+          </w:p>
+        </w:tc>
+        <w:tc>
+          <w:tcPr>
+            <w:tcW w:type="dxa" w:w="850"/>
+          </w:tcPr>
+          <w:p>
+            <w:r>
+              <w:rPr>
+                <w:sz w:val="18"/>
+              </w:rPr>
+              <w:t>HU-100</w:t>
+            </w:r>
+          </w:p>
+        </w:tc>
+        <w:tc>
+          <w:tcPr>
+            <w:tcW w:type="dxa" w:w="850"/>
+          </w:tcPr>
+          <w:p>
+            <w:r>
+              <w:rPr>
+                <w:sz w:val="18"/>
+              </w:rPr>
+              <w:t>CU-080</w:t>
+            </w:r>
+          </w:p>
+        </w:tc>
+        <w:tc>
+          <w:tcPr>
+            <w:tcW w:type="dxa" w:w="1134"/>
+          </w:tcPr>
+          <w:p>
+            <w:r>
+              <w:rPr>
+                <w:sz w:val="18"/>
+              </w:rPr>
+              <w:t>TC-045</w:t>
+            </w:r>
+          </w:p>
+        </w:tc>
+        <w:tc>
+          <w:tcPr>
+            <w:tcW w:type="dxa" w:w="4252"/>
+          </w:tcPr>
+          <w:p>
+            <w:r>
+              <w:rPr>
+                <w:sz w:val="18"/>
+              </w:rPr>
+              <w:t>ConsentimientoAlert: listarConsentimientos() si datos_sensibles=True</w:t>
+            </w:r>
+          </w:p>
+        </w:tc>
+        <w:tc>
+          <w:tcPr>
+            <w:tcW w:type="dxa" w:w="1134"/>
+          </w:tcPr>
+          <w:p>
+            <w:r>
+              <w:rPr>
+                <w:sz w:val="18"/>
+              </w:rPr>
+              <w:t>ALTO</w:t>
+            </w:r>
+          </w:p>
+        </w:tc>
+      </w:tr>
+      <w:tr>
+        <w:tc>
+          <w:tcPr>
+            <w:tcW w:type="dxa" w:w="850"/>
+          </w:tcPr>
+          <w:p>
+            <w:r>
+              <w:rPr>
+                <w:sz w:val="18"/>
+              </w:rPr>
+              <w:t>RF-166</w:t>
+            </w:r>
+          </w:p>
+        </w:tc>
+        <w:tc>
+          <w:tcPr>
+            <w:tcW w:type="dxa" w:w="850"/>
+          </w:tcPr>
+          <w:p>
+            <w:r>
+              <w:rPr>
+                <w:sz w:val="18"/>
+              </w:rPr>
+              <w:t>HU-101</w:t>
+            </w:r>
+          </w:p>
+        </w:tc>
+        <w:tc>
+          <w:tcPr>
+            <w:tcW w:type="dxa" w:w="850"/>
+          </w:tcPr>
+          <w:p>
+            <w:r>
+              <w:rPr>
+                <w:sz w:val="18"/>
+              </w:rPr>
+              <w:t>CU-081</w:t>
+            </w:r>
+          </w:p>
+        </w:tc>
+        <w:tc>
+          <w:tcPr>
+            <w:tcW w:type="dxa" w:w="1134"/>
+          </w:tcPr>
+          <w:p>
+            <w:r>
+              <w:rPr>
+                <w:sz w:val="18"/>
+              </w:rPr>
+              <w:t>N/A</w:t>
+            </w:r>
+          </w:p>
+        </w:tc>
+        <w:tc>
+          <w:tcPr>
+            <w:tcW w:type="dxa" w:w="4252"/>
+          </w:tcPr>
+          <w:p>
+            <w:r>
+              <w:rPr>
+                <w:sz w:val="18"/>
+              </w:rPr>
+              <w:t>Homologación orden campos RAT (5 pasos canónicos)</w:t>
+            </w:r>
+          </w:p>
+        </w:tc>
+        <w:tc>
+          <w:tcPr>
+            <w:tcW w:type="dxa" w:w="1134"/>
+          </w:tcPr>
+          <w:p>
+            <w:r>
+              <w:rPr>
+                <w:sz w:val="18"/>
+              </w:rPr>
+              <w:t>ALTO</w:t>
+            </w:r>
+          </w:p>
+        </w:tc>
+      </w:tr>
+      <w:tr>
+        <w:tc>
+          <w:tcPr>
+            <w:tcW w:type="dxa" w:w="850"/>
+          </w:tcPr>
+          <w:p>
+            <w:r>
+              <w:rPr>
+                <w:sz w:val="18"/>
+              </w:rPr>
+              <w:t>RF-167</w:t>
+            </w:r>
+          </w:p>
+        </w:tc>
+        <w:tc>
+          <w:tcPr>
+            <w:tcW w:type="dxa" w:w="850"/>
+          </w:tcPr>
+          <w:p>
+            <w:r>
+              <w:rPr>
+                <w:sz w:val="18"/>
+              </w:rPr>
+              <w:t>HU-102</w:t>
+            </w:r>
+          </w:p>
+        </w:tc>
+        <w:tc>
+          <w:tcPr>
+            <w:tcW w:type="dxa" w:w="850"/>
+          </w:tcPr>
+          <w:p>
+            <w:r>
+              <w:rPr>
+                <w:sz w:val="18"/>
+              </w:rPr>
+              <w:t>CU-082</w:t>
+            </w:r>
+          </w:p>
+        </w:tc>
+        <w:tc>
+          <w:tcPr>
+            <w:tcW w:type="dxa" w:w="1134"/>
+          </w:tcPr>
+          <w:p>
+            <w:r>
+              <w:rPr>
+                <w:sz w:val="18"/>
+              </w:rPr>
+              <w:t>TC-046</w:t>
+            </w:r>
+          </w:p>
+        </w:tc>
+        <w:tc>
+          <w:tcPr>
+            <w:tcW w:type="dxa" w:w="4252"/>
+          </w:tcPr>
+          <w:p>
+            <w:r>
+              <w:rPr>
+                <w:sz w:val="18"/>
+              </w:rPr>
+              <w:t>PDF con títulos de sección y alertas rojas</w:t>
+            </w:r>
+          </w:p>
+        </w:tc>
+        <w:tc>
+          <w:tcPr>
+            <w:tcW w:type="dxa" w:w="1134"/>
+          </w:tcPr>
+          <w:p>
+            <w:r>
+              <w:rPr>
+                <w:sz w:val="18"/>
+              </w:rPr>
+              <w:t>MEDIO</w:t>
+            </w:r>
+          </w:p>
+        </w:tc>
+      </w:tr>
+      <w:tr>
+        <w:tc>
+          <w:tcPr>
+            <w:tcW w:type="dxa" w:w="850"/>
+          </w:tcPr>
+          <w:p>
+            <w:r>
+              <w:rPr>
+                <w:sz w:val="18"/>
+              </w:rPr>
+              <w:t>RF-168</w:t>
+            </w:r>
+          </w:p>
+        </w:tc>
+        <w:tc>
+          <w:tcPr>
+            <w:tcW w:type="dxa" w:w="850"/>
+          </w:tcPr>
+          <w:p>
+            <w:r>
+              <w:rPr>
+                <w:sz w:val="18"/>
+              </w:rPr>
+              <w:t>HU-103</w:t>
+            </w:r>
+          </w:p>
+        </w:tc>
+        <w:tc>
+          <w:tcPr>
+            <w:tcW w:type="dxa" w:w="850"/>
+          </w:tcPr>
+          <w:p>
+            <w:r>
+              <w:rPr>
+                <w:sz w:val="18"/>
+              </w:rPr>
+              <w:t>CU-082</w:t>
+            </w:r>
+          </w:p>
+        </w:tc>
+        <w:tc>
+          <w:tcPr>
+            <w:tcW w:type="dxa" w:w="1134"/>
+          </w:tcPr>
+          <w:p>
+            <w:r>
+              <w:rPr>
+                <w:sz w:val="18"/>
+              </w:rPr>
+              <w:t>N/A</w:t>
+            </w:r>
+          </w:p>
+        </w:tc>
+        <w:tc>
+          <w:tcPr>
+            <w:tcW w:type="dxa" w:w="4252"/>
+          </w:tcPr>
+          <w:p>
+            <w:r>
+              <w:rPr>
+                <w:sz w:val="18"/>
+              </w:rPr>
+              <w:t>Encoding UTF-8 corregido en backend</w:t>
+            </w:r>
+          </w:p>
+        </w:tc>
+        <w:tc>
+          <w:tcPr>
+            <w:tcW w:type="dxa" w:w="1134"/>
+          </w:tcPr>
+          <w:p>
+            <w:r>
+              <w:rPr>
+                <w:sz w:val="18"/>
+              </w:rPr>
+              <w:t>MEDIO</w:t>
+            </w:r>
+          </w:p>
+        </w:tc>
+      </w:tr>
+      <w:tr>
+        <w:tc>
+          <w:tcPr>
+            <w:tcW w:type="dxa" w:w="850"/>
+          </w:tcPr>
+          <w:p>
+            <w:r>
+              <w:rPr>
+                <w:sz w:val="18"/>
+              </w:rPr>
+              <w:t>RF-169</w:t>
+            </w:r>
+          </w:p>
+        </w:tc>
+        <w:tc>
+          <w:tcPr>
+            <w:tcW w:type="dxa" w:w="850"/>
+          </w:tcPr>
+          <w:p>
+            <w:r>
+              <w:rPr>
+                <w:sz w:val="18"/>
+              </w:rPr>
+              <w:t>N/A</w:t>
+            </w:r>
+          </w:p>
+        </w:tc>
+        <w:tc>
+          <w:tcPr>
+            <w:tcW w:type="dxa" w:w="850"/>
+          </w:tcPr>
+          <w:p>
+            <w:r>
+              <w:rPr>
+                <w:sz w:val="18"/>
+              </w:rPr>
+              <w:t>N/A</w:t>
+            </w:r>
+          </w:p>
+        </w:tc>
+        <w:tc>
+          <w:tcPr>
+            <w:tcW w:type="dxa" w:w="1134"/>
+          </w:tcPr>
+          <w:p>
+            <w:r>
+              <w:rPr>
+                <w:sz w:val="18"/>
+              </w:rPr>
+              <w:t>N/A</w:t>
+            </w:r>
+          </w:p>
+        </w:tc>
+        <w:tc>
+          <w:tcPr>
+            <w:tcW w:type="dxa" w:w="4252"/>
+          </w:tcPr>
+          <w:p>
+            <w:r>
+              <w:rPr>
+                <w:sz w:val="18"/>
+              </w:rPr>
+              <w:t>Código muerto eliminado (return duplicado, model_dump duplicado)</w:t>
+            </w:r>
+          </w:p>
+        </w:tc>
+        <w:tc>
+          <w:tcPr>
+            <w:tcW w:type="dxa" w:w="1134"/>
+          </w:tcPr>
+          <w:p>
+            <w:r>
+              <w:rPr>
+                <w:sz w:val="18"/>
+              </w:rPr>
+              <w:t>BAJA</w:t>
+            </w:r>
+          </w:p>
+        </w:tc>
+      </w:tr>
+    </w:tbl>
+    <w:p>
+      <w:pPr>
+        <w:pStyle w:val="Heading1"/>
+      </w:pPr>
+      <w:r>
+        <w:t>Trazabilidad RF→HU→CU→TC — v1.12 (Septiembre 2026)</w:t>
+      </w:r>
+    </w:p>
+    <w:tbl>
+      <w:tblPr>
+        <w:tblStyle w:val="TableGrid"/>
+        <w:tblW w:type="auto" w:w="0"/>
+        <w:tblLook w:firstColumn="1" w:firstRow="1" w:lastColumn="0" w:lastRow="0" w:noHBand="0" w:noVBand="1" w:val="04A0"/>
+      </w:tblPr>
+      <w:tblGrid>
+        <w:gridCol w:w="1662"/>
+        <w:gridCol w:w="1662"/>
+        <w:gridCol w:w="1662"/>
+        <w:gridCol w:w="1662"/>
+        <w:gridCol w:w="1662"/>
+        <w:gridCol w:w="1662"/>
+      </w:tblGrid>
+      <w:tr>
+        <w:tc>
+          <w:tcPr>
+            <w:tcW w:type="dxa" w:w="850"/>
+            <w:shd w:val="clear" w:color="auto" w:fill="1F497D"/>
+          </w:tcPr>
+          <w:p>
+            <w:r>
+              <w:rPr>
+                <w:b/>
+                <w:color w:val="FFFFFF"/>
+                <w:sz w:val="18"/>
+              </w:rPr>
+              <w:t>RF</w:t>
+            </w:r>
+          </w:p>
+        </w:tc>
+        <w:tc>
+          <w:tcPr>
+            <w:tcW w:type="dxa" w:w="850"/>
+            <w:shd w:val="clear" w:color="auto" w:fill="1F497D"/>
+          </w:tcPr>
+          <w:p>
+            <w:r>
+              <w:rPr>
+                <w:b/>
+                <w:color w:val="FFFFFF"/>
+                <w:sz w:val="18"/>
+              </w:rPr>
+              <w:t>HU</w:t>
+            </w:r>
+          </w:p>
+        </w:tc>
+        <w:tc>
+          <w:tcPr>
+            <w:tcW w:type="dxa" w:w="850"/>
+            <w:shd w:val="clear" w:color="auto" w:fill="1F497D"/>
+          </w:tcPr>
+          <w:p>
+            <w:r>
+              <w:rPr>
+                <w:b/>
+                <w:color w:val="FFFFFF"/>
+                <w:sz w:val="18"/>
+              </w:rPr>
+              <w:t>CU</w:t>
+            </w:r>
+          </w:p>
+        </w:tc>
+        <w:tc>
+          <w:tcPr>
+            <w:tcW w:type="dxa" w:w="1134"/>
+            <w:shd w:val="clear" w:color="auto" w:fill="1F497D"/>
+          </w:tcPr>
+          <w:p>
+            <w:r>
+              <w:rPr>
+                <w:b/>
+                <w:color w:val="FFFFFF"/>
+                <w:sz w:val="18"/>
+              </w:rPr>
+              <w:t>TC</w:t>
+            </w:r>
+          </w:p>
+        </w:tc>
+        <w:tc>
+          <w:tcPr>
+            <w:tcW w:type="dxa" w:w="4252"/>
+            <w:shd w:val="clear" w:color="auto" w:fill="1F497D"/>
+          </w:tcPr>
+          <w:p>
+            <w:r>
+              <w:rPr>
+                <w:b/>
+                <w:color w:val="FFFFFF"/>
+                <w:sz w:val="18"/>
+              </w:rPr>
+              <w:t>Descripción</w:t>
+            </w:r>
+          </w:p>
+        </w:tc>
+        <w:tc>
+          <w:tcPr>
+            <w:tcW w:type="dxa" w:w="1134"/>
+            <w:shd w:val="clear" w:color="auto" w:fill="1F497D"/>
+          </w:tcPr>
+          <w:p>
+            <w:r>
+              <w:rPr>
+                <w:b/>
+                <w:color w:val="FFFFFF"/>
+                <w:sz w:val="18"/>
+              </w:rPr>
+              <w:t>Severidad</w:t>
+            </w:r>
+          </w:p>
+        </w:tc>
+      </w:tr>
+      <w:tr>
+        <w:tc>
+          <w:tcPr>
+            <w:tcW w:type="dxa" w:w="850"/>
+          </w:tcPr>
+          <w:p>
+            <w:r>
+              <w:rPr>
+                <w:sz w:val="18"/>
+              </w:rPr>
+              <w:t>RF-174</w:t>
+            </w:r>
+          </w:p>
+        </w:tc>
+        <w:tc>
+          <w:tcPr>
+            <w:tcW w:type="dxa" w:w="850"/>
+          </w:tcPr>
+          <w:p>
+            <w:r>
+              <w:rPr>
+                <w:sz w:val="18"/>
+              </w:rPr>
+              <w:t>HU-104</w:t>
+            </w:r>
+          </w:p>
+        </w:tc>
+        <w:tc>
+          <w:tcPr>
+            <w:tcW w:type="dxa" w:w="850"/>
+          </w:tcPr>
+          <w:p>
+            <w:r>
+              <w:rPr>
+                <w:sz w:val="18"/>
+              </w:rPr>
+              <w:t>CU-083</w:t>
+            </w:r>
+          </w:p>
+        </w:tc>
+        <w:tc>
+          <w:tcPr>
+            <w:tcW w:type="dxa" w:w="1134"/>
+          </w:tcPr>
+          <w:p>
+            <w:r>
+              <w:rPr>
+                <w:sz w:val="18"/>
+              </w:rPr>
+              <w:t>TC-056–059</w:t>
+            </w:r>
+          </w:p>
+        </w:tc>
+        <w:tc>
+          <w:tcPr>
+            <w:tcW w:type="dxa" w:w="4252"/>
+          </w:tcPr>
+          <w:p>
+            <w:r>
+              <w:rPr>
+                <w:sz w:val="18"/>
+              </w:rPr>
+              <w:t>GET /publico/verificar-titular: detecta titular con TKTs abiertos (Art. 12)</w:t>
+            </w:r>
+          </w:p>
+        </w:tc>
+        <w:tc>
+          <w:tcPr>
+            <w:tcW w:type="dxa" w:w="1134"/>
+          </w:tcPr>
+          <w:p>
+            <w:r>
+              <w:rPr>
+                <w:sz w:val="18"/>
+              </w:rPr>
+              <w:t>MEDIO</w:t>
+            </w:r>
+          </w:p>
+        </w:tc>
+      </w:tr>
+      <w:tr>
+        <w:tc>
+          <w:tcPr>
+            <w:tcW w:type="dxa" w:w="850"/>
+          </w:tcPr>
+          <w:p>
+            <w:r>
+              <w:rPr>
+                <w:sz w:val="18"/>
+              </w:rPr>
+              <w:t>RF-175</w:t>
+            </w:r>
+          </w:p>
+        </w:tc>
+        <w:tc>
+          <w:tcPr>
+            <w:tcW w:type="dxa" w:w="850"/>
+          </w:tcPr>
+          <w:p>
+            <w:r>
+              <w:rPr>
+                <w:sz w:val="18"/>
+              </w:rPr>
+              <w:t>HU-105</w:t>
+            </w:r>
+          </w:p>
+        </w:tc>
+        <w:tc>
+          <w:tcPr>
+            <w:tcW w:type="dxa" w:w="850"/>
+          </w:tcPr>
+          <w:p>
+            <w:r>
+              <w:rPr>
+                <w:sz w:val="18"/>
+              </w:rPr>
+              <w:t>CU-084</w:t>
+            </w:r>
+          </w:p>
+        </w:tc>
+        <w:tc>
+          <w:tcPr>
+            <w:tcW w:type="dxa" w:w="1134"/>
+          </w:tcPr>
+          <w:p>
+            <w:r>
+              <w:rPr>
+                <w:sz w:val="18"/>
+              </w:rPr>
+              <w:t>TC-060–061</w:t>
+            </w:r>
+          </w:p>
+        </w:tc>
+        <w:tc>
+          <w:tcPr>
+            <w:tcW w:type="dxa" w:w="4252"/>
+          </w:tcPr>
+          <w:p>
+            <w:r>
+              <w:rPr>
+                <w:sz w:val="18"/>
+              </w:rPr>
+              <w:t>POST TKT: acuse de recibo automático al titular con tracking token</w:t>
+            </w:r>
+          </w:p>
+        </w:tc>
+        <w:tc>
+          <w:tcPr>
+            <w:tcW w:type="dxa" w:w="1134"/>
+          </w:tcPr>
+          <w:p>
+            <w:r>
+              <w:rPr>
+                <w:sz w:val="18"/>
+              </w:rPr>
+              <w:t>ALTO</w:t>
+            </w:r>
+          </w:p>
+        </w:tc>
+      </w:tr>
+      <w:tr>
+        <w:tc>
+          <w:tcPr>
+            <w:tcW w:type="dxa" w:w="850"/>
+          </w:tcPr>
+          <w:p>
+            <w:r>
+              <w:rPr>
+                <w:sz w:val="18"/>
+              </w:rPr>
+              <w:t>RF-176</w:t>
+            </w:r>
+          </w:p>
+        </w:tc>
+        <w:tc>
+          <w:tcPr>
+            <w:tcW w:type="dxa" w:w="850"/>
+          </w:tcPr>
+          <w:p>
+            <w:r>
+              <w:rPr>
+                <w:sz w:val="18"/>
+              </w:rPr>
+              <w:t>HU-106</w:t>
+            </w:r>
+          </w:p>
+        </w:tc>
+        <w:tc>
+          <w:tcPr>
+            <w:tcW w:type="dxa" w:w="850"/>
+          </w:tcPr>
+          <w:p>
+            <w:r>
+              <w:rPr>
+                <w:sz w:val="18"/>
+              </w:rPr>
+              <w:t>CU-085</w:t>
+            </w:r>
+          </w:p>
+        </w:tc>
+        <w:tc>
+          <w:tcPr>
+            <w:tcW w:type="dxa" w:w="1134"/>
+          </w:tcPr>
+          <w:p>
+            <w:r>
+              <w:rPr>
+                <w:sz w:val="18"/>
+              </w:rPr>
+              <w:t>—</w:t>
+            </w:r>
+          </w:p>
+        </w:tc>
+        <w:tc>
+          <w:tcPr>
+            <w:tcW w:type="dxa" w:w="4252"/>
+          </w:tcPr>
+          <w:p>
+            <w:r>
+              <w:rPr>
+                <w:sz w:val="18"/>
+              </w:rPr>
+              <w:t>TicketDrawer: chips de placeholders dinámicos en respuesta ARCO</w:t>
+            </w:r>
+          </w:p>
+        </w:tc>
+        <w:tc>
+          <w:tcPr>
+            <w:tcW w:type="dxa" w:w="1134"/>
+          </w:tcPr>
+          <w:p>
+            <w:r>
+              <w:rPr>
+                <w:sz w:val="18"/>
+              </w:rPr>
+              <w:t>MEDIO</w:t>
+            </w:r>
+          </w:p>
+        </w:tc>
+      </w:tr>
+      <w:tr>
+        <w:tc>
+          <w:tcPr>
+            <w:tcW w:type="dxa" w:w="850"/>
+          </w:tcPr>
+          <w:p>
+            <w:r>
+              <w:rPr>
+                <w:sz w:val="18"/>
+              </w:rPr>
+              <w:t>RF-177</w:t>
+            </w:r>
+          </w:p>
+        </w:tc>
+        <w:tc>
+          <w:tcPr>
+            <w:tcW w:type="dxa" w:w="850"/>
+          </w:tcPr>
+          <w:p>
+            <w:r>
+              <w:rPr>
+                <w:sz w:val="18"/>
+              </w:rPr>
+              <w:t>HU-107</w:t>
+            </w:r>
+          </w:p>
+        </w:tc>
+        <w:tc>
+          <w:tcPr>
+            <w:tcW w:type="dxa" w:w="850"/>
+          </w:tcPr>
+          <w:p>
+            <w:r>
+              <w:rPr>
+                <w:sz w:val="18"/>
+              </w:rPr>
+              <w:t>CU-086</w:t>
+            </w:r>
+          </w:p>
+        </w:tc>
+        <w:tc>
+          <w:tcPr>
+            <w:tcW w:type="dxa" w:w="1134"/>
+          </w:tcPr>
+          <w:p>
+            <w:r>
+              <w:rPr>
+                <w:sz w:val="18"/>
+              </w:rPr>
+              <w:t>—</w:t>
+            </w:r>
+          </w:p>
+        </w:tc>
+        <w:tc>
+          <w:tcPr>
+            <w:tcW w:type="dxa" w:w="4252"/>
+          </w:tcPr>
+          <w:p>
+            <w:r>
+              <w:rPr>
+                <w:sz w:val="18"/>
+              </w:rPr>
+              <w:t>FlujoModal: semáforo SLA con días hábiles consumidos/restantes</w:t>
+            </w:r>
+          </w:p>
+        </w:tc>
+        <w:tc>
+          <w:tcPr>
+            <w:tcW w:type="dxa" w:w="1134"/>
+          </w:tcPr>
+          <w:p>
+            <w:r>
+              <w:rPr>
+                <w:sz w:val="18"/>
+              </w:rPr>
+              <w:t>MEDIO</w:t>
+            </w:r>
+          </w:p>
+        </w:tc>
+      </w:tr>
+      <w:tr>
+        <w:tc>
+          <w:tcPr>
+            <w:tcW w:type="dxa" w:w="850"/>
+          </w:tcPr>
+          <w:p>
+            <w:r>
+              <w:rPr>
+                <w:sz w:val="18"/>
+              </w:rPr>
+              <w:t>RF-178</w:t>
+            </w:r>
+          </w:p>
+        </w:tc>
+        <w:tc>
+          <w:tcPr>
+            <w:tcW w:type="dxa" w:w="850"/>
+          </w:tcPr>
+          <w:p>
+            <w:r>
+              <w:rPr>
+                <w:sz w:val="18"/>
+              </w:rPr>
+              <w:t>HU-108</w:t>
+            </w:r>
+          </w:p>
+        </w:tc>
+        <w:tc>
+          <w:tcPr>
+            <w:tcW w:type="dxa" w:w="850"/>
+          </w:tcPr>
+          <w:p>
+            <w:r>
+              <w:rPr>
+                <w:sz w:val="18"/>
+              </w:rPr>
+              <w:t>CU-087</w:t>
+            </w:r>
+          </w:p>
+        </w:tc>
+        <w:tc>
+          <w:tcPr>
+            <w:tcW w:type="dxa" w:w="1134"/>
+          </w:tcPr>
+          <w:p>
+            <w:r>
+              <w:rPr>
+                <w:sz w:val="18"/>
+              </w:rPr>
+              <w:t>TC-062</w:t>
+            </w:r>
+          </w:p>
+        </w:tc>
+        <w:tc>
+          <w:tcPr>
+            <w:tcW w:type="dxa" w:w="4252"/>
+          </w:tcPr>
+          <w:p>
+            <w:r>
+              <w:rPr>
+                <w:sz w:val="18"/>
+              </w:rPr>
+              <w:t>CompanyFichaPanel: ficha empresa con 4 tabs lazy (Art. 16)</w:t>
+            </w:r>
+          </w:p>
+        </w:tc>
+        <w:tc>
+          <w:tcPr>
+            <w:tcW w:type="dxa" w:w="1134"/>
+          </w:tcPr>
+          <w:p>
+            <w:r>
+              <w:rPr>
+                <w:sz w:val="18"/>
+              </w:rPr>
+              <w:t>ALTO</w:t>
+            </w:r>
+          </w:p>
+        </w:tc>
+      </w:tr>
+      <w:tr>
+        <w:tc>
+          <w:tcPr>
+            <w:tcW w:type="dxa" w:w="850"/>
+          </w:tcPr>
+          <w:p>
+            <w:r>
+              <w:rPr>
+                <w:sz w:val="18"/>
+              </w:rPr>
+              <w:t>RF-179</w:t>
+            </w:r>
+          </w:p>
+        </w:tc>
+        <w:tc>
+          <w:tcPr>
+            <w:tcW w:type="dxa" w:w="850"/>
+          </w:tcPr>
+          <w:p>
+            <w:r>
+              <w:rPr>
+                <w:sz w:val="18"/>
+              </w:rPr>
+              <w:t>—</w:t>
+            </w:r>
+          </w:p>
+        </w:tc>
+        <w:tc>
+          <w:tcPr>
+            <w:tcW w:type="dxa" w:w="850"/>
+          </w:tcPr>
+          <w:p>
+            <w:r>
+              <w:rPr>
+                <w:sz w:val="18"/>
+              </w:rPr>
+              <w:t>—</w:t>
+            </w:r>
+          </w:p>
+        </w:tc>
+        <w:tc>
+          <w:tcPr>
+            <w:tcW w:type="dxa" w:w="1134"/>
+          </w:tcPr>
+          <w:p>
+            <w:r>
+              <w:rPr>
+                <w:sz w:val="18"/>
+              </w:rPr>
+              <w:t>—</w:t>
+            </w:r>
+          </w:p>
+        </w:tc>
+        <w:tc>
+          <w:tcPr>
+            <w:tcW w:type="dxa" w:w="4252"/>
+          </w:tcPr>
+          <w:p>
+            <w:r>
+              <w:rPr>
+                <w:sz w:val="18"/>
+              </w:rPr>
+              <w:t>CI/CD pip-audit: cero vulnerabilidades CRITICAL en dependencias Python</w:t>
+            </w:r>
+          </w:p>
+        </w:tc>
+        <w:tc>
+          <w:tcPr>
+            <w:tcW w:type="dxa" w:w="1134"/>
+          </w:tcPr>
+          <w:p>
+            <w:r>
+              <w:rPr>
+                <w:sz w:val="18"/>
+              </w:rPr>
+              <w:t>ALTO</w:t>
+            </w:r>
+          </w:p>
+        </w:tc>
+      </w:tr>
+      <w:tr>
+        <w:tc>
+          <w:tcPr>
+            <w:tcW w:type="dxa" w:w="850"/>
+          </w:tcPr>
+          <w:p>
+            <w:r>
+              <w:rPr>
+                <w:sz w:val="18"/>
+              </w:rPr>
+              <w:t>RNF-21</w:t>
+            </w:r>
+          </w:p>
+        </w:tc>
+        <w:tc>
+          <w:tcPr>
+            <w:tcW w:type="dxa" w:w="850"/>
+          </w:tcPr>
+          <w:p>
+            <w:r>
+              <w:rPr>
+                <w:sz w:val="18"/>
+              </w:rPr>
+              <w:t>—</w:t>
+            </w:r>
+          </w:p>
+        </w:tc>
+        <w:tc>
+          <w:tcPr>
+            <w:tcW w:type="dxa" w:w="850"/>
+          </w:tcPr>
+          <w:p>
+            <w:r>
+              <w:rPr>
+                <w:sz w:val="18"/>
+              </w:rPr>
+              <w:t>—</w:t>
+            </w:r>
+          </w:p>
+        </w:tc>
+        <w:tc>
+          <w:tcPr>
+            <w:tcW w:type="dxa" w:w="1134"/>
+          </w:tcPr>
+          <w:p>
+            <w:r>
+              <w:rPr>
+                <w:sz w:val="18"/>
+              </w:rPr>
+              <w:t>TC-063</w:t>
+            </w:r>
+          </w:p>
+        </w:tc>
+        <w:tc>
+          <w:tcPr>
+            <w:tcW w:type="dxa" w:w="4252"/>
+          </w:tcPr>
+          <w:p>
+            <w:r>
+              <w:rPr>
+                <w:sz w:val="18"/>
+              </w:rPr>
+              <w:t>Nomenclatura APDP correcta en código, tests y docs</w:t>
+            </w:r>
+          </w:p>
+        </w:tc>
+        <w:tc>
+          <w:tcPr>
+            <w:tcW w:type="dxa" w:w="1134"/>
+          </w:tcPr>
+          <w:p>
+            <w:r>
+              <w:rPr>
+                <w:sz w:val="18"/>
+              </w:rPr>
+              <w:t>MEDIO</w:t>
+            </w:r>
+          </w:p>
+        </w:tc>
+      </w:tr>
+      <w:tr>
+        <w:tc>
+          <w:tcPr>
+            <w:tcW w:type="dxa" w:w="850"/>
+          </w:tcPr>
+          <w:p>
+            <w:r>
+              <w:rPr>
+                <w:sz w:val="18"/>
+              </w:rPr>
+              <w:t>RNF-22</w:t>
+            </w:r>
+          </w:p>
+        </w:tc>
+        <w:tc>
+          <w:tcPr>
+            <w:tcW w:type="dxa" w:w="850"/>
+          </w:tcPr>
+          <w:p>
+            <w:r>
+              <w:rPr>
+                <w:sz w:val="18"/>
+              </w:rPr>
+              <w:t>—</w:t>
+            </w:r>
+          </w:p>
+        </w:tc>
+        <w:tc>
+          <w:tcPr>
+            <w:tcW w:type="dxa" w:w="850"/>
+          </w:tcPr>
+          <w:p>
+            <w:r>
+              <w:rPr>
+                <w:sz w:val="18"/>
+              </w:rPr>
+              <w:t>—</w:t>
+            </w:r>
+          </w:p>
+        </w:tc>
+        <w:tc>
+          <w:tcPr>
+            <w:tcW w:type="dxa" w:w="1134"/>
+          </w:tcPr>
+          <w:p>
+            <w:r>
+              <w:rPr>
+                <w:sz w:val="18"/>
+              </w:rPr>
+              <w:t>TC-059</w:t>
+            </w:r>
+          </w:p>
+        </w:tc>
+        <w:tc>
+          <w:tcPr>
+            <w:tcW w:type="dxa" w:w="4252"/>
+          </w:tcPr>
+          <w:p>
+            <w:r>
+              <w:rPr>
+                <w:sz w:val="18"/>
+              </w:rPr>
+              <w:t>Rate limit 20/min/IP en GET /publico/verificar-titular</w:t>
+            </w:r>
+          </w:p>
+        </w:tc>
+        <w:tc>
+          <w:tcPr>
+            <w:tcW w:type="dxa" w:w="1134"/>
+          </w:tcPr>
+          <w:p>
+            <w:r>
+              <w:rPr>
+                <w:sz w:val="18"/>
+              </w:rPr>
+              <w:t>MEDIO</w:t>
+            </w:r>
+          </w:p>
+        </w:tc>
+      </w:tr>
+    </w:tbl>
+    <w:p>
+      <w:pPr>
+        <w:pStyle w:val="Heading1"/>
+      </w:pPr>
+      <w:r>
+        <w:t>Cobertura total v1.13</w:t>
       </w:r>
     </w:p>
     <w:p>
-      <w:pPr>
-        <w:pStyle w:val="ListBullet"/>
-      </w:pPr>
       <w:r>
-        <w:rPr>
-          <w:b/>
-        </w:rPr>
-        <w:t xml:space="preserve">Seguridad — RBAC EIPD: </w:t>
-      </w:r>
-      <w:r>
-        <w:t>POST /eipd/ y PUT /eipd/{id} ahora exigen require_editor_or_admin_empresa. Un usuario con rol 'viewer' per-empresa ya no puede crear ni actualizar EIPDs.</w:t>
-      </w:r>
-    </w:p>
-    <w:p>
-      <w:pPr>
-        <w:pStyle w:val="ListBullet"/>
-      </w:pPr>
-      <w:r>
-        <w:rPr>
-          <w:b/>
-        </w:rPr>
-        <w:t xml:space="preserve">Seguridad — RBAC Contratos de Encargado: </w:t>
-      </w:r>
-      <w:r>
-        <w:t>POST /encargados-contrato/, PUT /encargados-contrato/{id} y DELETE /encargados-contrato/{id} ahora exigen require_editor_or_admin_empresa. 'viewer' ya no puede modificar contratos de encargado.</w:t>
-      </w:r>
-    </w:p>
-    <w:p>
-      <w:pPr>
-        <w:pStyle w:val="ListBullet"/>
-      </w:pPr>
-      <w:r>
-        <w:rPr>
-          <w:b/>
-        </w:rPr>
-        <w:t xml:space="preserve">Performance — Límites de queries: </w:t>
-      </w:r>
-      <w:r>
-        <w:t>Se agregaron .limit() a queries que podían retornar conjuntos no acotados: get_audit_logs → .limit(500); DiscoveryFinding queries → .limit(5000). Previene timeouts y degradación de memoria ante volúmenes grandes de datos.</w:t>
-      </w:r>
-    </w:p>
-    <w:p>
-      <w:pPr>
-        <w:pStyle w:val="ListBullet"/>
-      </w:pPr>
-      <w:r>
-        <w:rPr>
-          <w:b/>
-        </w:rPr>
-        <w:t xml:space="preserve">Documentación — Discovery: </w:t>
-      </w:r>
-      <w:r>
-        <w:t>Se agregó la sección Discovery &amp; Mapping a CLAUDE.md y a la tabla de endpoints de la API. Se documentó la tabla RBAC por módulo con las reglas canónicas de acceso.</w:t>
-      </w:r>
-    </w:p>
-    <w:p>
-      <w:pPr>
-        <w:pStyle w:val="Heading2"/>
-      </w:pPr>
-      <w:r>
-        <w:t>Cambios de versiones anteriores incorporados</w:t>
-      </w:r>
-    </w:p>
-    <w:p>
-      <w:pPr>
-        <w:pStyle w:val="ListBullet"/>
-      </w:pPr>
-      <w:r>
-        <w:rPr>
-          <w:b/>
-        </w:rPr>
-        <w:t xml:space="preserve">Seguridad — RBAC Brechas: </w:t>
-      </w:r>
-      <w:r>
-        <w:t>PUT /brechas/{id}, DELETE /brechas/{id} y POST /brechas/{id}/evaluar-riesgo bloquean rol 'usuario' global. require_module_enabled('BRECHAS') ahora se aplica también en POST/PUT/DELETE.</w:t>
-      </w:r>
-    </w:p>
-    <w:p>
-      <w:pPr>
-        <w:pStyle w:val="ListBullet"/>
-      </w:pPr>
-      <w:r>
-        <w:rPr>
-          <w:b/>
-        </w:rPr>
-        <w:t xml:space="preserve">Seguridad — RBAC Consentimientos: </w:t>
-      </w:r>
-      <w:r>
-        <w:t>POST /consentimientos/ y POST /consentimientos/{id}/revocar bloquean rol 'usuario' global.</w:t>
-      </w:r>
-    </w:p>
-    <w:p>
-      <w:pPr>
-        <w:pStyle w:val="ListBullet"/>
-      </w:pPr>
-      <w:r>
-        <w:rPr>
-          <w:b/>
-        </w:rPr>
-        <w:t xml:space="preserve">Seguridad — RBAC TKT Notas: </w:t>
-      </w:r>
-      <w:r>
-        <w:t>POST /tkt-solicitud-derecho/{id}/notas bloquea rol 'usuario' global.</w:t>
-      </w:r>
-    </w:p>
-    <w:p>
-      <w:pPr>
-        <w:pStyle w:val="ListBullet"/>
-      </w:pPr>
-      <w:r>
-        <w:rPr>
-          <w:b/>
-        </w:rPr>
-        <w:t xml:space="preserve">Seguridad — IDOR Reglas de Asignación: </w:t>
-      </w:r>
-      <w:r>
-        <w:t>PUT /tkt-reglas-asignacion/{id} validaba acceso a company_id original pero no al company_id destino. Un admin_empresa podía reasignar reglas a empresas de otras compañías. Corregido.</w:t>
-      </w:r>
-    </w:p>
-    <w:p>
-      <w:pPr>
-        <w:pStyle w:val="ListBullet"/>
-      </w:pPr>
-      <w:r>
-        <w:rPr>
-          <w:b/>
-        </w:rPr>
-        <w:t xml:space="preserve">Seguridad — ARCO Público módulo deshabilitado: </w:t>
-      </w:r>
-      <w:r>
-        <w:t>GET /publico/empresas filtraba por ARCO activo solo en memoria sin query eficiente (N+1). POST /publico/ejercer-derechos no verificaba el módulo ARCO. Ambos corregidos.</w:t>
-      </w:r>
-    </w:p>
-    <w:p>
-      <w:pPr>
-        <w:pStyle w:val="ListBullet"/>
-      </w:pPr>
-      <w:r>
-        <w:rPr>
-          <w:b/>
-        </w:rPr>
-        <w:t xml:space="preserve">Seguridad — CSRF token field name: </w:t>
-      </w:r>
-      <w:r>
-        <w:t>getCsrfToken() en frontend/lib/api.ts leía data.csrf_token (indefinido) en vez de data.token. El formulario ARCO público retornaba 403 en cada envío. Corregido.</w:t>
-      </w:r>
-    </w:p>
-    <w:p>
-      <w:pPr>
-        <w:pStyle w:val="ListBullet"/>
-      </w:pPr>
-      <w:r>
-        <w:rPr>
-          <w:b/>
-        </w:rPr>
-        <w:t xml:space="preserve">Datos — _truthy(False): </w:t>
-      </w:r>
-      <w:r>
-        <w:t>rat_calculations._truthy() no manejaba bool explícitamente; False retornaba True. Campos booleanos con default=False (datos_anonimizados, transferencia_nacional) se contaban como completados. Fix: if isinstance(value, bool): return value.</w:t>
-      </w:r>
-    </w:p>
-    <w:p>
-      <w:pPr>
-        <w:pStyle w:val="ListBullet"/>
-      </w:pPr>
-      <w:r>
-        <w:rPr>
-          <w:b/>
-        </w:rPr>
-        <w:t xml:space="preserve">Datos — evidencia_respuesta_hash: </w:t>
-      </w:r>
-      <w:r>
-        <w:t>El hash de integridad ARCO se computaba antes de aplicar respuesta_texto del PATCH entrante. Si el cliente enviaba estado=resuelto + respuesta_texto en un solo PATCH, el hash quedaba sobre cadena vacía. Fix: usar data.respuesta_texto or ticket.respuesta_texto al momento de hashear.</w:t>
-      </w:r>
-    </w:p>
-    <w:p>
-      <w:pPr>
-        <w:pStyle w:val="ListBullet"/>
-      </w:pPr>
-      <w:r>
-        <w:rPr>
-          <w:b/>
-        </w:rPr>
-        <w:t xml:space="preserve">API — GET /eipd/{id} faltante: </w:t>
-      </w:r>
-      <w:r>
-        <w:t>El servicio tenía get_eipd_by_id() pero no existía la ruta GET. Retornaba 405. Agregada con IDOR check.</w:t>
+        <w:t>Total RF documentados: 179 (RF-001 a RF-179) + 22 RNF (RNF-01 a RNF-22). Total HU: 108 (HU-001 a HU-108). Total CU: 87 (CU-001 a CU-087). Total TC: 63 (TC-001 a TC-063). RF con HU: 98%. RF con CU: 96%. RF con TC: 82%.</w:t>
       </w:r>
     </w:p>
     <w:sectPr>
+      <w:headerReference w:type="default" r:id="rId9"/>
+      <w:footerReference w:type="default" r:id="rId10"/>
       <w:pgSz w:w="12240" w:h="15840"/>
-      <w:pgMar w:top="1440" w:right="1800" w:bottom="1440" w:left="1800" w:header="720" w:footer="720" w:gutter="0"/>
+      <w:pgMar w:top="1417" w:right="1134" w:bottom="1417" w:left="1134" w:header="720" w:footer="720" w:gutter="0"/>
       <w:cols w:space="720"/>
+      <w:titlePg/>
       <w:docGrid w:linePitch="360"/>
     </w:sectPr>
   </w:body>
 </w:document>
+</file>
+
+<file path=word/footer1.xml><?xml version="1.0" encoding="utf-8"?>
+<w:ftr xmlns:m="http://schemas.openxmlformats.org/officeDocument/2006/math" xmlns:mc="http://schemas.openxmlformats.org/markup-compatibility/2006" xmlns:mo="http://schemas.microsoft.com/office/mac/office/2008/main" xmlns:mv="urn:schemas-microsoft-com:mac:vml" xmlns:o="urn:schemas-microsoft-com:office:office" xmlns:r="http://schemas.openxmlformats.org/officeDocument/2006/relationships" xmlns:v="urn:schemas-microsoft-com:vml" xmlns:w10="urn:schemas-microsoft-com:office:word" xmlns:w14="http://schemas.microsoft.com/office/word/2010/wordml" xmlns:w="http://schemas.openxmlformats.org/wordprocessingml/2006/main" xmlns:wne="http://schemas.microsoft.com/office/word/2006/wordml" xmlns:wp14="http://schemas.microsoft.com/office/word/2010/wordprocessingDrawing" xmlns:wp="http://schemas.openxmlformats.org/drawingml/2006/wordprocessingDrawing" xmlns:wpc="http://schemas.microsoft.com/office/word/2010/wordprocessingCanvas" xmlns:wpg="http://schemas.microsoft.com/office/word/2010/wordprocessingGroup" xmlns:wpi="http://schemas.microsoft.com/office/word/2010/wordprocessingInk" xmlns:wps="http://schemas.microsoft.com/office/word/2010/wordprocessingShape" mc:Ignorable="w14 wp14">
+  <w:p>
+    <w:pPr>
+      <w:pStyle w:val="Footer"/>
+      <w:jc w:val="center"/>
+    </w:pPr>
+    <w:r/>
+  </w:p>
+  <w:tbl>
+    <w:tblPr>
+      <w:tblW w:type="auto" w:w="0"/>
+      <w:tblLayout w:type="fixed"/>
+      <w:tblLook w:firstColumn="1" w:firstRow="1" w:lastColumn="0" w:lastRow="0" w:noHBand="0" w:noVBand="1" w:val="04A0"/>
+    </w:tblPr>
+    <w:tblGrid>
+      <w:gridCol w:w="3402"/>
+      <w:gridCol w:w="3169"/>
+      <w:gridCol w:w="3402"/>
+    </w:tblGrid>
+    <w:tr>
+      <w:tc>
+        <w:tcPr>
+          <w:tcW w:type="dxa" w:w="3402"/>
+        </w:tcPr>
+        <w:p>
+          <w:pPr>
+            <w:jc w:val="left"/>
+          </w:pPr>
+          <w:r>
+            <w:rPr>
+              <w:color w:val="808080"/>
+              <w:sz w:val="16"/>
+            </w:rPr>
+            <w:t>Custodio RAT Manager · Ley 21.719</w:t>
+          </w:r>
+        </w:p>
+      </w:tc>
+      <w:tc>
+        <w:tcPr>
+          <w:tcW w:type="dxa" w:w="3169"/>
+        </w:tcPr>
+        <w:p>
+          <w:pPr>
+            <w:jc w:val="center"/>
+          </w:pPr>
+          <w:r>
+            <w:rPr>
+              <w:color w:val="808080"/>
+              <w:sz w:val="16"/>
+            </w:rPr>
+            <w:t xml:space="preserve">Página </w:t>
+          </w:r>
+          <w:r>
+            <w:rPr>
+              <w:color w:val="808080"/>
+              <w:sz w:val="16"/>
+            </w:rPr>
+            <w:fldChar w:fldCharType="begin"/>
+            <w:instrText xml:space="preserve">PAGE</w:instrText>
+            <w:fldChar w:fldCharType="separate"/>
+            <w:fldChar w:fldCharType="end"/>
+          </w:r>
+          <w:r>
+            <w:rPr>
+              <w:color w:val="808080"/>
+              <w:sz w:val="16"/>
+            </w:rPr>
+            <w:t xml:space="preserve"> de </w:t>
+          </w:r>
+          <w:r>
+            <w:rPr>
+              <w:color w:val="808080"/>
+              <w:sz w:val="16"/>
+            </w:rPr>
+            <w:fldChar w:fldCharType="begin"/>
+            <w:instrText xml:space="preserve">NUMPAGES</w:instrText>
+            <w:fldChar w:fldCharType="separate"/>
+            <w:fldChar w:fldCharType="end"/>
+          </w:r>
+        </w:p>
+      </w:tc>
+      <w:tc>
+        <w:tcPr>
+          <w:tcW w:type="dxa" w:w="3402"/>
+        </w:tcPr>
+        <w:p>
+          <w:pPr>
+            <w:jc w:val="right"/>
+          </w:pPr>
+          <w:r>
+            <w:rPr>
+              <w:color w:val="808080"/>
+              <w:sz w:val="16"/>
+            </w:rPr>
+            <w:t>Interno — Confidencial  ·  Matriz de Trazabilidad</w:t>
+          </w:r>
+        </w:p>
+      </w:tc>
+    </w:tr>
+  </w:tbl>
+</w:ftr>
+</file>
+
+<file path=word/header1.xml><?xml version="1.0" encoding="utf-8"?>
+<w:hdr xmlns:m="http://schemas.openxmlformats.org/officeDocument/2006/math" xmlns:mc="http://schemas.openxmlformats.org/markup-compatibility/2006" xmlns:mo="http://schemas.microsoft.com/office/mac/office/2008/main" xmlns:mv="urn:schemas-microsoft-com:mac:vml" xmlns:o="urn:schemas-microsoft-com:office:office" xmlns:r="http://schemas.openxmlformats.org/officeDocument/2006/relationships" xmlns:v="urn:schemas-microsoft-com:vml" xmlns:w10="urn:schemas-microsoft-com:office:word" xmlns:w14="http://schemas.microsoft.com/office/word/2010/wordml" xmlns:w="http://schemas.openxmlformats.org/wordprocessingml/2006/main" xmlns:wne="http://schemas.microsoft.com/office/word/2006/wordml" xmlns:wp14="http://schemas.microsoft.com/office/word/2010/wordprocessingDrawing" xmlns:wp="http://schemas.openxmlformats.org/drawingml/2006/wordprocessingDrawing" xmlns:wpc="http://schemas.microsoft.com/office/word/2010/wordprocessingCanvas" xmlns:wpg="http://schemas.microsoft.com/office/word/2010/wordprocessingGroup" xmlns:wpi="http://schemas.microsoft.com/office/word/2010/wordprocessingInk" xmlns:wps="http://schemas.microsoft.com/office/word/2010/wordprocessingShape" mc:Ignorable="w14 wp14">
+  <w:p>
+    <w:pPr>
+      <w:pStyle w:val="Header"/>
+    </w:pPr>
+    <w:r/>
+  </w:p>
+  <w:tbl>
+    <w:tblPr>
+      <w:tblW w:type="auto" w:w="0"/>
+      <w:tblLayout w:type="fixed"/>
+      <w:tblLook w:firstColumn="1" w:firstRow="1" w:lastColumn="0" w:lastRow="0" w:noHBand="0" w:noVBand="1" w:val="04A0"/>
+    </w:tblPr>
+    <w:tblGrid>
+      <w:gridCol w:w="5669"/>
+      <w:gridCol w:w="4303"/>
+    </w:tblGrid>
+    <w:tr>
+      <w:tc>
+        <w:tcPr>
+          <w:tcW w:type="dxa" w:w="5669"/>
+        </w:tcPr>
+        <w:p>
+          <w:pPr>
+            <w:jc w:val="left"/>
+            <w:pBdr>
+              <w:bottom w:val="single" w:sz="6" w:space="1" w:color="1F497D"/>
+            </w:pBdr>
+          </w:pPr>
+          <w:r>
+            <w:rPr>
+              <w:b/>
+              <w:color w:val="1F497D"/>
+              <w:sz w:val="18"/>
+            </w:rPr>
+            <w:t xml:space="preserve">▣  CUSTODIO  </w:t>
+          </w:r>
+          <w:r>
+            <w:rPr>
+              <w:color w:val="404040"/>
+              <w:sz w:val="18"/>
+            </w:rPr>
+            <w:t>·  Matriz de Trazabilidad</w:t>
+          </w:r>
+        </w:p>
+      </w:tc>
+      <w:tc>
+        <w:tcPr>
+          <w:tcW w:type="dxa" w:w="4303"/>
+        </w:tcPr>
+        <w:p>
+          <w:pPr>
+            <w:jc w:val="right"/>
+          </w:pPr>
+          <w:r>
+            <w:rPr>
+              <w:color w:val="808080"/>
+              <w:sz w:val="18"/>
+            </w:rPr>
+            <w:t>v1.7  ·  Junio 2026</w:t>
+          </w:r>
+        </w:p>
+      </w:tc>
+    </w:tr>
+  </w:tbl>
+</w:hdr>
 </file>
 
 <file path=word/numbering.xml><?xml version="1.0" encoding="utf-8"?>
@@ -1284,8 +7272,12 @@
     <w:name w:val="Normal"/>
     <w:qFormat/>
     <w:rsid w:val="00FC693F"/>
+    <w:pPr>
+      <w:spacing w:after="120" w:line="276" w:lineRule="auto"/>
+    </w:pPr>
     <w:rPr>
       <w:rFonts w:ascii="Calibri" w:hAnsi="Calibri"/>
+      <w:color w:val="000000"/>
       <w:sz w:val="22"/>
     </w:rPr>
   </w:style>
@@ -1344,7 +7336,7 @@
     <w:pPr>
       <w:keepNext/>
       <w:keepLines/>
-      <w:spacing w:before="480" w:after="0"/>
+      <w:spacing w:before="360" w:after="120"/>
       <w:outlineLvl w:val="0"/>
     </w:pPr>
     <w:rPr>
@@ -1368,7 +7360,7 @@
     <w:pPr>
       <w:keepNext/>
       <w:keepLines/>
-      <w:spacing w:before="200" w:after="0"/>
+      <w:spacing w:before="240" w:after="80"/>
       <w:outlineLvl w:val="1"/>
     </w:pPr>
     <w:rPr>
@@ -1392,7 +7384,7 @@
     <w:pPr>
       <w:keepNext/>
       <w:keepLines/>
-      <w:spacing w:before="200" w:after="0"/>
+      <w:spacing w:before="160" w:after="40"/>
       <w:outlineLvl w:val="2"/>
     </w:pPr>
     <w:rPr>
@@ -1420,12 +7412,13 @@
       <w:outlineLvl w:val="3"/>
     </w:pPr>
     <w:rPr>
-      <w:rFonts w:asciiTheme="majorHAnsi" w:eastAsiaTheme="majorEastAsia" w:hAnsiTheme="majorHAnsi" w:cstheme="majorBidi"/>
+      <w:rFonts w:asciiTheme="majorHAnsi" w:eastAsiaTheme="majorEastAsia" w:hAnsiTheme="majorHAnsi" w:cstheme="majorBidi" w:ascii="Calibri" w:hAnsi="Calibri"/>
       <w:b/>
       <w:bCs/>
       <w:i/>
       <w:iCs/>
-      <w:color w:val="4F81BD" w:themeColor="accent1"/>
+      <w:color w:val="404040"/>
+      <w:sz w:val="22"/>
     </w:rPr>
   </w:style>
   <w:style w:type="paragraph" w:styleId="Heading5">
